--- a/docs/Diagnostic_Design_Fonctionnalites.docx
+++ b/docs/Diagnostic_Design_Fonctionnalites.docx
@@ -82,7 +82,7 @@
           <w:sz w:val="20"/>
           <w:szCs w:val="20"/>
         </w:rPr>
-        <w:t xml:space="preserve">4 octobre 2026</w:t>
+        <w:t xml:space="preserve">4 octobre 2026 — mis à jour avec la réalisation de la priorité 1</w:t>
       </w:r>
     </w:p>
     <w:p>
@@ -140,7 +140,7 @@
           <w:sz w:val="21"/>
           <w:szCs w:val="21"/>
         </w:rPr>
-        <w:t xml:space="preserve">L'application a été lancée en local avec les données de démonstration (12 projets) et parcourue écran par écran, sur grand écran (1 440 px) et sur téléphone (390 px). Ce parcours, complété par une revue du code de l'interface, fait ressortir 14 constats. Les 10 plus utiles ont été corrigés ; les autres forment la feuille de route (section 5).</w:t>
+        <w:t xml:space="preserve">L'application a été lancée en local avec les données de démonstration (12 projets) et parcourue écran par écran, sur grand écran (1 440 px) et sur téléphone (390 px). Ce parcours, complété par une revue du code de l'interface, fait ressortir 14 constats. Les 10 plus utiles ont été corrigés, puis la priorité 1 de la feuille de route a été réalisée (section 6) ; le reste forme la feuille de route (section 5).</w:t>
       </w:r>
     </w:p>
     <w:tbl>
@@ -730,11 +730,11 @@
                 <w:rFonts w:ascii="Calibri" w:cs="Calibri" w:eastAsia="Calibri" w:hAnsi="Calibri"/>
                 <w:b w:val="false"/>
                 <w:bCs w:val="false"/>
-                <w:color w:val="B45F06"/>
-                <w:sz w:val="18"/>
-                <w:szCs w:val="18"/>
-              </w:rPr>
-              <w:t xml:space="preserve">Démonstration corrigée ; migrations : feuille de route</w:t>
+                <w:color w:val="2E7D32"/>
+                <w:sz w:val="18"/>
+                <w:szCs w:val="18"/>
+              </w:rPr>
+              <w:t xml:space="preserve">Corrigé</w:t>
             </w:r>
           </w:p>
         </w:tc>
@@ -1712,7 +1712,7 @@
                 <w:sz w:val="18"/>
                 <w:szCs w:val="18"/>
               </w:rPr>
-              <w:t xml:space="preserve">Fiche projet : 10 cartes avant les onglets ; formulaires sans composant commun (30 copies du même style de champ).</w:t>
+              <w:t xml:space="preserve">Fiche projet : 10 cartes avant les onglets ; formulaires sans composant commun (30 copies du même style de champ), erreurs non affichées par champ.</w:t>
             </w:r>
           </w:p>
         </w:tc>
@@ -1763,11 +1763,11 @@
                 <w:rFonts w:ascii="Calibri" w:cs="Calibri" w:eastAsia="Calibri" w:hAnsi="Calibri"/>
                 <w:b w:val="false"/>
                 <w:bCs w:val="false"/>
-                <w:color w:val="595959"/>
-                <w:sz w:val="18"/>
-                <w:szCs w:val="18"/>
-              </w:rPr>
-              <w:t xml:space="preserve">Feuille de route</w:t>
+                <w:color w:val="2E7D32"/>
+                <w:sz w:val="18"/>
+                <w:szCs w:val="18"/>
+              </w:rPr>
+              <w:t xml:space="preserve">Corrigé</w:t>
             </w:r>
           </w:p>
         </w:tc>
@@ -1959,7 +1959,7 @@
                 <w:sz w:val="21"/>
                 <w:szCs w:val="21"/>
               </w:rPr>
-              <w:t xml:space="preserve">367 tests automatiques passent (dont 6 nouveaux sur les formats et la recherche), contrôle des types et lint sans erreur, build de production réussi.</w:t>
+              <w:t xml:space="preserve">370 tests automatiques passent (dont 9 nouveaux : formats, recherche, erreurs de formulaire), contrôle des types et lint sans erreur, build de production réussi.</w:t>
             </w:r>
           </w:p>
           <w:p>
@@ -1972,7 +1972,20 @@
                 <w:sz w:val="21"/>
                 <w:szCs w:val="21"/>
               </w:rPr>
-              <w:t xml:space="preserve">Parcours réel dans le navigateur : pages sans erreur, menu mobile opérationnel au clavier (Échap ferme et rend le focus), lien actif signalé, recherche « residence » → 4 dossiers sur 12, tri par score.</w:t>
+              <w:t xml:space="preserve">Parcours réel dans le navigateur : pages sans erreur, menu mobile opérationnel au clavier (Échap ferme et rend le focus), lien actif signalé, recherche « residence » → 4 dossiers sur 12, tri par score ; erreur de saisie affichée sous le champ et reliée à celui-ci.</w:t>
+            </w:r>
+          </w:p>
+          <w:p>
+            <w:pPr>
+              <w:spacing w:after="40" w:line="276"/>
+            </w:pPr>
+            <w:r>
+              <w:rPr>
+                <w:rFonts w:ascii="Calibri" w:cs="Calibri" w:eastAsia="Calibri" w:hAnsi="Calibri"/>
+                <w:sz w:val="21"/>
+                <w:szCs w:val="21"/>
+              </w:rPr>
+              <w:t xml:space="preserve">Migrations : une base vide reconstruite par les seules migrations est identique, élément par élément, à la production et à schema.prisma (741 éléments, même empreinte).</w:t>
             </w:r>
           </w:p>
         </w:tc>
@@ -2920,7 +2933,7 @@
           <w:sz w:val="21"/>
           <w:szCs w:val="21"/>
         </w:rPr>
-        <w:t xml:space="preserve">l'historique ne rejoue pas sur une base vide (la table ProjectEvent n'est créée par aucune migration : les premières tables ont été créées par « db push »). La procédure documentée (prisma db push puis seed) fonctionne ; il reste à créer une migration de référence pour que l'historique soit autonome (feuille de route).</w:t>
+        <w:t xml:space="preserve">l'historique ne rejouait pas sur une base vide (la table ProjectEvent n'était créée par aucune migration : des objets avaient été créés en production par « db push »). Corrigé — voir section 6.1.</w:t>
       </w:r>
     </w:p>
     <w:p>
@@ -2934,6 +2947,19 @@
       </w:pPr>
       <w:r>
         <w:t xml:space="preserve">5. Feuille de route recommandée</w:t>
+      </w:r>
+    </w:p>
+    <w:p>
+      <w:pPr>
+        <w:spacing w:after="120" w:before="0" w:line="276"/>
+      </w:pPr>
+      <w:r>
+        <w:rPr>
+          <w:rFonts w:ascii="Calibri" w:cs="Calibri" w:eastAsia="Calibri" w:hAnsi="Calibri"/>
+          <w:sz w:val="21"/>
+          <w:szCs w:val="21"/>
+        </w:rPr>
+        <w:t xml:space="preserve">La priorité 1 a été réalisée (section 6). Restent :</w:t>
       </w:r>
     </w:p>
     <w:tbl>
@@ -3070,7 +3096,7 @@
                 <w:sz w:val="18"/>
                 <w:szCs w:val="18"/>
               </w:rPr>
-              <w:t xml:space="preserve">1</w:t>
+              <w:t xml:space="preserve">2</w:t>
             </w:r>
           </w:p>
         </w:tc>
@@ -3096,7 +3122,7 @@
                 <w:sz w:val="18"/>
                 <w:szCs w:val="18"/>
               </w:rPr>
-              <w:t xml:space="preserve">Migration de référence (baseline) pour reconstruire une base vierge par les seules migrations.</w:t>
+              <w:t xml:space="preserve">Indicateurs du tableau de bord cliquables vers la liste filtrée (ex. « Scorings à rafraîchir » → /projects?scored=unscored).</w:t>
             </w:r>
           </w:p>
         </w:tc>
@@ -3122,7 +3148,7 @@
                 <w:sz w:val="18"/>
                 <w:szCs w:val="18"/>
               </w:rPr>
-              <w:t xml:space="preserve">Reprise après incident, nouveaux environnements, recette.</w:t>
+              <w:t xml:space="preserve">Passer du constat à l'action en un clic.</w:t>
             </w:r>
           </w:p>
         </w:tc>
@@ -3155,7 +3181,7 @@
                 <w:sz w:val="18"/>
                 <w:szCs w:val="18"/>
               </w:rPr>
-              <w:t xml:space="preserve">1</w:t>
+              <w:t xml:space="preserve">2</w:t>
             </w:r>
           </w:p>
         </w:tc>
@@ -3182,7 +3208,7 @@
                 <w:sz w:val="18"/>
                 <w:szCs w:val="18"/>
               </w:rPr>
-              <w:t xml:space="preserve">Composants de formulaire communs (champ, liste, case) avec libellé, aide et message d'erreur liés.</w:t>
+              <w:t xml:space="preserve">Export CSV / Excel de la liste filtrée.</w:t>
             </w:r>
           </w:p>
         </w:tc>
@@ -3209,7 +3235,7 @@
                 <w:sz w:val="18"/>
                 <w:szCs w:val="18"/>
               </w:rPr>
-              <w:t xml:space="preserve">30 copies du même style ; erreurs aujourd'hui non rattachées aux champs.</w:t>
+              <w:t xml:space="preserve">Reporting ad hoc sans retraitement.</w:t>
             </w:r>
           </w:p>
         </w:tc>
@@ -3241,7 +3267,7 @@
                 <w:sz w:val="18"/>
                 <w:szCs w:val="18"/>
               </w:rPr>
-              <w:t xml:space="preserve">1</w:t>
+              <w:t xml:space="preserve">2</w:t>
             </w:r>
           </w:p>
         </w:tc>
@@ -3267,7 +3293,7 @@
                 <w:sz w:val="18"/>
                 <w:szCs w:val="18"/>
               </w:rPr>
-              <w:t xml:space="preserve">Fiche projet : regrouper les 10 cartes situées avant les onglets (synthèse, comité, GFA, facilités, pièces, risque, circuit) en onglets ou en sections repliables.</w:t>
+              <w:t xml:space="preserve">Notifications : revues périodiques échues, conditions de comité arrivant à expiration, alertes v5 déclenchées.</w:t>
             </w:r>
           </w:p>
         </w:tc>
@@ -3293,7 +3319,7 @@
                 <w:sz w:val="18"/>
                 <w:szCs w:val="18"/>
               </w:rPr>
-              <w:t xml:space="preserve">Lecture du dossier en 10 secondes.</w:t>
+              <w:t xml:space="preserve">Suivi proactif du risque.</w:t>
             </w:r>
           </w:p>
         </w:tc>
@@ -3353,7 +3379,7 @@
                 <w:sz w:val="18"/>
                 <w:szCs w:val="18"/>
               </w:rPr>
-              <w:t xml:space="preserve">Indicateurs du tableau de bord cliquables vers la liste filtrée (ex. « Scorings à rafraîchir » → /projects?scored=unscored).</w:t>
+              <w:t xml:space="preserve">Fenêtres de confirmation intégrées à la place des confirmations du navigateur (suppression de domaine, de critère, de brouillon).</w:t>
             </w:r>
           </w:p>
         </w:tc>
@@ -3380,7 +3406,7 @@
                 <w:sz w:val="18"/>
                 <w:szCs w:val="18"/>
               </w:rPr>
-              <w:t xml:space="preserve">Passer du constat à l'action en un clic.</w:t>
+              <w:t xml:space="preserve">Cohérence et accessibilité.</w:t>
             </w:r>
           </w:p>
         </w:tc>
@@ -3438,7 +3464,7 @@
                 <w:sz w:val="18"/>
                 <w:szCs w:val="18"/>
               </w:rPr>
-              <w:t xml:space="preserve">Export CSV / Excel de la liste filtrée.</w:t>
+              <w:t xml:space="preserve">Étendre les composants de formulaire aux écrans d'administration (constructeur de modèle, référentiels, calibrage) et aux panneaux secondaires.</w:t>
             </w:r>
           </w:p>
         </w:tc>
@@ -3464,7 +3490,7 @@
                 <w:sz w:val="18"/>
                 <w:szCs w:val="18"/>
               </w:rPr>
-              <w:t xml:space="preserve">Reporting ad hoc sans retraitement.</w:t>
+              <w:t xml:space="preserve">Une quinzaine de champs restent au style ancien.</w:t>
             </w:r>
           </w:p>
         </w:tc>
@@ -3497,7 +3523,7 @@
                 <w:sz w:val="18"/>
                 <w:szCs w:val="18"/>
               </w:rPr>
-              <w:t xml:space="preserve">2</w:t>
+              <w:t xml:space="preserve">3</w:t>
             </w:r>
           </w:p>
         </w:tc>
@@ -3524,7 +3550,7 @@
                 <w:sz w:val="18"/>
                 <w:szCs w:val="18"/>
               </w:rPr>
-              <w:t xml:space="preserve">Notifications : revues périodiques échues, conditions de comité arrivant à expiration, alertes v5 déclenchées.</w:t>
+              <w:t xml:space="preserve">Pagination et filtres côté base de données quand le portefeuille dépassera quelques centaines de dossiers.</w:t>
             </w:r>
           </w:p>
         </w:tc>
@@ -3551,7 +3577,7 @@
                 <w:sz w:val="18"/>
                 <w:szCs w:val="18"/>
               </w:rPr>
-              <w:t xml:space="preserve">Suivi proactif du risque.</w:t>
+              <w:t xml:space="preserve">Performance.</w:t>
             </w:r>
           </w:p>
         </w:tc>
@@ -3583,7 +3609,7 @@
                 <w:sz w:val="18"/>
                 <w:szCs w:val="18"/>
               </w:rPr>
-              <w:t xml:space="preserve">2</w:t>
+              <w:t xml:space="preserve">3</w:t>
             </w:r>
           </w:p>
         </w:tc>
@@ -3609,7 +3635,7 @@
                 <w:sz w:val="18"/>
                 <w:szCs w:val="18"/>
               </w:rPr>
-              <w:t xml:space="preserve">Fenêtres de confirmation intégrées à la place des confirmations du navigateur (suppression de domaine, de critère, de brouillon).</w:t>
+              <w:t xml:space="preserve">Mode sombre (les tons sémantiques le rendent possible).</w:t>
             </w:r>
           </w:p>
         </w:tc>
@@ -3635,7 +3661,7 @@
                 <w:sz w:val="18"/>
                 <w:szCs w:val="18"/>
               </w:rPr>
-              <w:t xml:space="preserve">Cohérence et accessibilité.</w:t>
+              <w:t xml:space="preserve">Confort, usage prolongé.</w:t>
             </w:r>
           </w:p>
         </w:tc>
@@ -3695,7 +3721,7 @@
                 <w:sz w:val="18"/>
                 <w:szCs w:val="18"/>
               </w:rPr>
-              <w:t xml:space="preserve">Pagination et filtres côté base de données quand le portefeuille dépassera quelques centaines de dossiers.</w:t>
+              <w:t xml:space="preserve">Tests de bout en bout (Playwright) à partir du banc de captures utilisé pour ce diagnostic.</w:t>
             </w:r>
           </w:p>
         </w:tc>
@@ -3722,183 +3748,509 @@
                 <w:sz w:val="18"/>
                 <w:szCs w:val="18"/>
               </w:rPr>
-              <w:t xml:space="preserve">Performance.</w:t>
-            </w:r>
-          </w:p>
-        </w:tc>
-      </w:tr>
-      <w:tr>
-        <w:trPr>
-          <w:cantSplit/>
-        </w:trPr>
-        <w:tc>
-          <w:tcPr>
-            <w:tcW w:type="dxa" w:w="1000"/>
-            <w:tcMar>
-              <w:top w:type="dxa" w:w="40"/>
-              <w:left w:type="dxa" w:w="80"/>
-              <w:bottom w:type="dxa" w:w="40"/>
-              <w:right w:type="dxa" w:w="80"/>
-            </w:tcMar>
-          </w:tcPr>
-          <w:p>
-            <w:pPr>
-              <w:spacing w:after="0" w:line="240"/>
-              <w:jc w:val="center"/>
-            </w:pPr>
-            <w:r>
-              <w:rPr>
-                <w:rFonts w:ascii="Calibri" w:cs="Calibri" w:eastAsia="Calibri" w:hAnsi="Calibri"/>
-                <w:b/>
-                <w:bCs/>
-                <w:sz w:val="18"/>
-                <w:szCs w:val="18"/>
-              </w:rPr>
-              <w:t xml:space="preserve">3</w:t>
-            </w:r>
-          </w:p>
-        </w:tc>
-        <w:tc>
-          <w:tcPr>
-            <w:tcW w:type="dxa" w:w="4838"/>
-            <w:tcMar>
-              <w:top w:type="dxa" w:w="40"/>
-              <w:left w:type="dxa" w:w="80"/>
-              <w:bottom w:type="dxa" w:w="40"/>
-              <w:right w:type="dxa" w:w="80"/>
-            </w:tcMar>
-          </w:tcPr>
-          <w:p>
-            <w:pPr>
-              <w:spacing w:after="0" w:line="240"/>
-            </w:pPr>
-            <w:r>
-              <w:rPr>
-                <w:rFonts w:ascii="Calibri" w:cs="Calibri" w:eastAsia="Calibri" w:hAnsi="Calibri"/>
-                <w:b w:val="false"/>
-                <w:bCs w:val="false"/>
-                <w:sz w:val="18"/>
-                <w:szCs w:val="18"/>
-              </w:rPr>
-              <w:t xml:space="preserve">Mode sombre (les tons sémantiques le rendent possible).</w:t>
-            </w:r>
-          </w:p>
-        </w:tc>
-        <w:tc>
-          <w:tcPr>
-            <w:tcW w:type="dxa" w:w="3800"/>
-            <w:tcMar>
-              <w:top w:type="dxa" w:w="40"/>
-              <w:left w:type="dxa" w:w="80"/>
-              <w:bottom w:type="dxa" w:w="40"/>
-              <w:right w:type="dxa" w:w="80"/>
-            </w:tcMar>
-          </w:tcPr>
-          <w:p>
-            <w:pPr>
-              <w:spacing w:after="0" w:line="240"/>
-            </w:pPr>
-            <w:r>
-              <w:rPr>
-                <w:rFonts w:ascii="Calibri" w:cs="Calibri" w:eastAsia="Calibri" w:hAnsi="Calibri"/>
-                <w:b w:val="false"/>
-                <w:bCs w:val="false"/>
-                <w:sz w:val="18"/>
-                <w:szCs w:val="18"/>
-              </w:rPr>
-              <w:t xml:space="preserve">Confort, usage prolongé.</w:t>
-            </w:r>
-          </w:p>
-        </w:tc>
-      </w:tr>
-      <w:tr>
-        <w:trPr>
-          <w:cantSplit/>
-        </w:trPr>
-        <w:tc>
-          <w:tcPr>
-            <w:tcW w:type="dxa" w:w="1000"/>
-            <w:shd w:fill="F2F5FB" w:color="auto" w:val="clear"/>
-            <w:tcMar>
-              <w:top w:type="dxa" w:w="40"/>
-              <w:left w:type="dxa" w:w="80"/>
-              <w:bottom w:type="dxa" w:w="40"/>
-              <w:right w:type="dxa" w:w="80"/>
-            </w:tcMar>
-          </w:tcPr>
-          <w:p>
-            <w:pPr>
-              <w:spacing w:after="0" w:line="240"/>
-              <w:jc w:val="center"/>
-            </w:pPr>
-            <w:r>
-              <w:rPr>
-                <w:rFonts w:ascii="Calibri" w:cs="Calibri" w:eastAsia="Calibri" w:hAnsi="Calibri"/>
-                <w:b/>
-                <w:bCs/>
-                <w:sz w:val="18"/>
-                <w:szCs w:val="18"/>
-              </w:rPr>
-              <w:t xml:space="preserve">3</w:t>
-            </w:r>
-          </w:p>
-        </w:tc>
-        <w:tc>
-          <w:tcPr>
-            <w:tcW w:type="dxa" w:w="4838"/>
-            <w:shd w:fill="F2F5FB" w:color="auto" w:val="clear"/>
-            <w:tcMar>
-              <w:top w:type="dxa" w:w="40"/>
-              <w:left w:type="dxa" w:w="80"/>
-              <w:bottom w:type="dxa" w:w="40"/>
-              <w:right w:type="dxa" w:w="80"/>
-            </w:tcMar>
-          </w:tcPr>
-          <w:p>
-            <w:pPr>
-              <w:spacing w:after="0" w:line="240"/>
-            </w:pPr>
-            <w:r>
-              <w:rPr>
-                <w:rFonts w:ascii="Calibri" w:cs="Calibri" w:eastAsia="Calibri" w:hAnsi="Calibri"/>
-                <w:b w:val="false"/>
-                <w:bCs w:val="false"/>
-                <w:sz w:val="18"/>
-                <w:szCs w:val="18"/>
-              </w:rPr>
-              <w:t xml:space="preserve">Tests de bout en bout (Playwright) à partir du banc de captures utilisé pour ce diagnostic.</w:t>
-            </w:r>
-          </w:p>
-        </w:tc>
-        <w:tc>
-          <w:tcPr>
-            <w:tcW w:type="dxa" w:w="3800"/>
-            <w:shd w:fill="F2F5FB" w:color="auto" w:val="clear"/>
-            <w:tcMar>
-              <w:top w:type="dxa" w:w="40"/>
-              <w:left w:type="dxa" w:w="80"/>
-              <w:bottom w:type="dxa" w:w="40"/>
-              <w:right w:type="dxa" w:w="80"/>
-            </w:tcMar>
-          </w:tcPr>
-          <w:p>
-            <w:pPr>
-              <w:spacing w:after="0" w:line="240"/>
-            </w:pPr>
-            <w:r>
-              <w:rPr>
-                <w:rFonts w:ascii="Calibri" w:cs="Calibri" w:eastAsia="Calibri" w:hAnsi="Calibri"/>
-                <w:b w:val="false"/>
-                <w:bCs w:val="false"/>
-                <w:sz w:val="18"/>
-                <w:szCs w:val="18"/>
-              </w:rPr>
               <w:t xml:space="preserve">Non-régression visuelle et fonctionnelle.</w:t>
             </w:r>
           </w:p>
         </w:tc>
       </w:tr>
     </w:tbl>
+    <w:p>
+      <w:r>
+        <w:br w:type="page"/>
+      </w:r>
+    </w:p>
+    <w:p>
+      <w:pPr>
+        <w:pStyle w:val="Heading1"/>
+      </w:pPr>
+      <w:r>
+        <w:t xml:space="preserve">6. Priorité 1 réalisée</w:t>
+      </w:r>
+    </w:p>
+    <w:p>
+      <w:pPr>
+        <w:pStyle w:val="Heading2"/>
+        <w:keepNext/>
+      </w:pPr>
+      <w:r>
+        <w:t xml:space="preserve">6.1 Migrations rejouables sur une base vierge</w:t>
+      </w:r>
+    </w:p>
+    <w:p>
+      <w:pPr>
+        <w:spacing w:after="120" w:before="0" w:line="276"/>
+      </w:pPr>
+      <w:r>
+        <w:rPr>
+          <w:rFonts w:ascii="Calibri" w:cs="Calibri" w:eastAsia="Calibri" w:hAnsi="Calibri"/>
+          <w:sz w:val="21"/>
+          <w:szCs w:val="21"/>
+        </w:rPr>
+        <w:t xml:space="preserve">Constat : entre juin et septembre 2026, trois tables (journal des événements, planning des déblocages, liens entre promoteurs), 23 colonnes, 3 valeurs d'énumération et leurs index et clés étrangères avaient été créés en production par « db push », sans migration. La migration de septembre (v3) les supposait présents : « prisma migrate deploy » échouait sur une base vide.</w:t>
+      </w:r>
+    </w:p>
+    <w:p>
+      <w:pPr>
+        <w:pStyle w:val="ListParagraph"/>
+        <w:numPr>
+          <w:ilvl w:val="0"/>
+          <w:numId w:val="2"/>
+        </w:numPr>
+        <w:spacing w:after="60" w:line="276"/>
+      </w:pPr>
+      <w:r>
+        <w:rPr>
+          <w:rFonts w:ascii="Calibri" w:cs="Calibri" w:eastAsia="Calibri" w:hAnsi="Calibri"/>
+          <w:sz w:val="21"/>
+          <w:szCs w:val="21"/>
+        </w:rPr>
+        <w:t xml:space="preserve">Migration 20260901000000_rattrapage_db_push : recrée ces objets, en SQL idempotent, avant la migration v3. Son contenu est obtenu par comparaison automatique entre l'état produit par les migrations antérieures et le schéma de l'époque. En production, elle est inscrite comme appliquée sans être exécutée (les objets existent).</w:t>
+      </w:r>
+    </w:p>
+    <w:p>
+      <w:pPr>
+        <w:pStyle w:val="ListParagraph"/>
+        <w:numPr>
+          <w:ilvl w:val="0"/>
+          <w:numId w:val="2"/>
+        </w:numPr>
+        <w:spacing w:after="60" w:line="276"/>
+      </w:pPr>
+      <w:r>
+        <w:rPr>
+          <w:rFonts w:ascii="Calibri" w:cs="Calibri" w:eastAsia="Calibri" w:hAnsi="Calibri"/>
+          <w:sz w:val="21"/>
+          <w:szCs w:val="21"/>
+        </w:rPr>
+        <w:t xml:space="preserve">Comparaison de la structure (colonnes, types, valeurs par défaut, contraintes, index, énumérations) entre la base reconstruite et la production : 741 éléments, 7 écarts, tous sur les dérogations comité et les autorisations du projet.</w:t>
+      </w:r>
+    </w:p>
+    <w:p>
+      <w:pPr>
+        <w:pStyle w:val="ListParagraph"/>
+        <w:numPr>
+          <w:ilvl w:val="0"/>
+          <w:numId w:val="2"/>
+        </w:numPr>
+        <w:spacing w:after="60" w:line="276"/>
+      </w:pPr>
+      <w:r>
+        <w:rPr>
+          <w:rFonts w:ascii="Calibri" w:cs="Calibri" w:eastAsia="Calibri" w:hAnsi="Calibri"/>
+          <w:sz w:val="21"/>
+          <w:szCs w:val="21"/>
+        </w:rPr>
+        <w:t xml:space="preserve">Migration 20261004000000_alignement_structure : aligne ces 7 écarts (règles des clés étrangères des dérogations, clé étrangère manquante des autorisations, valeurs par défaut de updatedAt) ; appliquée en production.</w:t>
+      </w:r>
+    </w:p>
+    <w:p>
+      <w:pPr>
+        <w:pStyle w:val="ListParagraph"/>
+        <w:numPr>
+          <w:ilvl w:val="0"/>
+          <w:numId w:val="2"/>
+        </w:numPr>
+        <w:spacing w:after="60" w:line="276"/>
+      </w:pPr>
+      <w:r>
+        <w:rPr>
+          <w:rFonts w:ascii="Calibri" w:cs="Calibri" w:eastAsia="Calibri" w:hAnsi="Calibri"/>
+          <w:sz w:val="21"/>
+          <w:szCs w:val="21"/>
+        </w:rPr>
+        <w:t xml:space="preserve">Résultat : base reconstruite par les migrations = production = schema.prisma (même empreinte sur les 741 éléments ; « prisma migrate diff » vide). Le jeu de démonstration et les jeux SQL s'installent sans erreur sur cette base.</w:t>
+      </w:r>
+    </w:p>
+    <w:p>
+      <w:pPr>
+        <w:pStyle w:val="ListParagraph"/>
+        <w:numPr>
+          <w:ilvl w:val="0"/>
+          <w:numId w:val="2"/>
+        </w:numPr>
+        <w:spacing w:after="60" w:line="276"/>
+      </w:pPr>
+      <w:r>
+        <w:rPr>
+          <w:rFonts w:ascii="Calibri" w:cs="Calibri" w:eastAsia="Calibri" w:hAnsi="Calibri"/>
+          <w:sz w:val="21"/>
+          <w:szCs w:val="21"/>
+        </w:rPr>
+        <w:t xml:space="preserve">Garde-fou : un job de CI rejoue les migrations sur une base PostgreSQL vide, vérifie l'absence d'écart avec schema.prisma et installe le jeu de démonstration, à chaque push. README, guide de déploiement et notice des migrations mis à jour (« migrate deploy » remplace « db push »).</w:t>
+      </w:r>
+    </w:p>
+    <w:p>
+      <w:pPr>
+        <w:pStyle w:val="Heading2"/>
+        <w:keepNext/>
+      </w:pPr>
+      <w:r>
+        <w:t xml:space="preserve">6.2 Composants de formulaire communs</w:t>
+      </w:r>
+    </w:p>
+    <w:p>
+      <w:pPr>
+        <w:pStyle w:val="ListParagraph"/>
+        <w:numPr>
+          <w:ilvl w:val="0"/>
+          <w:numId w:val="2"/>
+        </w:numPr>
+        <w:spacing w:after="60" w:line="276"/>
+      </w:pPr>
+      <w:r>
+        <w:rPr>
+          <w:rFonts w:ascii="Calibri" w:cs="Calibri" w:eastAsia="Calibri" w:hAnsi="Calibri"/>
+          <w:sz w:val="21"/>
+          <w:szCs w:val="21"/>
+        </w:rPr>
+        <w:t xml:space="preserve">components/form.tsx : champ (libellé, aide, erreur reliés au contrôle par for/id, aria-describedby, aria-invalid), zone de texte, liste, case à cocher, groupe de champs (fieldset), message global annoncé aux lecteurs d'écran.</w:t>
+      </w:r>
+    </w:p>
+    <w:p>
+      <w:pPr>
+        <w:pStyle w:val="ListParagraph"/>
+        <w:numPr>
+          <w:ilvl w:val="0"/>
+          <w:numId w:val="2"/>
+        </w:numPr>
+        <w:spacing w:after="60" w:line="276"/>
+      </w:pPr>
+      <w:r>
+        <w:rPr>
+          <w:rFonts w:ascii="Calibri" w:cs="Calibri" w:eastAsia="Calibri" w:hAnsi="Calibri"/>
+          <w:sz w:val="21"/>
+          <w:szCs w:val="21"/>
+        </w:rPr>
+        <w:t xml:space="preserve">Les erreurs de validation renvoyées par le serveur s'affichent désormais sous chaque champ concerné, au lieu d'un message unique « Champs invalides ».</w:t>
+      </w:r>
+    </w:p>
+    <w:p>
+      <w:pPr>
+        <w:pStyle w:val="ListParagraph"/>
+        <w:numPr>
+          <w:ilvl w:val="0"/>
+          <w:numId w:val="2"/>
+        </w:numPr>
+        <w:spacing w:after="60" w:line="276"/>
+      </w:pPr>
+      <w:r>
+        <w:rPr>
+          <w:rFonts w:ascii="Calibri" w:cs="Calibri" w:eastAsia="Calibri" w:hAnsi="Calibri"/>
+          <w:sz w:val="21"/>
+          <w:szCs w:val="21"/>
+        </w:rPr>
+        <w:t xml:space="preserve">Formulaires migrés : projet, promoteur, rapport de visite, décision de comité, équipements exigés (v5) et saisie du scoring.</w:t>
+      </w:r>
+    </w:p>
+    <w:p>
+      <w:pPr>
+        <w:pStyle w:val="ListParagraph"/>
+        <w:numPr>
+          <w:ilvl w:val="0"/>
+          <w:numId w:val="2"/>
+        </w:numPr>
+        <w:spacing w:after="60" w:line="276"/>
+      </w:pPr>
+      <w:r>
+        <w:rPr>
+          <w:rFonts w:ascii="Calibri" w:cs="Calibri" w:eastAsia="Calibri" w:hAnsi="Calibri"/>
+          <w:sz w:val="21"/>
+          <w:szCs w:val="21"/>
+        </w:rPr>
+        <w:t xml:space="preserve">Défaut corrigé au passage : dans les formulaires projet et promoteur, les listes déroulantes étaient recréées à chaque frappe (composants définis dans le rendu) et perdaient le focus clavier. Vérifié dans le navigateur : la liste reste le même élément après saisie et choix.</w:t>
+      </w:r>
+    </w:p>
+    <w:p>
+      <w:pPr>
+        <w:pStyle w:val="ListParagraph"/>
+        <w:numPr>
+          <w:ilvl w:val="0"/>
+          <w:numId w:val="2"/>
+        </w:numPr>
+        <w:spacing w:after="60" w:line="276"/>
+      </w:pPr>
+      <w:r>
+        <w:rPr>
+          <w:rFonts w:ascii="Calibri" w:cs="Calibri" w:eastAsia="Calibri" w:hAnsi="Calibri"/>
+          <w:sz w:val="21"/>
+          <w:szCs w:val="21"/>
+        </w:rPr>
+        <w:t xml:space="preserve">Saisie du scoring : chaque pastille d'étape indique le nombre de champs renseignés (« 5/7 »), passe en vert quand l'étape est complète, et est entourée de rouge en cas d'erreur ; l'enregistrement conduit directement à la première étape à corriger.</w:t>
+      </w:r>
+    </w:p>
+    <w:p>
+      <w:pPr>
+        <w:keepNext/>
+        <w:spacing w:after="40" w:before="60"/>
+        <w:jc w:val="center"/>
+      </w:pPr>
+      <w:r>
+        <w:drawing>
+          <wp:inline distT="0" distB="0" distL="0" distR="0">
+            <wp:extent cx="4476750" cy="1619250"/>
+            <wp:effectExtent t="0" r="0" b="0" l="0"/>
+            <wp:docPr id="1" name="p1_form_error.png" descr="p1_form_error.png" title="p1_form_error.png"/>
+            <wp:cNvGraphicFramePr>
+              <a:graphicFrameLocks xmlns:a="http://schemas.openxmlformats.org/drawingml/2006/main" noChangeAspect="1"/>
+            </wp:cNvGraphicFramePr>
+            <a:graphic xmlns:a="http://schemas.openxmlformats.org/drawingml/2006/main">
+              <a:graphicData uri="http://schemas.openxmlformats.org/drawingml/2006/picture">
+                <pic:pic xmlns:pic="http://schemas.openxmlformats.org/drawingml/2006/picture">
+                  <pic:nvPicPr>
+                    <pic:cNvPr id="0" name="" descr=""/>
+                    <pic:cNvPicPr>
+                      <a:picLocks noChangeAspect="1" noChangeArrowheads="1"/>
+                    </pic:cNvPicPr>
+                  </pic:nvPicPr>
+                  <pic:blipFill>
+                    <a:blip r:embed="rId17" cstate="none"/>
+                    <a:srcRect/>
+                    <a:stretch>
+                      <a:fillRect/>
+                    </a:stretch>
+                  </pic:blipFill>
+                  <pic:spPr bwMode="auto">
+                    <a:xfrm>
+                      <a:off x="0" y="0"/>
+                      <a:ext cx="4476750" cy="1619250"/>
+                    </a:xfrm>
+                    <a:prstGeom prst="rect">
+                      <a:avLst/>
+                    </a:prstGeom>
+                  </pic:spPr>
+                </pic:pic>
+              </a:graphicData>
+            </a:graphic>
+          </wp:inline>
+        </w:drawing>
+      </w:r>
+    </w:p>
+    <w:p>
+      <w:pPr>
+        <w:spacing w:after="160" w:before="0" w:line="276"/>
+        <w:jc w:val="center"/>
+      </w:pPr>
+      <w:r>
+        <w:rPr>
+          <w:rFonts w:ascii="Calibri" w:cs="Calibri" w:eastAsia="Calibri" w:hAnsi="Calibri"/>
+          <w:i/>
+          <w:iCs/>
+          <w:color w:val="595959"/>
+          <w:sz w:val="18"/>
+          <w:szCs w:val="18"/>
+        </w:rPr>
+        <w:t xml:space="preserve">Erreur de validation affichée sous le champ concerné, avec message global</w:t>
+      </w:r>
+    </w:p>
+    <w:p>
+      <w:pPr>
+        <w:keepNext/>
+        <w:spacing w:after="40" w:before="60"/>
+        <w:jc w:val="center"/>
+      </w:pPr>
+      <w:r>
+        <w:drawing>
+          <wp:inline distT="0" distB="0" distL="0" distR="0">
+            <wp:extent cx="4476750" cy="1838325"/>
+            <wp:effectExtent t="0" r="0" b="0" l="0"/>
+            <wp:docPr id="1" name="p1_wizard.png" descr="p1_wizard.png" title="p1_wizard.png"/>
+            <wp:cNvGraphicFramePr>
+              <a:graphicFrameLocks xmlns:a="http://schemas.openxmlformats.org/drawingml/2006/main" noChangeAspect="1"/>
+            </wp:cNvGraphicFramePr>
+            <a:graphic xmlns:a="http://schemas.openxmlformats.org/drawingml/2006/main">
+              <a:graphicData uri="http://schemas.openxmlformats.org/drawingml/2006/picture">
+                <pic:pic xmlns:pic="http://schemas.openxmlformats.org/drawingml/2006/picture">
+                  <pic:nvPicPr>
+                    <pic:cNvPr id="0" name="" descr=""/>
+                    <pic:cNvPicPr>
+                      <a:picLocks noChangeAspect="1" noChangeArrowheads="1"/>
+                    </pic:cNvPicPr>
+                  </pic:nvPicPr>
+                  <pic:blipFill>
+                    <a:blip r:embed="rId18" cstate="none"/>
+                    <a:srcRect/>
+                    <a:stretch>
+                      <a:fillRect/>
+                    </a:stretch>
+                  </pic:blipFill>
+                  <pic:spPr bwMode="auto">
+                    <a:xfrm>
+                      <a:off x="0" y="0"/>
+                      <a:ext cx="4476750" cy="1838325"/>
+                    </a:xfrm>
+                    <a:prstGeom prst="rect">
+                      <a:avLst/>
+                    </a:prstGeom>
+                  </pic:spPr>
+                </pic:pic>
+              </a:graphicData>
+            </a:graphic>
+          </wp:inline>
+        </w:drawing>
+      </w:r>
+    </w:p>
+    <w:p>
+      <w:pPr>
+        <w:spacing w:after="160" w:before="0" w:line="276"/>
+        <w:jc w:val="center"/>
+      </w:pPr>
+      <w:r>
+        <w:rPr>
+          <w:rFonts w:ascii="Calibri" w:cs="Calibri" w:eastAsia="Calibri" w:hAnsi="Calibri"/>
+          <w:i/>
+          <w:iCs/>
+          <w:color w:val="595959"/>
+          <w:sz w:val="18"/>
+          <w:szCs w:val="18"/>
+        </w:rPr>
+        <w:t xml:space="preserve">Saisie du scoring : progression par étape</w:t>
+      </w:r>
+    </w:p>
+    <w:p>
+      <w:pPr>
+        <w:pStyle w:val="Heading2"/>
+        <w:keepNext/>
+      </w:pPr>
+      <w:r>
+        <w:t xml:space="preserve">6.3 Fiche projet regroupée</w:t>
+      </w:r>
+    </w:p>
+    <w:p>
+      <w:pPr>
+        <w:pStyle w:val="ListParagraph"/>
+        <w:numPr>
+          <w:ilvl w:val="0"/>
+          <w:numId w:val="2"/>
+        </w:numPr>
+        <w:spacing w:after="60" w:line="276"/>
+      </w:pPr>
+      <w:r>
+        <w:rPr>
+          <w:rFonts w:ascii="Calibri" w:cs="Calibri" w:eastAsia="Calibri" w:hAnsi="Calibri"/>
+          <w:sz w:val="21"/>
+          <w:szCs w:val="21"/>
+        </w:rPr>
+        <w:t xml:space="preserve">Avant les onglets ne restent que la synthèse (score, classe, provision, étape, fraîcheur, saisie, prochaine action, rappel de la dernière décision de comité) et les deux actions : calcul du score et circuit de décision, côte à côte.</w:t>
+      </w:r>
+    </w:p>
+    <w:p>
+      <w:pPr>
+        <w:pStyle w:val="ListParagraph"/>
+        <w:numPr>
+          <w:ilvl w:val="0"/>
+          <w:numId w:val="2"/>
+        </w:numPr>
+        <w:spacing w:after="60" w:line="276"/>
+      </w:pPr>
+      <w:r>
+        <w:rPr>
+          <w:rFonts w:ascii="Calibri" w:cs="Calibri" w:eastAsia="Calibri" w:hAnsi="Calibri"/>
+          <w:sz w:val="21"/>
+          <w:szCs w:val="21"/>
+        </w:rPr>
+        <w:t xml:space="preserve">Déplacés dans les onglets : décision de comité et historique du circuit (nouvel onglet « Circuit &amp; comité », qui remplace « Audit » ; l'historique y était en double), GFA / VEFA et facilités (« Financement »), pièces jointes (« Identification »), indicateurs PD / LGD / perte attendue (« Risque &amp; provision »).</w:t>
+      </w:r>
+    </w:p>
+    <w:p>
+      <w:pPr>
+        <w:pStyle w:val="ListParagraph"/>
+        <w:numPr>
+          <w:ilvl w:val="0"/>
+          <w:numId w:val="2"/>
+        </w:numPr>
+        <w:spacing w:after="60" w:line="276"/>
+      </w:pPr>
+      <w:r>
+        <w:rPr>
+          <w:rFonts w:ascii="Calibri" w:cs="Calibri" w:eastAsia="Calibri" w:hAnsi="Calibri"/>
+          <w:sz w:val="21"/>
+          <w:szCs w:val="21"/>
+        </w:rPr>
+        <w:t xml:space="preserve">Lien direct vers un onglet (?onglet=circuit, financement, risque…), utilisé par le rappel de la décision de comité.</w:t>
+      </w:r>
+    </w:p>
+    <w:p>
+      <w:pPr>
+        <w:pStyle w:val="ListParagraph"/>
+        <w:numPr>
+          <w:ilvl w:val="0"/>
+          <w:numId w:val="2"/>
+        </w:numPr>
+        <w:spacing w:after="60" w:line="276"/>
+      </w:pPr>
+      <w:r>
+        <w:rPr>
+          <w:rFonts w:ascii="Calibri" w:cs="Calibri" w:eastAsia="Calibri" w:hAnsi="Calibri"/>
+          <w:sz w:val="21"/>
+          <w:szCs w:val="21"/>
+        </w:rPr>
+        <w:t xml:space="preserve">Hauteur de la fiche : 2 067 px → 1 469 px sur grand écran (−29 %), 3 544 px → 2 914 px sur téléphone (−18 %).</w:t>
+      </w:r>
+    </w:p>
+    <w:p>
+      <w:pPr>
+        <w:keepNext/>
+        <w:spacing w:after="40" w:before="60"/>
+        <w:jc w:val="center"/>
+      </w:pPr>
+      <w:r>
+        <w:drawing>
+          <wp:inline distT="0" distB="0" distL="0" distR="0">
+            <wp:extent cx="4476750" cy="3248025"/>
+            <wp:effectExtent t="0" r="0" b="0" l="0"/>
+            <wp:docPr id="1" name="p1_fiche.png" descr="p1_fiche.png" title="p1_fiche.png"/>
+            <wp:cNvGraphicFramePr>
+              <a:graphicFrameLocks xmlns:a="http://schemas.openxmlformats.org/drawingml/2006/main" noChangeAspect="1"/>
+            </wp:cNvGraphicFramePr>
+            <a:graphic xmlns:a="http://schemas.openxmlformats.org/drawingml/2006/main">
+              <a:graphicData uri="http://schemas.openxmlformats.org/drawingml/2006/picture">
+                <pic:pic xmlns:pic="http://schemas.openxmlformats.org/drawingml/2006/picture">
+                  <pic:nvPicPr>
+                    <pic:cNvPr id="0" name="" descr=""/>
+                    <pic:cNvPicPr>
+                      <a:picLocks noChangeAspect="1" noChangeArrowheads="1"/>
+                    </pic:cNvPicPr>
+                  </pic:nvPicPr>
+                  <pic:blipFill>
+                    <a:blip r:embed="rId19" cstate="none"/>
+                    <a:srcRect/>
+                    <a:stretch>
+                      <a:fillRect/>
+                    </a:stretch>
+                  </pic:blipFill>
+                  <pic:spPr bwMode="auto">
+                    <a:xfrm>
+                      <a:off x="0" y="0"/>
+                      <a:ext cx="4476750" cy="3248025"/>
+                    </a:xfrm>
+                    <a:prstGeom prst="rect">
+                      <a:avLst/>
+                    </a:prstGeom>
+                  </pic:spPr>
+                </pic:pic>
+              </a:graphicData>
+            </a:graphic>
+          </wp:inline>
+        </w:drawing>
+      </w:r>
+    </w:p>
+    <w:p>
+      <w:pPr>
+        <w:spacing w:after="160" w:before="0" w:line="276"/>
+        <w:jc w:val="center"/>
+      </w:pPr>
+      <w:r>
+        <w:rPr>
+          <w:rFonts w:ascii="Calibri" w:cs="Calibri" w:eastAsia="Calibri" w:hAnsi="Calibri"/>
+          <w:i/>
+          <w:iCs/>
+          <w:color w:val="595959"/>
+          <w:sz w:val="18"/>
+          <w:szCs w:val="18"/>
+        </w:rPr>
+        <w:t xml:space="preserve">Fiche projet : synthèse, actions côte à côte, puis onglets</w:t>
+      </w:r>
+    </w:p>
     <w:p>
       <w:r>
         <w:br w:type="page"/>
@@ -4623,6 +4975,238 @@
                 <w:szCs w:val="18"/>
               </w:rPr>
               <w:t xml:space="preserve">6 tests.</w:t>
+            </w:r>
+          </w:p>
+        </w:tc>
+      </w:tr>
+      <w:tr>
+        <w:trPr>
+          <w:cantSplit/>
+        </w:trPr>
+        <w:tc>
+          <w:tcPr>
+            <w:tcW w:type="dxa" w:w="3800"/>
+            <w:shd w:fill="F2F5FB" w:color="auto" w:val="clear"/>
+            <w:tcMar>
+              <w:top w:type="dxa" w:w="40"/>
+              <w:left w:type="dxa" w:w="80"/>
+              <w:bottom w:type="dxa" w:w="40"/>
+              <w:right w:type="dxa" w:w="80"/>
+            </w:tcMar>
+          </w:tcPr>
+          <w:p>
+            <w:pPr>
+              <w:spacing w:after="0" w:line="240"/>
+            </w:pPr>
+            <w:r>
+              <w:rPr>
+                <w:rFonts w:ascii="Calibri" w:cs="Calibri" w:eastAsia="Calibri" w:hAnsi="Calibri"/>
+                <w:b w:val="false"/>
+                <w:bCs w:val="false"/>
+                <w:sz w:val="18"/>
+                <w:szCs w:val="18"/>
+              </w:rPr>
+              <w:t xml:space="preserve">prisma/migrations/20260901000000_rattrapage_db_push, 20261004000000_alignement_structure, prisma/schema.prisma, .github/workflows/ci.yml</w:t>
+            </w:r>
+          </w:p>
+        </w:tc>
+        <w:tc>
+          <w:tcPr>
+            <w:tcW w:type="dxa" w:w="5838"/>
+            <w:shd w:fill="F2F5FB" w:color="auto" w:val="clear"/>
+            <w:tcMar>
+              <w:top w:type="dxa" w:w="40"/>
+              <w:left w:type="dxa" w:w="80"/>
+              <w:bottom w:type="dxa" w:w="40"/>
+              <w:right w:type="dxa" w:w="80"/>
+            </w:tcMar>
+          </w:tcPr>
+          <w:p>
+            <w:pPr>
+              <w:spacing w:after="0" w:line="240"/>
+            </w:pPr>
+            <w:r>
+              <w:rPr>
+                <w:rFonts w:ascii="Calibri" w:cs="Calibri" w:eastAsia="Calibri" w:hAnsi="Calibri"/>
+                <w:b w:val="false"/>
+                <w:bCs w:val="false"/>
+                <w:sz w:val="18"/>
+                <w:szCs w:val="18"/>
+              </w:rPr>
+              <w:t xml:space="preserve">Migrations rejouables, structure alignée, contrôle en CI.</w:t>
+            </w:r>
+          </w:p>
+        </w:tc>
+      </w:tr>
+      <w:tr>
+        <w:trPr>
+          <w:cantSplit/>
+        </w:trPr>
+        <w:tc>
+          <w:tcPr>
+            <w:tcW w:type="dxa" w:w="3800"/>
+            <w:tcMar>
+              <w:top w:type="dxa" w:w="40"/>
+              <w:left w:type="dxa" w:w="80"/>
+              <w:bottom w:type="dxa" w:w="40"/>
+              <w:right w:type="dxa" w:w="80"/>
+            </w:tcMar>
+          </w:tcPr>
+          <w:p>
+            <w:pPr>
+              <w:spacing w:after="0" w:line="240"/>
+            </w:pPr>
+            <w:r>
+              <w:rPr>
+                <w:rFonts w:ascii="Calibri" w:cs="Calibri" w:eastAsia="Calibri" w:hAnsi="Calibri"/>
+                <w:b w:val="false"/>
+                <w:bCs w:val="false"/>
+                <w:sz w:val="18"/>
+                <w:szCs w:val="18"/>
+              </w:rPr>
+              <w:t xml:space="preserve">components/form.tsx, tests/formErrors.test.ts</w:t>
+            </w:r>
+          </w:p>
+        </w:tc>
+        <w:tc>
+          <w:tcPr>
+            <w:tcW w:type="dxa" w:w="5838"/>
+            <w:tcMar>
+              <w:top w:type="dxa" w:w="40"/>
+              <w:left w:type="dxa" w:w="80"/>
+              <w:bottom w:type="dxa" w:w="40"/>
+              <w:right w:type="dxa" w:w="80"/>
+            </w:tcMar>
+          </w:tcPr>
+          <w:p>
+            <w:pPr>
+              <w:spacing w:after="0" w:line="240"/>
+            </w:pPr>
+            <w:r>
+              <w:rPr>
+                <w:rFonts w:ascii="Calibri" w:cs="Calibri" w:eastAsia="Calibri" w:hAnsi="Calibri"/>
+                <w:b w:val="false"/>
+                <w:bCs w:val="false"/>
+                <w:sz w:val="18"/>
+                <w:szCs w:val="18"/>
+              </w:rPr>
+              <w:t xml:space="preserve">Composants de formulaire communs ; 3 tests.</w:t>
+            </w:r>
+          </w:p>
+        </w:tc>
+      </w:tr>
+      <w:tr>
+        <w:trPr>
+          <w:cantSplit/>
+        </w:trPr>
+        <w:tc>
+          <w:tcPr>
+            <w:tcW w:type="dxa" w:w="3800"/>
+            <w:shd w:fill="F2F5FB" w:color="auto" w:val="clear"/>
+            <w:tcMar>
+              <w:top w:type="dxa" w:w="40"/>
+              <w:left w:type="dxa" w:w="80"/>
+              <w:bottom w:type="dxa" w:w="40"/>
+              <w:right w:type="dxa" w:w="80"/>
+            </w:tcMar>
+          </w:tcPr>
+          <w:p>
+            <w:pPr>
+              <w:spacing w:after="0" w:line="240"/>
+            </w:pPr>
+            <w:r>
+              <w:rPr>
+                <w:rFonts w:ascii="Calibri" w:cs="Calibri" w:eastAsia="Calibri" w:hAnsi="Calibri"/>
+                <w:b w:val="false"/>
+                <w:bCs w:val="false"/>
+                <w:sz w:val="18"/>
+                <w:szCs w:val="18"/>
+              </w:rPr>
+              <w:t xml:space="preserve">components/ProjectForm, PromoterForm, VisitReportForm, CommitteeDecisionForm, ProgrammeV5Card, ScoringWizard</w:t>
+            </w:r>
+          </w:p>
+        </w:tc>
+        <w:tc>
+          <w:tcPr>
+            <w:tcW w:type="dxa" w:w="5838"/>
+            <w:shd w:fill="F2F5FB" w:color="auto" w:val="clear"/>
+            <w:tcMar>
+              <w:top w:type="dxa" w:w="40"/>
+              <w:left w:type="dxa" w:w="80"/>
+              <w:bottom w:type="dxa" w:w="40"/>
+              <w:right w:type="dxa" w:w="80"/>
+            </w:tcMar>
+          </w:tcPr>
+          <w:p>
+            <w:pPr>
+              <w:spacing w:after="0" w:line="240"/>
+            </w:pPr>
+            <w:r>
+              <w:rPr>
+                <w:rFonts w:ascii="Calibri" w:cs="Calibri" w:eastAsia="Calibri" w:hAnsi="Calibri"/>
+                <w:b w:val="false"/>
+                <w:bCs w:val="false"/>
+                <w:sz w:val="18"/>
+                <w:szCs w:val="18"/>
+              </w:rPr>
+              <w:t xml:space="preserve">Formulaires migrés, erreurs par champ, progression de la saisie.</w:t>
+            </w:r>
+          </w:p>
+        </w:tc>
+      </w:tr>
+      <w:tr>
+        <w:trPr>
+          <w:cantSplit/>
+        </w:trPr>
+        <w:tc>
+          <w:tcPr>
+            <w:tcW w:type="dxa" w:w="3800"/>
+            <w:tcMar>
+              <w:top w:type="dxa" w:w="40"/>
+              <w:left w:type="dxa" w:w="80"/>
+              <w:bottom w:type="dxa" w:w="40"/>
+              <w:right w:type="dxa" w:w="80"/>
+            </w:tcMar>
+          </w:tcPr>
+          <w:p>
+            <w:pPr>
+              <w:spacing w:after="0" w:line="240"/>
+            </w:pPr>
+            <w:r>
+              <w:rPr>
+                <w:rFonts w:ascii="Calibri" w:cs="Calibri" w:eastAsia="Calibri" w:hAnsi="Calibri"/>
+                <w:b w:val="false"/>
+                <w:bCs w:val="false"/>
+                <w:sz w:val="18"/>
+                <w:szCs w:val="18"/>
+              </w:rPr>
+              <w:t xml:space="preserve">app/projects/[id]/page.tsx</w:t>
+            </w:r>
+          </w:p>
+        </w:tc>
+        <w:tc>
+          <w:tcPr>
+            <w:tcW w:type="dxa" w:w="5838"/>
+            <w:tcMar>
+              <w:top w:type="dxa" w:w="40"/>
+              <w:left w:type="dxa" w:w="80"/>
+              <w:bottom w:type="dxa" w:w="40"/>
+              <w:right w:type="dxa" w:w="80"/>
+            </w:tcMar>
+          </w:tcPr>
+          <w:p>
+            <w:pPr>
+              <w:spacing w:after="0" w:line="240"/>
+            </w:pPr>
+            <w:r>
+              <w:rPr>
+                <w:rFonts w:ascii="Calibri" w:cs="Calibri" w:eastAsia="Calibri" w:hAnsi="Calibri"/>
+                <w:b w:val="false"/>
+                <w:bCs w:val="false"/>
+                <w:sz w:val="18"/>
+                <w:szCs w:val="18"/>
+              </w:rPr>
+              <w:t xml:space="preserve">Fiche regroupée en onglets ; lien direct vers un onglet.</w:t>
             </w:r>
           </w:p>
         </w:tc>

--- a/docs/Diagnostic_Design_Fonctionnalites.docx
+++ b/docs/Diagnostic_Design_Fonctionnalites.docx
@@ -82,7 +82,7 @@
           <w:sz w:val="20"/>
           <w:szCs w:val="20"/>
         </w:rPr>
-        <w:t xml:space="preserve">4 octobre 2026 — mis à jour avec la réalisation de la priorité 1</w:t>
+        <w:t xml:space="preserve">4 octobre 2026 — mis à jour avec la réalisation des priorités 1 et 2</w:t>
       </w:r>
     </w:p>
     <w:p>
@@ -140,7 +140,7 @@
           <w:sz w:val="21"/>
           <w:szCs w:val="21"/>
         </w:rPr>
-        <w:t xml:space="preserve">L'application a été lancée en local avec les données de démonstration (12 projets) et parcourue écran par écran, sur grand écran (1 440 px) et sur téléphone (390 px). Ce parcours, complété par une revue du code de l'interface, fait ressortir 14 constats. Les 10 plus utiles ont été corrigés, puis la priorité 1 de la feuille de route a été réalisée (section 6) ; le reste forme la feuille de route (section 5).</w:t>
+        <w:t xml:space="preserve">L'application a été lancée en local avec les données de démonstration (12 projets) et parcourue écran par écran, sur grand écran (1 440 px) et sur téléphone (390 px). Ce parcours, complété par une revue du code de l'interface, fait ressortir 14 constats. Les 10 plus utiles ont été corrigés, puis les priorités 1 et 2 de la feuille de route ont été réalisées (sections 6 et 7) ; la priorité 3 reste à faire (section 5).</w:t>
       </w:r>
     </w:p>
     <w:tbl>
@@ -1880,11 +1880,11 @@
                 <w:rFonts w:ascii="Calibri" w:cs="Calibri" w:eastAsia="Calibri" w:hAnsi="Calibri"/>
                 <w:b w:val="false"/>
                 <w:bCs w:val="false"/>
-                <w:color w:val="595959"/>
-                <w:sz w:val="18"/>
-                <w:szCs w:val="18"/>
-              </w:rPr>
-              <w:t xml:space="preserve">Feuille de route</w:t>
+                <w:color w:val="B45F06"/>
+                <w:sz w:val="18"/>
+                <w:szCs w:val="18"/>
+              </w:rPr>
+              <w:t xml:space="preserve">Export et notifications : corrigé ; pagination : priorité 3</w:t>
             </w:r>
           </w:p>
         </w:tc>
@@ -1959,7 +1959,7 @@
                 <w:sz w:val="21"/>
                 <w:szCs w:val="21"/>
               </w:rPr>
-              <w:t xml:space="preserve">370 tests automatiques passent (dont 9 nouveaux : formats, recherche, erreurs de formulaire), contrôle des types et lint sans erreur, build de production réussi.</w:t>
+              <w:t xml:space="preserve">380 tests automatiques passent (dont 19 nouveaux : formats, recherche et export, erreurs de formulaire, notifications, conventions d'interface), contrôle des types et lint sans erreur, build de production réussi.</w:t>
             </w:r>
           </w:p>
           <w:p>
@@ -2959,7 +2959,7 @@
           <w:sz w:val="21"/>
           <w:szCs w:val="21"/>
         </w:rPr>
-        <w:t xml:space="preserve">La priorité 1 a été réalisée (section 6). Restent :</w:t>
+        <w:t xml:space="preserve">Les priorités 1 et 2 ont été réalisées (sections 6 et 7). Reste la priorité 3 :</w:t>
       </w:r>
     </w:p>
     <w:tbl>
@@ -3096,7 +3096,7 @@
                 <w:sz w:val="18"/>
                 <w:szCs w:val="18"/>
               </w:rPr>
-              <w:t xml:space="preserve">2</w:t>
+              <w:t xml:space="preserve">3</w:t>
             </w:r>
           </w:p>
         </w:tc>
@@ -3122,7 +3122,7 @@
                 <w:sz w:val="18"/>
                 <w:szCs w:val="18"/>
               </w:rPr>
-              <w:t xml:space="preserve">Indicateurs du tableau de bord cliquables vers la liste filtrée (ex. « Scorings à rafraîchir » → /projects?scored=unscored).</w:t>
+              <w:t xml:space="preserve">Pagination et filtres côté base de données quand le portefeuille dépassera quelques centaines de dossiers (aujourd'hui, la liste est filtrée en mémoire).</w:t>
             </w:r>
           </w:p>
         </w:tc>
@@ -3148,7 +3148,7 @@
                 <w:sz w:val="18"/>
                 <w:szCs w:val="18"/>
               </w:rPr>
-              <w:t xml:space="preserve">Passer du constat à l'action en un clic.</w:t>
+              <w:t xml:space="preserve">Performance.</w:t>
             </w:r>
           </w:p>
         </w:tc>
@@ -3181,7 +3181,7 @@
                 <w:sz w:val="18"/>
                 <w:szCs w:val="18"/>
               </w:rPr>
-              <w:t xml:space="preserve">2</w:t>
+              <w:t xml:space="preserve">3</w:t>
             </w:r>
           </w:p>
         </w:tc>
@@ -3208,7 +3208,7 @@
                 <w:sz w:val="18"/>
                 <w:szCs w:val="18"/>
               </w:rPr>
-              <w:t xml:space="preserve">Export CSV / Excel de la liste filtrée.</w:t>
+              <w:t xml:space="preserve">Mode sombre (les tons sémantiques et les styles de champ centralisés le rendent possible).</w:t>
             </w:r>
           </w:p>
         </w:tc>
@@ -3235,7 +3235,7 @@
                 <w:sz w:val="18"/>
                 <w:szCs w:val="18"/>
               </w:rPr>
-              <w:t xml:space="preserve">Reporting ad hoc sans retraitement.</w:t>
+              <w:t xml:space="preserve">Confort, usage prolongé.</w:t>
             </w:r>
           </w:p>
         </w:tc>
@@ -3267,7 +3267,7 @@
                 <w:sz w:val="18"/>
                 <w:szCs w:val="18"/>
               </w:rPr>
-              <w:t xml:space="preserve">2</w:t>
+              <w:t xml:space="preserve">3</w:t>
             </w:r>
           </w:p>
         </w:tc>
@@ -3293,7 +3293,7 @@
                 <w:sz w:val="18"/>
                 <w:szCs w:val="18"/>
               </w:rPr>
-              <w:t xml:space="preserve">Notifications : revues périodiques échues, conditions de comité arrivant à expiration, alertes v5 déclenchées.</w:t>
+              <w:t xml:space="preserve">Tests de bout en bout (Playwright) à partir du banc de captures utilisé pour ce diagnostic.</w:t>
             </w:r>
           </w:p>
         </w:tc>
@@ -3319,7 +3319,7 @@
                 <w:sz w:val="18"/>
                 <w:szCs w:val="18"/>
               </w:rPr>
-              <w:t xml:space="preserve">Suivi proactif du risque.</w:t>
+              <w:t xml:space="preserve">Non-régression visuelle et fonctionnelle.</w:t>
             </w:r>
           </w:p>
         </w:tc>
@@ -3352,7 +3352,7 @@
                 <w:sz w:val="18"/>
                 <w:szCs w:val="18"/>
               </w:rPr>
-              <w:t xml:space="preserve">2</w:t>
+              <w:t xml:space="preserve">3</w:t>
             </w:r>
           </w:p>
         </w:tc>
@@ -3379,7 +3379,7 @@
                 <w:sz w:val="18"/>
                 <w:szCs w:val="18"/>
               </w:rPr>
-              <w:t xml:space="preserve">Fenêtres de confirmation intégrées à la place des confirmations du navigateur (suppression de domaine, de critère, de brouillon).</w:t>
+              <w:t xml:space="preserve">Envoi des alertes par e-mail (résumé hebdomadaire par chargé d'affaires).</w:t>
             </w:r>
           </w:p>
         </w:tc>
@@ -3406,349 +3406,7 @@
                 <w:sz w:val="18"/>
                 <w:szCs w:val="18"/>
               </w:rPr>
-              <w:t xml:space="preserve">Cohérence et accessibilité.</w:t>
-            </w:r>
-          </w:p>
-        </w:tc>
-      </w:tr>
-      <w:tr>
-        <w:trPr>
-          <w:cantSplit/>
-        </w:trPr>
-        <w:tc>
-          <w:tcPr>
-            <w:tcW w:type="dxa" w:w="1000"/>
-            <w:tcMar>
-              <w:top w:type="dxa" w:w="40"/>
-              <w:left w:type="dxa" w:w="80"/>
-              <w:bottom w:type="dxa" w:w="40"/>
-              <w:right w:type="dxa" w:w="80"/>
-            </w:tcMar>
-          </w:tcPr>
-          <w:p>
-            <w:pPr>
-              <w:spacing w:after="0" w:line="240"/>
-              <w:jc w:val="center"/>
-            </w:pPr>
-            <w:r>
-              <w:rPr>
-                <w:rFonts w:ascii="Calibri" w:cs="Calibri" w:eastAsia="Calibri" w:hAnsi="Calibri"/>
-                <w:b/>
-                <w:bCs/>
-                <w:sz w:val="18"/>
-                <w:szCs w:val="18"/>
-              </w:rPr>
-              <w:t xml:space="preserve">2</w:t>
-            </w:r>
-          </w:p>
-        </w:tc>
-        <w:tc>
-          <w:tcPr>
-            <w:tcW w:type="dxa" w:w="4838"/>
-            <w:tcMar>
-              <w:top w:type="dxa" w:w="40"/>
-              <w:left w:type="dxa" w:w="80"/>
-              <w:bottom w:type="dxa" w:w="40"/>
-              <w:right w:type="dxa" w:w="80"/>
-            </w:tcMar>
-          </w:tcPr>
-          <w:p>
-            <w:pPr>
-              <w:spacing w:after="0" w:line="240"/>
-            </w:pPr>
-            <w:r>
-              <w:rPr>
-                <w:rFonts w:ascii="Calibri" w:cs="Calibri" w:eastAsia="Calibri" w:hAnsi="Calibri"/>
-                <w:b w:val="false"/>
-                <w:bCs w:val="false"/>
-                <w:sz w:val="18"/>
-                <w:szCs w:val="18"/>
-              </w:rPr>
-              <w:t xml:space="preserve">Étendre les composants de formulaire aux écrans d'administration (constructeur de modèle, référentiels, calibrage) et aux panneaux secondaires.</w:t>
-            </w:r>
-          </w:p>
-        </w:tc>
-        <w:tc>
-          <w:tcPr>
-            <w:tcW w:type="dxa" w:w="3800"/>
-            <w:tcMar>
-              <w:top w:type="dxa" w:w="40"/>
-              <w:left w:type="dxa" w:w="80"/>
-              <w:bottom w:type="dxa" w:w="40"/>
-              <w:right w:type="dxa" w:w="80"/>
-            </w:tcMar>
-          </w:tcPr>
-          <w:p>
-            <w:pPr>
-              <w:spacing w:after="0" w:line="240"/>
-            </w:pPr>
-            <w:r>
-              <w:rPr>
-                <w:rFonts w:ascii="Calibri" w:cs="Calibri" w:eastAsia="Calibri" w:hAnsi="Calibri"/>
-                <w:b w:val="false"/>
-                <w:bCs w:val="false"/>
-                <w:sz w:val="18"/>
-                <w:szCs w:val="18"/>
-              </w:rPr>
-              <w:t xml:space="preserve">Une quinzaine de champs restent au style ancien.</w:t>
-            </w:r>
-          </w:p>
-        </w:tc>
-      </w:tr>
-      <w:tr>
-        <w:trPr>
-          <w:cantSplit/>
-        </w:trPr>
-        <w:tc>
-          <w:tcPr>
-            <w:tcW w:type="dxa" w:w="1000"/>
-            <w:shd w:fill="F2F5FB" w:color="auto" w:val="clear"/>
-            <w:tcMar>
-              <w:top w:type="dxa" w:w="40"/>
-              <w:left w:type="dxa" w:w="80"/>
-              <w:bottom w:type="dxa" w:w="40"/>
-              <w:right w:type="dxa" w:w="80"/>
-            </w:tcMar>
-          </w:tcPr>
-          <w:p>
-            <w:pPr>
-              <w:spacing w:after="0" w:line="240"/>
-              <w:jc w:val="center"/>
-            </w:pPr>
-            <w:r>
-              <w:rPr>
-                <w:rFonts w:ascii="Calibri" w:cs="Calibri" w:eastAsia="Calibri" w:hAnsi="Calibri"/>
-                <w:b/>
-                <w:bCs/>
-                <w:sz w:val="18"/>
-                <w:szCs w:val="18"/>
-              </w:rPr>
-              <w:t xml:space="preserve">3</w:t>
-            </w:r>
-          </w:p>
-        </w:tc>
-        <w:tc>
-          <w:tcPr>
-            <w:tcW w:type="dxa" w:w="4838"/>
-            <w:shd w:fill="F2F5FB" w:color="auto" w:val="clear"/>
-            <w:tcMar>
-              <w:top w:type="dxa" w:w="40"/>
-              <w:left w:type="dxa" w:w="80"/>
-              <w:bottom w:type="dxa" w:w="40"/>
-              <w:right w:type="dxa" w:w="80"/>
-            </w:tcMar>
-          </w:tcPr>
-          <w:p>
-            <w:pPr>
-              <w:spacing w:after="0" w:line="240"/>
-            </w:pPr>
-            <w:r>
-              <w:rPr>
-                <w:rFonts w:ascii="Calibri" w:cs="Calibri" w:eastAsia="Calibri" w:hAnsi="Calibri"/>
-                <w:b w:val="false"/>
-                <w:bCs w:val="false"/>
-                <w:sz w:val="18"/>
-                <w:szCs w:val="18"/>
-              </w:rPr>
-              <w:t xml:space="preserve">Pagination et filtres côté base de données quand le portefeuille dépassera quelques centaines de dossiers.</w:t>
-            </w:r>
-          </w:p>
-        </w:tc>
-        <w:tc>
-          <w:tcPr>
-            <w:tcW w:type="dxa" w:w="3800"/>
-            <w:shd w:fill="F2F5FB" w:color="auto" w:val="clear"/>
-            <w:tcMar>
-              <w:top w:type="dxa" w:w="40"/>
-              <w:left w:type="dxa" w:w="80"/>
-              <w:bottom w:type="dxa" w:w="40"/>
-              <w:right w:type="dxa" w:w="80"/>
-            </w:tcMar>
-          </w:tcPr>
-          <w:p>
-            <w:pPr>
-              <w:spacing w:after="0" w:line="240"/>
-            </w:pPr>
-            <w:r>
-              <w:rPr>
-                <w:rFonts w:ascii="Calibri" w:cs="Calibri" w:eastAsia="Calibri" w:hAnsi="Calibri"/>
-                <w:b w:val="false"/>
-                <w:bCs w:val="false"/>
-                <w:sz w:val="18"/>
-                <w:szCs w:val="18"/>
-              </w:rPr>
-              <w:t xml:space="preserve">Performance.</w:t>
-            </w:r>
-          </w:p>
-        </w:tc>
-      </w:tr>
-      <w:tr>
-        <w:trPr>
-          <w:cantSplit/>
-        </w:trPr>
-        <w:tc>
-          <w:tcPr>
-            <w:tcW w:type="dxa" w:w="1000"/>
-            <w:tcMar>
-              <w:top w:type="dxa" w:w="40"/>
-              <w:left w:type="dxa" w:w="80"/>
-              <w:bottom w:type="dxa" w:w="40"/>
-              <w:right w:type="dxa" w:w="80"/>
-            </w:tcMar>
-          </w:tcPr>
-          <w:p>
-            <w:pPr>
-              <w:spacing w:after="0" w:line="240"/>
-              <w:jc w:val="center"/>
-            </w:pPr>
-            <w:r>
-              <w:rPr>
-                <w:rFonts w:ascii="Calibri" w:cs="Calibri" w:eastAsia="Calibri" w:hAnsi="Calibri"/>
-                <w:b/>
-                <w:bCs/>
-                <w:sz w:val="18"/>
-                <w:szCs w:val="18"/>
-              </w:rPr>
-              <w:t xml:space="preserve">3</w:t>
-            </w:r>
-          </w:p>
-        </w:tc>
-        <w:tc>
-          <w:tcPr>
-            <w:tcW w:type="dxa" w:w="4838"/>
-            <w:tcMar>
-              <w:top w:type="dxa" w:w="40"/>
-              <w:left w:type="dxa" w:w="80"/>
-              <w:bottom w:type="dxa" w:w="40"/>
-              <w:right w:type="dxa" w:w="80"/>
-            </w:tcMar>
-          </w:tcPr>
-          <w:p>
-            <w:pPr>
-              <w:spacing w:after="0" w:line="240"/>
-            </w:pPr>
-            <w:r>
-              <w:rPr>
-                <w:rFonts w:ascii="Calibri" w:cs="Calibri" w:eastAsia="Calibri" w:hAnsi="Calibri"/>
-                <w:b w:val="false"/>
-                <w:bCs w:val="false"/>
-                <w:sz w:val="18"/>
-                <w:szCs w:val="18"/>
-              </w:rPr>
-              <w:t xml:space="preserve">Mode sombre (les tons sémantiques le rendent possible).</w:t>
-            </w:r>
-          </w:p>
-        </w:tc>
-        <w:tc>
-          <w:tcPr>
-            <w:tcW w:type="dxa" w:w="3800"/>
-            <w:tcMar>
-              <w:top w:type="dxa" w:w="40"/>
-              <w:left w:type="dxa" w:w="80"/>
-              <w:bottom w:type="dxa" w:w="40"/>
-              <w:right w:type="dxa" w:w="80"/>
-            </w:tcMar>
-          </w:tcPr>
-          <w:p>
-            <w:pPr>
-              <w:spacing w:after="0" w:line="240"/>
-            </w:pPr>
-            <w:r>
-              <w:rPr>
-                <w:rFonts w:ascii="Calibri" w:cs="Calibri" w:eastAsia="Calibri" w:hAnsi="Calibri"/>
-                <w:b w:val="false"/>
-                <w:bCs w:val="false"/>
-                <w:sz w:val="18"/>
-                <w:szCs w:val="18"/>
-              </w:rPr>
-              <w:t xml:space="preserve">Confort, usage prolongé.</w:t>
-            </w:r>
-          </w:p>
-        </w:tc>
-      </w:tr>
-      <w:tr>
-        <w:trPr>
-          <w:cantSplit/>
-        </w:trPr>
-        <w:tc>
-          <w:tcPr>
-            <w:tcW w:type="dxa" w:w="1000"/>
-            <w:shd w:fill="F2F5FB" w:color="auto" w:val="clear"/>
-            <w:tcMar>
-              <w:top w:type="dxa" w:w="40"/>
-              <w:left w:type="dxa" w:w="80"/>
-              <w:bottom w:type="dxa" w:w="40"/>
-              <w:right w:type="dxa" w:w="80"/>
-            </w:tcMar>
-          </w:tcPr>
-          <w:p>
-            <w:pPr>
-              <w:spacing w:after="0" w:line="240"/>
-              <w:jc w:val="center"/>
-            </w:pPr>
-            <w:r>
-              <w:rPr>
-                <w:rFonts w:ascii="Calibri" w:cs="Calibri" w:eastAsia="Calibri" w:hAnsi="Calibri"/>
-                <w:b/>
-                <w:bCs/>
-                <w:sz w:val="18"/>
-                <w:szCs w:val="18"/>
-              </w:rPr>
-              <w:t xml:space="preserve">3</w:t>
-            </w:r>
-          </w:p>
-        </w:tc>
-        <w:tc>
-          <w:tcPr>
-            <w:tcW w:type="dxa" w:w="4838"/>
-            <w:shd w:fill="F2F5FB" w:color="auto" w:val="clear"/>
-            <w:tcMar>
-              <w:top w:type="dxa" w:w="40"/>
-              <w:left w:type="dxa" w:w="80"/>
-              <w:bottom w:type="dxa" w:w="40"/>
-              <w:right w:type="dxa" w:w="80"/>
-            </w:tcMar>
-          </w:tcPr>
-          <w:p>
-            <w:pPr>
-              <w:spacing w:after="0" w:line="240"/>
-            </w:pPr>
-            <w:r>
-              <w:rPr>
-                <w:rFonts w:ascii="Calibri" w:cs="Calibri" w:eastAsia="Calibri" w:hAnsi="Calibri"/>
-                <w:b w:val="false"/>
-                <w:bCs w:val="false"/>
-                <w:sz w:val="18"/>
-                <w:szCs w:val="18"/>
-              </w:rPr>
-              <w:t xml:space="preserve">Tests de bout en bout (Playwright) à partir du banc de captures utilisé pour ce diagnostic.</w:t>
-            </w:r>
-          </w:p>
-        </w:tc>
-        <w:tc>
-          <w:tcPr>
-            <w:tcW w:type="dxa" w:w="3800"/>
-            <w:shd w:fill="F2F5FB" w:color="auto" w:val="clear"/>
-            <w:tcMar>
-              <w:top w:type="dxa" w:w="40"/>
-              <w:left w:type="dxa" w:w="80"/>
-              <w:bottom w:type="dxa" w:w="40"/>
-              <w:right w:type="dxa" w:w="80"/>
-            </w:tcMar>
-          </w:tcPr>
-          <w:p>
-            <w:pPr>
-              <w:spacing w:after="0" w:line="240"/>
-            </w:pPr>
-            <w:r>
-              <w:rPr>
-                <w:rFonts w:ascii="Calibri" w:cs="Calibri" w:eastAsia="Calibri" w:hAnsi="Calibri"/>
-                <w:b w:val="false"/>
-                <w:bCs w:val="false"/>
-                <w:sz w:val="18"/>
-                <w:szCs w:val="18"/>
-              </w:rPr>
-              <w:t xml:space="preserve">Non-régression visuelle et fonctionnelle.</w:t>
+              <w:t xml:space="preserve">Les alertes sont aujourd'hui consultées dans l'application.</w:t>
             </w:r>
           </w:p>
         </w:tc>
@@ -4261,6 +3919,590 @@
         <w:pStyle w:val="Heading1"/>
       </w:pPr>
       <w:r>
+        <w:t xml:space="preserve">7. Priorité 2 réalisée</w:t>
+      </w:r>
+    </w:p>
+    <w:p>
+      <w:pPr>
+        <w:pStyle w:val="Heading2"/>
+        <w:keepNext/>
+      </w:pPr>
+      <w:r>
+        <w:t xml:space="preserve">7.1 Indicateurs du tableau de bord cliquables</w:t>
+      </w:r>
+    </w:p>
+    <w:p>
+      <w:pPr>
+        <w:pStyle w:val="ListParagraph"/>
+        <w:numPr>
+          <w:ilvl w:val="0"/>
+          <w:numId w:val="2"/>
+        </w:numPr>
+        <w:spacing w:after="60" w:line="276"/>
+      </w:pPr>
+      <w:r>
+        <w:rPr>
+          <w:rFonts w:ascii="Calibri" w:cs="Calibri" w:eastAsia="Calibri" w:hAnsi="Calibri"/>
+          <w:sz w:val="21"/>
+          <w:szCs w:val="21"/>
+        </w:rPr>
+        <w:t xml:space="preserve">Chaque indicateur ouvre la liste correspondante : projets suivis → liste ; exposition → liste triée par crédit ; scorings à rafraîchir → liste filtrée « À rafraîchir » (nouveau filtre) ; provisions et couverture → vue risque ; côté réseau, mes dossiers et dossiers en attente → file de travail.</w:t>
+      </w:r>
+    </w:p>
+    <w:p>
+      <w:pPr>
+        <w:pStyle w:val="ListParagraph"/>
+        <w:numPr>
+          <w:ilvl w:val="0"/>
+          <w:numId w:val="2"/>
+        </w:numPr>
+        <w:spacing w:after="60" w:line="276"/>
+      </w:pPr>
+      <w:r>
+        <w:rPr>
+          <w:rFonts w:ascii="Calibri" w:cs="Calibri" w:eastAsia="Calibri" w:hAnsi="Calibri"/>
+          <w:sz w:val="21"/>
+          <w:szCs w:val="21"/>
+        </w:rPr>
+        <w:t xml:space="preserve">Les lignes « Décisions de scoring » ouvrent la liste filtrée par décision ; les barres du graphique par classe BKAM, et des pastilles accessibles au clavier, ouvrent la liste filtrée par classe.</w:t>
+      </w:r>
+    </w:p>
+    <w:p>
+      <w:pPr>
+        <w:pStyle w:val="Heading2"/>
+        <w:keepNext/>
+      </w:pPr>
+      <w:r>
+        <w:t xml:space="preserve">7.2 Export de la liste filtrée</w:t>
+      </w:r>
+    </w:p>
+    <w:p>
+      <w:pPr>
+        <w:pStyle w:val="ListParagraph"/>
+        <w:numPr>
+          <w:ilvl w:val="0"/>
+          <w:numId w:val="2"/>
+        </w:numPr>
+        <w:spacing w:after="60" w:line="276"/>
+      </w:pPr>
+      <w:r>
+        <w:rPr>
+          <w:rFonts w:ascii="Calibri" w:cs="Calibri" w:eastAsia="Calibri" w:hAnsi="Calibri"/>
+          <w:sz w:val="21"/>
+          <w:szCs w:val="21"/>
+        </w:rPr>
+        <w:t xml:space="preserve">Boutons « Exporter · Excel » et « CSV » sur la liste des projets (profil autorisé à exporter) : le fichier reprend exactement les lignes affichées, avec les mêmes filtres et le même tri (la page et l'export partagent le même chargement).</w:t>
+      </w:r>
+    </w:p>
+    <w:p>
+      <w:pPr>
+        <w:pStyle w:val="ListParagraph"/>
+        <w:numPr>
+          <w:ilvl w:val="0"/>
+          <w:numId w:val="2"/>
+        </w:numPr>
+        <w:spacing w:after="60" w:line="276"/>
+      </w:pPr>
+      <w:r>
+        <w:rPr>
+          <w:rFonts w:ascii="Calibri" w:cs="Calibri" w:eastAsia="Calibri" w:hAnsi="Calibri"/>
+          <w:sz w:val="21"/>
+          <w:szCs w:val="21"/>
+        </w:rPr>
+        <w:t xml:space="preserve">Excel : filtre automatique, formats numériques (montants, scores) ; CSV : séparateur « ; » et encodage lisible par Excel. Chaque export est journalisé.</w:t>
+      </w:r>
+    </w:p>
+    <w:p>
+      <w:pPr>
+        <w:pStyle w:val="ListParagraph"/>
+        <w:numPr>
+          <w:ilvl w:val="0"/>
+          <w:numId w:val="2"/>
+        </w:numPr>
+        <w:spacing w:after="60" w:line="276"/>
+      </w:pPr>
+      <w:r>
+        <w:rPr>
+          <w:rFonts w:ascii="Calibri" w:cs="Calibri" w:eastAsia="Calibri" w:hAnsi="Calibri"/>
+          <w:sz w:val="21"/>
+          <w:szCs w:val="21"/>
+        </w:rPr>
+        <w:t xml:space="preserve">Vérifié : liste « À rafraîchir » de 10 dossiers → CSV de 10 lignes.</w:t>
+      </w:r>
+    </w:p>
+    <w:p>
+      <w:pPr>
+        <w:keepNext/>
+        <w:spacing w:after="40" w:before="60"/>
+        <w:jc w:val="center"/>
+      </w:pPr>
+      <w:r>
+        <w:drawing>
+          <wp:inline distT="0" distB="0" distL="0" distR="0">
+            <wp:extent cx="4476750" cy="1590675"/>
+            <wp:effectExtent t="0" r="0" b="0" l="0"/>
+            <wp:docPr id="1" name="p2_export.png" descr="p2_export.png" title="p2_export.png"/>
+            <wp:cNvGraphicFramePr>
+              <a:graphicFrameLocks xmlns:a="http://schemas.openxmlformats.org/drawingml/2006/main" noChangeAspect="1"/>
+            </wp:cNvGraphicFramePr>
+            <a:graphic xmlns:a="http://schemas.openxmlformats.org/drawingml/2006/main">
+              <a:graphicData uri="http://schemas.openxmlformats.org/drawingml/2006/picture">
+                <pic:pic xmlns:pic="http://schemas.openxmlformats.org/drawingml/2006/picture">
+                  <pic:nvPicPr>
+                    <pic:cNvPr id="0" name="" descr=""/>
+                    <pic:cNvPicPr>
+                      <a:picLocks noChangeAspect="1" noChangeArrowheads="1"/>
+                    </pic:cNvPicPr>
+                  </pic:nvPicPr>
+                  <pic:blipFill>
+                    <a:blip r:embed="rId20" cstate="none"/>
+                    <a:srcRect/>
+                    <a:stretch>
+                      <a:fillRect/>
+                    </a:stretch>
+                  </pic:blipFill>
+                  <pic:spPr bwMode="auto">
+                    <a:xfrm>
+                      <a:off x="0" y="0"/>
+                      <a:ext cx="4476750" cy="1590675"/>
+                    </a:xfrm>
+                    <a:prstGeom prst="rect">
+                      <a:avLst/>
+                    </a:prstGeom>
+                  </pic:spPr>
+                </pic:pic>
+              </a:graphicData>
+            </a:graphic>
+          </wp:inline>
+        </w:drawing>
+      </w:r>
+    </w:p>
+    <w:p>
+      <w:pPr>
+        <w:spacing w:after="160" w:before="0" w:line="276"/>
+        <w:jc w:val="center"/>
+      </w:pPr>
+      <w:r>
+        <w:rPr>
+          <w:rFonts w:ascii="Calibri" w:cs="Calibri" w:eastAsia="Calibri" w:hAnsi="Calibri"/>
+          <w:i/>
+          <w:iCs/>
+          <w:color w:val="595959"/>
+          <w:sz w:val="18"/>
+          <w:szCs w:val="18"/>
+        </w:rPr>
+        <w:t xml:space="preserve">Liste filtrée « À rafraîchir » et boutons d'export</w:t>
+      </w:r>
+    </w:p>
+    <w:p>
+      <w:pPr>
+        <w:pStyle w:val="Heading2"/>
+        <w:keepNext/>
+      </w:pPr>
+      <w:r>
+        <w:t xml:space="preserve">7.3 Alertes &amp; échéances</w:t>
+      </w:r>
+    </w:p>
+    <w:p>
+      <w:pPr>
+        <w:pStyle w:val="ListParagraph"/>
+        <w:numPr>
+          <w:ilvl w:val="0"/>
+          <w:numId w:val="2"/>
+        </w:numPr>
+        <w:spacing w:after="60" w:line="276"/>
+      </w:pPr>
+      <w:r>
+        <w:rPr>
+          <w:rFonts w:ascii="Calibri" w:cs="Calibri" w:eastAsia="Calibri" w:hAnsi="Calibri"/>
+          <w:sz w:val="21"/>
+          <w:szCs w:val="21"/>
+        </w:rPr>
+        <w:t xml:space="preserve">Nouvelle page « Alertes &amp; échéances » (menu) et encart sur les tableaux de bord : revues périodiques dépassées ou proches, dossiers jamais scorés, événements survenus depuis le dernier score, décisions de comité expirées ou expirant sous 30 jours (tant que le crédit n'est pas mis en place), alertes déclenchées par le dernier score (dont les alertes v5), événements critiques non résolus, équipements exigés conditionnant la réception à échéance proche ou dépassée.</w:t>
+      </w:r>
+    </w:p>
+    <w:p>
+      <w:pPr>
+        <w:pStyle w:val="ListParagraph"/>
+        <w:numPr>
+          <w:ilvl w:val="0"/>
+          <w:numId w:val="2"/>
+        </w:numPr>
+        <w:spacing w:after="60" w:line="276"/>
+      </w:pPr>
+      <w:r>
+        <w:rPr>
+          <w:rFonts w:ascii="Calibri" w:cs="Calibri" w:eastAsia="Calibri" w:hAnsi="Calibri"/>
+          <w:sz w:val="21"/>
+          <w:szCs w:val="21"/>
+        </w:rPr>
+        <w:t xml:space="preserve">Trois niveaux (à traiter en priorité, vigilance, à prévoir), filtres par niveau et par type, et pour chaque alerte un lien « Traiter » vers l'endroit où agir (saisie, journal, onglet du comité, carte Programme).</w:t>
+      </w:r>
+    </w:p>
+    <w:p>
+      <w:pPr>
+        <w:pStyle w:val="ListParagraph"/>
+        <w:numPr>
+          <w:ilvl w:val="0"/>
+          <w:numId w:val="2"/>
+        </w:numPr>
+        <w:spacing w:after="60" w:line="276"/>
+      </w:pPr>
+      <w:r>
+        <w:rPr>
+          <w:rFonts w:ascii="Calibri" w:cs="Calibri" w:eastAsia="Calibri" w:hAnsi="Calibri"/>
+          <w:sz w:val="21"/>
+          <w:szCs w:val="21"/>
+        </w:rPr>
+        <w:t xml:space="preserve">Périmètre : un chargé d'affaires voit ses dossiers ; les autres profils voient tout le portefeuille. Règles écrites en fonctions pures, couvertes par 6 tests.</w:t>
+      </w:r>
+    </w:p>
+    <w:p>
+      <w:pPr>
+        <w:pStyle w:val="ListParagraph"/>
+        <w:numPr>
+          <w:ilvl w:val="0"/>
+          <w:numId w:val="2"/>
+        </w:numPr>
+        <w:spacing w:after="60" w:line="276"/>
+      </w:pPr>
+      <w:r>
+        <w:rPr>
+          <w:rFonts w:ascii="Calibri" w:cs="Calibri" w:eastAsia="Calibri" w:hAnsi="Calibri"/>
+          <w:sz w:val="21"/>
+          <w:szCs w:val="21"/>
+        </w:rPr>
+        <w:t xml:space="preserve">Sur la base de démonstration : 19 alertes sur 11 dossiers, dont 6 prioritaires (2 événements critiques non résolus, 4 alertes du dernier score).</w:t>
+      </w:r>
+    </w:p>
+    <w:p>
+      <w:pPr>
+        <w:keepNext/>
+        <w:spacing w:after="40" w:before="60"/>
+        <w:jc w:val="center"/>
+      </w:pPr>
+      <w:r>
+        <w:drawing>
+          <wp:inline distT="0" distB="0" distL="0" distR="0">
+            <wp:extent cx="4476750" cy="2266950"/>
+            <wp:effectExtent t="0" r="0" b="0" l="0"/>
+            <wp:docPr id="1" name="p2_dashboard.png" descr="p2_dashboard.png" title="p2_dashboard.png"/>
+            <wp:cNvGraphicFramePr>
+              <a:graphicFrameLocks xmlns:a="http://schemas.openxmlformats.org/drawingml/2006/main" noChangeAspect="1"/>
+            </wp:cNvGraphicFramePr>
+            <a:graphic xmlns:a="http://schemas.openxmlformats.org/drawingml/2006/main">
+              <a:graphicData uri="http://schemas.openxmlformats.org/drawingml/2006/picture">
+                <pic:pic xmlns:pic="http://schemas.openxmlformats.org/drawingml/2006/picture">
+                  <pic:nvPicPr>
+                    <pic:cNvPr id="0" name="" descr=""/>
+                    <pic:cNvPicPr>
+                      <a:picLocks noChangeAspect="1" noChangeArrowheads="1"/>
+                    </pic:cNvPicPr>
+                  </pic:nvPicPr>
+                  <pic:blipFill>
+                    <a:blip r:embed="rId21" cstate="none"/>
+                    <a:srcRect/>
+                    <a:stretch>
+                      <a:fillRect/>
+                    </a:stretch>
+                  </pic:blipFill>
+                  <pic:spPr bwMode="auto">
+                    <a:xfrm>
+                      <a:off x="0" y="0"/>
+                      <a:ext cx="4476750" cy="2266950"/>
+                    </a:xfrm>
+                    <a:prstGeom prst="rect">
+                      <a:avLst/>
+                    </a:prstGeom>
+                  </pic:spPr>
+                </pic:pic>
+              </a:graphicData>
+            </a:graphic>
+          </wp:inline>
+        </w:drawing>
+      </w:r>
+    </w:p>
+    <w:p>
+      <w:pPr>
+        <w:spacing w:after="160" w:before="0" w:line="276"/>
+        <w:jc w:val="center"/>
+      </w:pPr>
+      <w:r>
+        <w:rPr>
+          <w:rFonts w:ascii="Calibri" w:cs="Calibri" w:eastAsia="Calibri" w:hAnsi="Calibri"/>
+          <w:i/>
+          <w:iCs/>
+          <w:color w:val="595959"/>
+          <w:sz w:val="18"/>
+          <w:szCs w:val="18"/>
+        </w:rPr>
+        <w:t xml:space="preserve">Tableau de bord : indicateurs cliquables et encart des alertes</w:t>
+      </w:r>
+    </w:p>
+    <w:p>
+      <w:pPr>
+        <w:keepNext/>
+        <w:spacing w:after="40" w:before="60"/>
+        <w:jc w:val="center"/>
+      </w:pPr>
+      <w:r>
+        <w:drawing>
+          <wp:inline distT="0" distB="0" distL="0" distR="0">
+            <wp:extent cx="4476750" cy="2419350"/>
+            <wp:effectExtent t="0" r="0" b="0" l="0"/>
+            <wp:docPr id="1" name="p2_alerts.png" descr="p2_alerts.png" title="p2_alerts.png"/>
+            <wp:cNvGraphicFramePr>
+              <a:graphicFrameLocks xmlns:a="http://schemas.openxmlformats.org/drawingml/2006/main" noChangeAspect="1"/>
+            </wp:cNvGraphicFramePr>
+            <a:graphic xmlns:a="http://schemas.openxmlformats.org/drawingml/2006/main">
+              <a:graphicData uri="http://schemas.openxmlformats.org/drawingml/2006/picture">
+                <pic:pic xmlns:pic="http://schemas.openxmlformats.org/drawingml/2006/picture">
+                  <pic:nvPicPr>
+                    <pic:cNvPr id="0" name="" descr=""/>
+                    <pic:cNvPicPr>
+                      <a:picLocks noChangeAspect="1" noChangeArrowheads="1"/>
+                    </pic:cNvPicPr>
+                  </pic:nvPicPr>
+                  <pic:blipFill>
+                    <a:blip r:embed="rId22" cstate="none"/>
+                    <a:srcRect/>
+                    <a:stretch>
+                      <a:fillRect/>
+                    </a:stretch>
+                  </pic:blipFill>
+                  <pic:spPr bwMode="auto">
+                    <a:xfrm>
+                      <a:off x="0" y="0"/>
+                      <a:ext cx="4476750" cy="2419350"/>
+                    </a:xfrm>
+                    <a:prstGeom prst="rect">
+                      <a:avLst/>
+                    </a:prstGeom>
+                  </pic:spPr>
+                </pic:pic>
+              </a:graphicData>
+            </a:graphic>
+          </wp:inline>
+        </w:drawing>
+      </w:r>
+    </w:p>
+    <w:p>
+      <w:pPr>
+        <w:spacing w:after="160" w:before="0" w:line="276"/>
+        <w:jc w:val="center"/>
+      </w:pPr>
+      <w:r>
+        <w:rPr>
+          <w:rFonts w:ascii="Calibri" w:cs="Calibri" w:eastAsia="Calibri" w:hAnsi="Calibri"/>
+          <w:i/>
+          <w:iCs/>
+          <w:color w:val="595959"/>
+          <w:sz w:val="18"/>
+          <w:szCs w:val="18"/>
+        </w:rPr>
+        <w:t xml:space="preserve">Page « Alertes &amp; échéances »</w:t>
+      </w:r>
+    </w:p>
+    <w:p>
+      <w:pPr>
+        <w:pStyle w:val="Heading2"/>
+        <w:keepNext/>
+      </w:pPr>
+      <w:r>
+        <w:t xml:space="preserve">7.4 Fenêtres de confirmation intégrées</w:t>
+      </w:r>
+    </w:p>
+    <w:p>
+      <w:pPr>
+        <w:pStyle w:val="ListParagraph"/>
+        <w:numPr>
+          <w:ilvl w:val="0"/>
+          <w:numId w:val="2"/>
+        </w:numPr>
+        <w:spacing w:after="60" w:line="276"/>
+      </w:pPr>
+      <w:r>
+        <w:rPr>
+          <w:rFonts w:ascii="Calibri" w:cs="Calibri" w:eastAsia="Calibri" w:hAnsi="Calibri"/>
+          <w:sz w:val="21"/>
+          <w:szCs w:val="21"/>
+        </w:rPr>
+        <w:t xml:space="preserve">Composant ConfirmButton : fenêtre intégrée et accessible (rôle alertdialog, focus sur « Annuler » par sécurité, fermeture par Échap), à la place des confirmations du navigateur.</w:t>
+      </w:r>
+    </w:p>
+    <w:p>
+      <w:pPr>
+        <w:pStyle w:val="ListParagraph"/>
+        <w:numPr>
+          <w:ilvl w:val="0"/>
+          <w:numId w:val="2"/>
+        </w:numPr>
+        <w:spacing w:after="60" w:line="276"/>
+      </w:pPr>
+      <w:r>
+        <w:rPr>
+          <w:rFonts w:ascii="Calibri" w:cs="Calibri" w:eastAsia="Calibri" w:hAnsi="Calibri"/>
+          <w:sz w:val="21"/>
+          <w:szCs w:val="21"/>
+        </w:rPr>
+        <w:t xml:space="preserve">Appliqué : publication et suppression du brouillon de modèle, suppression de domaine, critère, modalité, tranche de barème et alerte (ces quatre dernières se faisaient sans aucune confirmation) ; suppression d'un équipement exigé, d'un jalon de déblocage, d'un lien entre promoteurs ; rejet d'un dossier dans le circuit (le motif saisi est rappelé) ; recalcul du portefeuille (avec l'avertissement sur les données non renseignées).</w:t>
+      </w:r>
+    </w:p>
+    <w:p>
+      <w:pPr>
+        <w:pStyle w:val="ListParagraph"/>
+        <w:numPr>
+          <w:ilvl w:val="0"/>
+          <w:numId w:val="2"/>
+        </w:numPr>
+        <w:spacing w:after="60" w:line="276"/>
+      </w:pPr>
+      <w:r>
+        <w:rPr>
+          <w:rFonts w:ascii="Calibri" w:cs="Calibri" w:eastAsia="Calibri" w:hAnsi="Calibri"/>
+          <w:sz w:val="21"/>
+          <w:szCs w:val="21"/>
+        </w:rPr>
+        <w:t xml:space="preserve">Vérifié : la fenêtre s'ouvre avec le focus sur « Annuler », Échap annule sans supprimer, la confirmation supprime.</w:t>
+      </w:r>
+    </w:p>
+    <w:p>
+      <w:pPr>
+        <w:keepNext/>
+        <w:spacing w:after="40" w:before="60"/>
+        <w:jc w:val="center"/>
+      </w:pPr>
+      <w:r>
+        <w:drawing>
+          <wp:inline distT="0" distB="0" distL="0" distR="0">
+            <wp:extent cx="4191000" cy="1266825"/>
+            <wp:effectExtent t="0" r="0" b="0" l="0"/>
+            <wp:docPr id="1" name="p2_confirm.png" descr="p2_confirm.png" title="p2_confirm.png"/>
+            <wp:cNvGraphicFramePr>
+              <a:graphicFrameLocks xmlns:a="http://schemas.openxmlformats.org/drawingml/2006/main" noChangeAspect="1"/>
+            </wp:cNvGraphicFramePr>
+            <a:graphic xmlns:a="http://schemas.openxmlformats.org/drawingml/2006/main">
+              <a:graphicData uri="http://schemas.openxmlformats.org/drawingml/2006/picture">
+                <pic:pic xmlns:pic="http://schemas.openxmlformats.org/drawingml/2006/picture">
+                  <pic:nvPicPr>
+                    <pic:cNvPr id="0" name="" descr=""/>
+                    <pic:cNvPicPr>
+                      <a:picLocks noChangeAspect="1" noChangeArrowheads="1"/>
+                    </pic:cNvPicPr>
+                  </pic:nvPicPr>
+                  <pic:blipFill>
+                    <a:blip r:embed="rId23" cstate="none"/>
+                    <a:srcRect/>
+                    <a:stretch>
+                      <a:fillRect/>
+                    </a:stretch>
+                  </pic:blipFill>
+                  <pic:spPr bwMode="auto">
+                    <a:xfrm>
+                      <a:off x="0" y="0"/>
+                      <a:ext cx="4191000" cy="1266825"/>
+                    </a:xfrm>
+                    <a:prstGeom prst="rect">
+                      <a:avLst/>
+                    </a:prstGeom>
+                  </pic:spPr>
+                </pic:pic>
+              </a:graphicData>
+            </a:graphic>
+          </wp:inline>
+        </w:drawing>
+      </w:r>
+    </w:p>
+    <w:p>
+      <w:pPr>
+        <w:spacing w:after="160" w:before="0" w:line="276"/>
+        <w:jc w:val="center"/>
+      </w:pPr>
+      <w:r>
+        <w:rPr>
+          <w:rFonts w:ascii="Calibri" w:cs="Calibri" w:eastAsia="Calibri" w:hAnsi="Calibri"/>
+          <w:i/>
+          <w:iCs/>
+          <w:color w:val="595959"/>
+          <w:sz w:val="18"/>
+          <w:szCs w:val="18"/>
+        </w:rPr>
+        <w:t xml:space="preserve">Confirmation de suppression d'un équipement exigé</w:t>
+      </w:r>
+    </w:p>
+    <w:p>
+      <w:pPr>
+        <w:pStyle w:val="Heading2"/>
+        <w:keepNext/>
+      </w:pPr>
+      <w:r>
+        <w:t xml:space="preserve">7.5 Champs de formulaire harmonisés partout</w:t>
+      </w:r>
+    </w:p>
+    <w:p>
+      <w:pPr>
+        <w:pStyle w:val="ListParagraph"/>
+        <w:numPr>
+          <w:ilvl w:val="0"/>
+          <w:numId w:val="2"/>
+        </w:numPr>
+        <w:spacing w:after="60" w:line="276"/>
+      </w:pPr>
+      <w:r>
+        <w:rPr>
+          <w:rFonts w:ascii="Calibri" w:cs="Calibri" w:eastAsia="Calibri" w:hAnsi="Calibri"/>
+          <w:sz w:val="21"/>
+          <w:szCs w:val="21"/>
+        </w:rPr>
+        <w:t xml:space="preserve">Style de champ centralisé (lib/formStyles.ts) appliqué aux écrans d'administration (constructeur de modèle, référentiels, calibrage, réglages), aux panneaux secondaires (événements, déblocages, révision du business plan, GFA, autorisations, financement des acquéreurs, liens promoteurs, dérogations, analyse IA, import), au stress test et à la connexion.</w:t>
+      </w:r>
+    </w:p>
+    <w:p>
+      <w:pPr>
+        <w:pStyle w:val="ListParagraph"/>
+        <w:numPr>
+          <w:ilvl w:val="0"/>
+          <w:numId w:val="2"/>
+        </w:numPr>
+        <w:spacing w:after="60" w:line="276"/>
+      </w:pPr>
+      <w:r>
+        <w:rPr>
+          <w:rFonts w:ascii="Calibri" w:cs="Calibri" w:eastAsia="Calibri" w:hAnsi="Calibri"/>
+          <w:sz w:val="21"/>
+          <w:szCs w:val="21"/>
+        </w:rPr>
+        <w:t xml:space="preserve">Libellé accessible ajouté aux 18 champs qui n'en avaient pas (tableaux d'autorisations et de financement des acquéreurs, planning des déblocages, liens promoteurs, dérogation, commentaire du circuit, documents à analyser, fichier d'import…).</w:t>
+      </w:r>
+    </w:p>
+    <w:p>
+      <w:pPr>
+        <w:pStyle w:val="ListParagraph"/>
+        <w:numPr>
+          <w:ilvl w:val="0"/>
+          <w:numId w:val="2"/>
+        </w:numPr>
+        <w:spacing w:after="60" w:line="276"/>
+      </w:pPr>
+      <w:r>
+        <w:rPr>
+          <w:rFonts w:ascii="Calibri" w:cs="Calibri" w:eastAsia="Calibri" w:hAnsi="Calibri"/>
+          <w:sz w:val="21"/>
+          <w:szCs w:val="21"/>
+        </w:rPr>
+        <w:t xml:space="preserve">Garde-fou automatique : un test échoue si une confirmation du navigateur ou un style de champ recopié réapparaît.</w:t>
+      </w:r>
+    </w:p>
+    <w:p>
+      <w:r>
+        <w:br w:type="page"/>
+      </w:r>
+    </w:p>
+    <w:p>
+      <w:pPr>
+        <w:pStyle w:val="Heading1"/>
+      </w:pPr>
+      <w:r>
         <w:t xml:space="preserve">Annexe — Fichiers modifiés</w:t>
       </w:r>
     </w:p>
@@ -5207,6 +5449,297 @@
                 <w:szCs w:val="18"/>
               </w:rPr>
               <w:t xml:space="preserve">Fiche regroupée en onglets ; lien direct vers un onglet.</w:t>
+            </w:r>
+          </w:p>
+        </w:tc>
+      </w:tr>
+      <w:tr>
+        <w:trPr>
+          <w:cantSplit/>
+        </w:trPr>
+        <w:tc>
+          <w:tcPr>
+            <w:tcW w:type="dxa" w:w="3800"/>
+            <w:shd w:fill="F2F5FB" w:color="auto" w:val="clear"/>
+            <w:tcMar>
+              <w:top w:type="dxa" w:w="40"/>
+              <w:left w:type="dxa" w:w="80"/>
+              <w:bottom w:type="dxa" w:w="40"/>
+              <w:right w:type="dxa" w:w="80"/>
+            </w:tcMar>
+          </w:tcPr>
+          <w:p>
+            <w:pPr>
+              <w:spacing w:after="0" w:line="240"/>
+            </w:pPr>
+            <w:r>
+              <w:rPr>
+                <w:rFonts w:ascii="Calibri" w:cs="Calibri" w:eastAsia="Calibri" w:hAnsi="Calibri"/>
+                <w:b w:val="false"/>
+                <w:bCs w:val="false"/>
+                <w:sz w:val="18"/>
+                <w:szCs w:val="18"/>
+              </w:rPr>
+              <w:t xml:space="preserve">components/ui.tsx (Stat href, Button ref), app/page.tsx, components/PortfolioChart.tsx</w:t>
+            </w:r>
+          </w:p>
+        </w:tc>
+        <w:tc>
+          <w:tcPr>
+            <w:tcW w:type="dxa" w:w="5838"/>
+            <w:shd w:fill="F2F5FB" w:color="auto" w:val="clear"/>
+            <w:tcMar>
+              <w:top w:type="dxa" w:w="40"/>
+              <w:left w:type="dxa" w:w="80"/>
+              <w:bottom w:type="dxa" w:w="40"/>
+              <w:right w:type="dxa" w:w="80"/>
+            </w:tcMar>
+          </w:tcPr>
+          <w:p>
+            <w:pPr>
+              <w:spacing w:after="0" w:line="240"/>
+            </w:pPr>
+            <w:r>
+              <w:rPr>
+                <w:rFonts w:ascii="Calibri" w:cs="Calibri" w:eastAsia="Calibri" w:hAnsi="Calibri"/>
+                <w:b w:val="false"/>
+                <w:bCs w:val="false"/>
+                <w:sz w:val="18"/>
+                <w:szCs w:val="18"/>
+              </w:rPr>
+              <w:t xml:space="preserve">Indicateurs et graphique cliquables ; encart des alertes.</w:t>
+            </w:r>
+          </w:p>
+        </w:tc>
+      </w:tr>
+      <w:tr>
+        <w:trPr>
+          <w:cantSplit/>
+        </w:trPr>
+        <w:tc>
+          <w:tcPr>
+            <w:tcW w:type="dxa" w:w="3800"/>
+            <w:tcMar>
+              <w:top w:type="dxa" w:w="40"/>
+              <w:left w:type="dxa" w:w="80"/>
+              <w:bottom w:type="dxa" w:w="40"/>
+              <w:right w:type="dxa" w:w="80"/>
+            </w:tcMar>
+          </w:tcPr>
+          <w:p>
+            <w:pPr>
+              <w:spacing w:after="0" w:line="240"/>
+            </w:pPr>
+            <w:r>
+              <w:rPr>
+                <w:rFonts w:ascii="Calibri" w:cs="Calibri" w:eastAsia="Calibri" w:hAnsi="Calibri"/>
+                <w:b w:val="false"/>
+                <w:bCs w:val="false"/>
+                <w:sz w:val="18"/>
+                <w:szCs w:val="18"/>
+              </w:rPr>
+              <w:t xml:space="preserve">server/services/projectList.ts, app/api/export/projects, lib/projectFilters.ts</w:t>
+            </w:r>
+          </w:p>
+        </w:tc>
+        <w:tc>
+          <w:tcPr>
+            <w:tcW w:type="dxa" w:w="5838"/>
+            <w:tcMar>
+              <w:top w:type="dxa" w:w="40"/>
+              <w:left w:type="dxa" w:w="80"/>
+              <w:bottom w:type="dxa" w:w="40"/>
+              <w:right w:type="dxa" w:w="80"/>
+            </w:tcMar>
+          </w:tcPr>
+          <w:p>
+            <w:pPr>
+              <w:spacing w:after="0" w:line="240"/>
+            </w:pPr>
+            <w:r>
+              <w:rPr>
+                <w:rFonts w:ascii="Calibri" w:cs="Calibri" w:eastAsia="Calibri" w:hAnsi="Calibri"/>
+                <w:b w:val="false"/>
+                <w:bCs w:val="false"/>
+                <w:sz w:val="18"/>
+                <w:szCs w:val="18"/>
+              </w:rPr>
+              <w:t xml:space="preserve">Liste et export partagés ; filtre « À rafraîchir ».</w:t>
+            </w:r>
+          </w:p>
+        </w:tc>
+      </w:tr>
+      <w:tr>
+        <w:trPr>
+          <w:cantSplit/>
+        </w:trPr>
+        <w:tc>
+          <w:tcPr>
+            <w:tcW w:type="dxa" w:w="3800"/>
+            <w:shd w:fill="F2F5FB" w:color="auto" w:val="clear"/>
+            <w:tcMar>
+              <w:top w:type="dxa" w:w="40"/>
+              <w:left w:type="dxa" w:w="80"/>
+              <w:bottom w:type="dxa" w:w="40"/>
+              <w:right w:type="dxa" w:w="80"/>
+            </w:tcMar>
+          </w:tcPr>
+          <w:p>
+            <w:pPr>
+              <w:spacing w:after="0" w:line="240"/>
+            </w:pPr>
+            <w:r>
+              <w:rPr>
+                <w:rFonts w:ascii="Calibri" w:cs="Calibri" w:eastAsia="Calibri" w:hAnsi="Calibri"/>
+                <w:b w:val="false"/>
+                <w:bCs w:val="false"/>
+                <w:sz w:val="18"/>
+                <w:szCs w:val="18"/>
+              </w:rPr>
+              <w:t xml:space="preserve">lib/domain/notifications.ts, server/services/notifications.ts, app/alerts, components/AlertsSummary.tsx</w:t>
+            </w:r>
+          </w:p>
+        </w:tc>
+        <w:tc>
+          <w:tcPr>
+            <w:tcW w:type="dxa" w:w="5838"/>
+            <w:shd w:fill="F2F5FB" w:color="auto" w:val="clear"/>
+            <w:tcMar>
+              <w:top w:type="dxa" w:w="40"/>
+              <w:left w:type="dxa" w:w="80"/>
+              <w:bottom w:type="dxa" w:w="40"/>
+              <w:right w:type="dxa" w:w="80"/>
+            </w:tcMar>
+          </w:tcPr>
+          <w:p>
+            <w:pPr>
+              <w:spacing w:after="0" w:line="240"/>
+            </w:pPr>
+            <w:r>
+              <w:rPr>
+                <w:rFonts w:ascii="Calibri" w:cs="Calibri" w:eastAsia="Calibri" w:hAnsi="Calibri"/>
+                <w:b w:val="false"/>
+                <w:bCs w:val="false"/>
+                <w:sz w:val="18"/>
+                <w:szCs w:val="18"/>
+              </w:rPr>
+              <w:t xml:space="preserve">Alertes &amp; échéances ; 6 tests.</w:t>
+            </w:r>
+          </w:p>
+        </w:tc>
+      </w:tr>
+      <w:tr>
+        <w:trPr>
+          <w:cantSplit/>
+        </w:trPr>
+        <w:tc>
+          <w:tcPr>
+            <w:tcW w:type="dxa" w:w="3800"/>
+            <w:tcMar>
+              <w:top w:type="dxa" w:w="40"/>
+              <w:left w:type="dxa" w:w="80"/>
+              <w:bottom w:type="dxa" w:w="40"/>
+              <w:right w:type="dxa" w:w="80"/>
+            </w:tcMar>
+          </w:tcPr>
+          <w:p>
+            <w:pPr>
+              <w:spacing w:after="0" w:line="240"/>
+            </w:pPr>
+            <w:r>
+              <w:rPr>
+                <w:rFonts w:ascii="Calibri" w:cs="Calibri" w:eastAsia="Calibri" w:hAnsi="Calibri"/>
+                <w:b w:val="false"/>
+                <w:bCs w:val="false"/>
+                <w:sz w:val="18"/>
+                <w:szCs w:val="18"/>
+              </w:rPr>
+              <w:t xml:space="preserve">components/ConfirmButton.tsx</w:t>
+            </w:r>
+          </w:p>
+        </w:tc>
+        <w:tc>
+          <w:tcPr>
+            <w:tcW w:type="dxa" w:w="5838"/>
+            <w:tcMar>
+              <w:top w:type="dxa" w:w="40"/>
+              <w:left w:type="dxa" w:w="80"/>
+              <w:bottom w:type="dxa" w:w="40"/>
+              <w:right w:type="dxa" w:w="80"/>
+            </w:tcMar>
+          </w:tcPr>
+          <w:p>
+            <w:pPr>
+              <w:spacing w:after="0" w:line="240"/>
+            </w:pPr>
+            <w:r>
+              <w:rPr>
+                <w:rFonts w:ascii="Calibri" w:cs="Calibri" w:eastAsia="Calibri" w:hAnsi="Calibri"/>
+                <w:b w:val="false"/>
+                <w:bCs w:val="false"/>
+                <w:sz w:val="18"/>
+                <w:szCs w:val="18"/>
+              </w:rPr>
+              <w:t xml:space="preserve">Confirmations intégrées : 12 actions dans 6 composants.</w:t>
+            </w:r>
+          </w:p>
+        </w:tc>
+      </w:tr>
+      <w:tr>
+        <w:trPr>
+          <w:cantSplit/>
+        </w:trPr>
+        <w:tc>
+          <w:tcPr>
+            <w:tcW w:type="dxa" w:w="3800"/>
+            <w:shd w:fill="F2F5FB" w:color="auto" w:val="clear"/>
+            <w:tcMar>
+              <w:top w:type="dxa" w:w="40"/>
+              <w:left w:type="dxa" w:w="80"/>
+              <w:bottom w:type="dxa" w:w="40"/>
+              <w:right w:type="dxa" w:w="80"/>
+            </w:tcMar>
+          </w:tcPr>
+          <w:p>
+            <w:pPr>
+              <w:spacing w:after="0" w:line="240"/>
+            </w:pPr>
+            <w:r>
+              <w:rPr>
+                <w:rFonts w:ascii="Calibri" w:cs="Calibri" w:eastAsia="Calibri" w:hAnsi="Calibri"/>
+                <w:b w:val="false"/>
+                <w:bCs w:val="false"/>
+                <w:sz w:val="18"/>
+                <w:szCs w:val="18"/>
+              </w:rPr>
+              <w:t xml:space="preserve">lib/formStyles.ts, tests/uiConventions.test.ts</w:t>
+            </w:r>
+          </w:p>
+        </w:tc>
+        <w:tc>
+          <w:tcPr>
+            <w:tcW w:type="dxa" w:w="5838"/>
+            <w:shd w:fill="F2F5FB" w:color="auto" w:val="clear"/>
+            <w:tcMar>
+              <w:top w:type="dxa" w:w="40"/>
+              <w:left w:type="dxa" w:w="80"/>
+              <w:bottom w:type="dxa" w:w="40"/>
+              <w:right w:type="dxa" w:w="80"/>
+            </w:tcMar>
+          </w:tcPr>
+          <w:p>
+            <w:pPr>
+              <w:spacing w:after="0" w:line="240"/>
+            </w:pPr>
+            <w:r>
+              <w:rPr>
+                <w:rFonts w:ascii="Calibri" w:cs="Calibri" w:eastAsia="Calibri" w:hAnsi="Calibri"/>
+                <w:b w:val="false"/>
+                <w:bCs w:val="false"/>
+                <w:sz w:val="18"/>
+                <w:szCs w:val="18"/>
+              </w:rPr>
+              <w:t xml:space="preserve">Style de champ unique ; garde-fous.</w:t>
             </w:r>
           </w:p>
         </w:tc>

--- a/docs/Diagnostic_Design_Fonctionnalites.docx
+++ b/docs/Diagnostic_Design_Fonctionnalites.docx
@@ -82,7 +82,7 @@
           <w:sz w:val="20"/>
           <w:szCs w:val="20"/>
         </w:rPr>
-        <w:t xml:space="preserve">4 octobre 2026 — mis à jour avec la réalisation des priorités 1 et 2</w:t>
+        <w:t xml:space="preserve">5 octobre 2026 — mis à jour avec la réalisation des priorités 1, 2 et 3</w:t>
       </w:r>
     </w:p>
     <w:p>
@@ -140,7 +140,7 @@
           <w:sz w:val="21"/>
           <w:szCs w:val="21"/>
         </w:rPr>
-        <w:t xml:space="preserve">L'application a été lancée en local avec les données de démonstration (12 projets) et parcourue écran par écran, sur grand écran (1 440 px) et sur téléphone (390 px). Ce parcours, complété par une revue du code de l'interface, fait ressortir 14 constats. Les 10 plus utiles ont été corrigés, puis les priorités 1 et 2 de la feuille de route ont été réalisées (sections 6 et 7) ; la priorité 3 reste à faire (section 5).</w:t>
+        <w:t xml:space="preserve">L'application a été lancée en local avec les données de démonstration (12 projets) et parcourue écran par écran, sur grand écran (1 440 px) et sur téléphone (390 px). Ce parcours, complété par une revue du code de l'interface, fait ressortir 14 constats. Les 10 plus utiles ont été corrigés, puis les trois priorités de la feuille de route ont été réalisées (sections 6, 7 et 8).</w:t>
       </w:r>
     </w:p>
     <w:tbl>
@@ -1880,11 +1880,11 @@
                 <w:rFonts w:ascii="Calibri" w:cs="Calibri" w:eastAsia="Calibri" w:hAnsi="Calibri"/>
                 <w:b w:val="false"/>
                 <w:bCs w:val="false"/>
-                <w:color w:val="B45F06"/>
-                <w:sz w:val="18"/>
-                <w:szCs w:val="18"/>
-              </w:rPr>
-              <w:t xml:space="preserve">Export et notifications : corrigé ; pagination : priorité 3</w:t>
+                <w:color w:val="2E7D32"/>
+                <w:sz w:val="18"/>
+                <w:szCs w:val="18"/>
+              </w:rPr>
+              <w:t xml:space="preserve">Corrigé (export, notifications : priorité 2 ; pagination : priorité 3)</w:t>
             </w:r>
           </w:p>
         </w:tc>
@@ -2136,7 +2136,7 @@
           <wp:inline distT="0" distB="0" distL="0" distR="0">
             <wp:extent cx="4476750" cy="800100"/>
             <wp:effectExtent t="0" r="0" b="0" l="0"/>
-            <wp:docPr id="1" name="kpi_before.png" descr="kpi_before.png" title="kpi_before.png"/>
+            <wp:docPr id="2" name="kpi_before.png" descr="kpi_before.png" title="kpi_before.png"/>
             <wp:cNvGraphicFramePr>
               <a:graphicFrameLocks xmlns:a="http://schemas.openxmlformats.org/drawingml/2006/main" noChangeAspect="1"/>
             </wp:cNvGraphicFramePr>
@@ -2200,7 +2200,7 @@
           <wp:inline distT="0" distB="0" distL="0" distR="0">
             <wp:extent cx="4476750" cy="866775"/>
             <wp:effectExtent t="0" r="0" b="0" l="0"/>
-            <wp:docPr id="1" name="kpi_after.png" descr="kpi_after.png" title="kpi_after.png"/>
+            <wp:docPr id="3" name="kpi_after.png" descr="kpi_after.png" title="kpi_after.png"/>
             <wp:cNvGraphicFramePr>
               <a:graphicFrameLocks xmlns:a="http://schemas.openxmlformats.org/drawingml/2006/main" noChangeAspect="1"/>
             </wp:cNvGraphicFramePr>
@@ -2308,7 +2308,7 @@
           <wp:inline distT="0" distB="0" distL="0" distR="0">
             <wp:extent cx="4476750" cy="933450"/>
             <wp:effectExtent t="0" r="0" b="0" l="0"/>
-            <wp:docPr id="1" name="fiche_before.png" descr="fiche_before.png" title="fiche_before.png"/>
+            <wp:docPr id="4" name="fiche_before.png" descr="fiche_before.png" title="fiche_before.png"/>
             <wp:cNvGraphicFramePr>
               <a:graphicFrameLocks xmlns:a="http://schemas.openxmlformats.org/drawingml/2006/main" noChangeAspect="1"/>
             </wp:cNvGraphicFramePr>
@@ -2372,7 +2372,7 @@
           <wp:inline distT="0" distB="0" distL="0" distR="0">
             <wp:extent cx="4476750" cy="942975"/>
             <wp:effectExtent t="0" r="0" b="0" l="0"/>
-            <wp:docPr id="1" name="fiche_after.png" descr="fiche_after.png" title="fiche_after.png"/>
+            <wp:docPr id="5" name="fiche_after.png" descr="fiche_after.png" title="fiche_after.png"/>
             <wp:cNvGraphicFramePr>
               <a:graphicFrameLocks xmlns:a="http://schemas.openxmlformats.org/drawingml/2006/main" noChangeAspect="1"/>
             </wp:cNvGraphicFramePr>
@@ -2629,7 +2629,7 @@
           <wp:inline distT="0" distB="0" distL="0" distR="0">
             <wp:extent cx="4476750" cy="1933575"/>
             <wp:effectExtent t="0" r="0" b="0" l="0"/>
-            <wp:docPr id="1" name="list_before.png" descr="list_before.png" title="list_before.png"/>
+            <wp:docPr id="6" name="list_before.png" descr="list_before.png" title="list_before.png"/>
             <wp:cNvGraphicFramePr>
               <a:graphicFrameLocks xmlns:a="http://schemas.openxmlformats.org/drawingml/2006/main" noChangeAspect="1"/>
             </wp:cNvGraphicFramePr>
@@ -2693,7 +2693,7 @@
           <wp:inline distT="0" distB="0" distL="0" distR="0">
             <wp:extent cx="4476750" cy="1962150"/>
             <wp:effectExtent t="0" r="0" b="0" l="0"/>
-            <wp:docPr id="1" name="list_after.png" descr="list_after.png" title="list_after.png"/>
+            <wp:docPr id="7" name="list_after.png" descr="list_after.png" title="list_after.png"/>
             <wp:cNvGraphicFramePr>
               <a:graphicFrameLocks xmlns:a="http://schemas.openxmlformats.org/drawingml/2006/main" noChangeAspect="1"/>
             </wp:cNvGraphicFramePr>
@@ -2801,7 +2801,7 @@
           <wp:inline distT="0" distB="0" distL="0" distR="0">
             <wp:extent cx="4476750" cy="1247775"/>
             <wp:effectExtent t="0" r="0" b="0" l="0"/>
-            <wp:docPr id="1" name="suivi_after.png" descr="suivi_after.png" title="suivi_after.png"/>
+            <wp:docPr id="8" name="suivi_after.png" descr="suivi_after.png" title="suivi_after.png"/>
             <wp:cNvGraphicFramePr>
               <a:graphicFrameLocks xmlns:a="http://schemas.openxmlformats.org/drawingml/2006/main" noChangeAspect="1"/>
             </wp:cNvGraphicFramePr>
@@ -2946,7 +2946,7 @@
         <w:pStyle w:val="Heading1"/>
       </w:pPr>
       <w:r>
-        <w:t xml:space="preserve">5. Feuille de route recommandée</w:t>
+        <w:t xml:space="preserve">5. Feuille de route</w:t>
       </w:r>
     </w:p>
     <w:p>
@@ -2959,7 +2959,7 @@
           <w:sz w:val="21"/>
           <w:szCs w:val="21"/>
         </w:rPr>
-        <w:t xml:space="preserve">Les priorités 1 et 2 ont été réalisées (sections 6 et 7). Reste la priorité 3 :</w:t>
+        <w:t xml:space="preserve">Les trois niveaux de priorité ont été réalisés (sections 6, 7 et 8) :</w:t>
       </w:r>
     </w:p>
     <w:tbl>
@@ -2976,8 +2976,8 @@
       </w:tblPr>
       <w:tblGrid>
         <w:gridCol w:w="1000"/>
-        <w:gridCol w:w="4838"/>
-        <w:gridCol w:w="3800"/>
+        <w:gridCol w:w="7438"/>
+        <w:gridCol w:w="1200"/>
       </w:tblGrid>
       <w:tr>
         <w:trPr>
@@ -3014,7 +3014,7 @@
         </w:tc>
         <w:tc>
           <w:tcPr>
-            <w:tcW w:type="dxa" w:w="4838"/>
+            <w:tcW w:type="dxa" w:w="7438"/>
             <w:shd w:fill="2E5496" w:color="auto" w:val="clear"/>
             <w:tcMar>
               <w:top w:type="dxa" w:w="40"/>
@@ -3042,7 +3042,7 @@
         </w:tc>
         <w:tc>
           <w:tcPr>
-            <w:tcW w:type="dxa" w:w="3800"/>
+            <w:tcW w:type="dxa" w:w="1200"/>
             <w:shd w:fill="2E5496" w:color="auto" w:val="clear"/>
             <w:tcMar>
               <w:top w:type="dxa" w:w="40"/>
@@ -3064,7 +3064,7 @@
                 <w:sz w:val="18"/>
                 <w:szCs w:val="18"/>
               </w:rPr>
-              <w:t xml:space="preserve">Pourquoi</w:t>
+              <w:t xml:space="preserve">Section</w:t>
             </w:r>
           </w:p>
         </w:tc>
@@ -3096,59 +3096,60 @@
                 <w:sz w:val="18"/>
                 <w:szCs w:val="18"/>
               </w:rPr>
-              <w:t xml:space="preserve">3</w:t>
-            </w:r>
-          </w:p>
-        </w:tc>
-        <w:tc>
-          <w:tcPr>
-            <w:tcW w:type="dxa" w:w="4838"/>
-            <w:tcMar>
-              <w:top w:type="dxa" w:w="40"/>
-              <w:left w:type="dxa" w:w="80"/>
-              <w:bottom w:type="dxa" w:w="40"/>
-              <w:right w:type="dxa" w:w="80"/>
-            </w:tcMar>
-          </w:tcPr>
-          <w:p>
-            <w:pPr>
-              <w:spacing w:after="0" w:line="240"/>
-            </w:pPr>
-            <w:r>
-              <w:rPr>
-                <w:rFonts w:ascii="Calibri" w:cs="Calibri" w:eastAsia="Calibri" w:hAnsi="Calibri"/>
-                <w:b w:val="false"/>
-                <w:bCs w:val="false"/>
-                <w:sz w:val="18"/>
-                <w:szCs w:val="18"/>
-              </w:rPr>
-              <w:t xml:space="preserve">Pagination et filtres côté base de données quand le portefeuille dépassera quelques centaines de dossiers (aujourd'hui, la liste est filtrée en mémoire).</w:t>
-            </w:r>
-          </w:p>
-        </w:tc>
-        <w:tc>
-          <w:tcPr>
-            <w:tcW w:type="dxa" w:w="3800"/>
-            <w:tcMar>
-              <w:top w:type="dxa" w:w="40"/>
-              <w:left w:type="dxa" w:w="80"/>
-              <w:bottom w:type="dxa" w:w="40"/>
-              <w:right w:type="dxa" w:w="80"/>
-            </w:tcMar>
-          </w:tcPr>
-          <w:p>
-            <w:pPr>
-              <w:spacing w:after="0" w:line="240"/>
-            </w:pPr>
-            <w:r>
-              <w:rPr>
-                <w:rFonts w:ascii="Calibri" w:cs="Calibri" w:eastAsia="Calibri" w:hAnsi="Calibri"/>
-                <w:b w:val="false"/>
-                <w:bCs w:val="false"/>
-                <w:sz w:val="18"/>
-                <w:szCs w:val="18"/>
-              </w:rPr>
-              <w:t xml:space="preserve">Performance.</w:t>
+              <w:t xml:space="preserve">1</w:t>
+            </w:r>
+          </w:p>
+        </w:tc>
+        <w:tc>
+          <w:tcPr>
+            <w:tcW w:type="dxa" w:w="7438"/>
+            <w:tcMar>
+              <w:top w:type="dxa" w:w="40"/>
+              <w:left w:type="dxa" w:w="80"/>
+              <w:bottom w:type="dxa" w:w="40"/>
+              <w:right w:type="dxa" w:w="80"/>
+            </w:tcMar>
+          </w:tcPr>
+          <w:p>
+            <w:pPr>
+              <w:spacing w:after="0" w:line="240"/>
+            </w:pPr>
+            <w:r>
+              <w:rPr>
+                <w:rFonts w:ascii="Calibri" w:cs="Calibri" w:eastAsia="Calibri" w:hAnsi="Calibri"/>
+                <w:b w:val="false"/>
+                <w:bCs w:val="false"/>
+                <w:sz w:val="18"/>
+                <w:szCs w:val="18"/>
+              </w:rPr>
+              <w:t xml:space="preserve">Migrations rejouables sur base vierge ; composants de formulaire communs ; fiche projet regroupée.</w:t>
+            </w:r>
+          </w:p>
+        </w:tc>
+        <w:tc>
+          <w:tcPr>
+            <w:tcW w:type="dxa" w:w="1200"/>
+            <w:tcMar>
+              <w:top w:type="dxa" w:w="40"/>
+              <w:left w:type="dxa" w:w="80"/>
+              <w:bottom w:type="dxa" w:w="40"/>
+              <w:right w:type="dxa" w:w="80"/>
+            </w:tcMar>
+          </w:tcPr>
+          <w:p>
+            <w:pPr>
+              <w:spacing w:after="0" w:line="240"/>
+              <w:jc w:val="center"/>
+            </w:pPr>
+            <w:r>
+              <w:rPr>
+                <w:rFonts w:ascii="Calibri" w:cs="Calibri" w:eastAsia="Calibri" w:hAnsi="Calibri"/>
+                <w:b w:val="false"/>
+                <w:bCs w:val="false"/>
+                <w:sz w:val="18"/>
+                <w:szCs w:val="18"/>
+              </w:rPr>
+              <w:t xml:space="preserve">6</w:t>
             </w:r>
           </w:p>
         </w:tc>
@@ -3181,13 +3182,13 @@
                 <w:sz w:val="18"/>
                 <w:szCs w:val="18"/>
               </w:rPr>
-              <w:t xml:space="preserve">3</w:t>
-            </w:r>
-          </w:p>
-        </w:tc>
-        <w:tc>
-          <w:tcPr>
-            <w:tcW w:type="dxa" w:w="4838"/>
+              <w:t xml:space="preserve">2</w:t>
+            </w:r>
+          </w:p>
+        </w:tc>
+        <w:tc>
+          <w:tcPr>
+            <w:tcW w:type="dxa" w:w="7438"/>
             <w:shd w:fill="F2F5FB" w:color="auto" w:val="clear"/>
             <w:tcMar>
               <w:top w:type="dxa" w:w="40"/>
@@ -3208,13 +3209,13 @@
                 <w:sz w:val="18"/>
                 <w:szCs w:val="18"/>
               </w:rPr>
-              <w:t xml:space="preserve">Mode sombre (les tons sémantiques et les styles de champ centralisés le rendent possible).</w:t>
-            </w:r>
-          </w:p>
-        </w:tc>
-        <w:tc>
-          <w:tcPr>
-            <w:tcW w:type="dxa" w:w="3800"/>
+              <w:t xml:space="preserve">Indicateurs cliquables ; export de la liste filtrée ; alertes &amp; échéances ; confirmations intégrées ; champs harmonisés.</w:t>
+            </w:r>
+          </w:p>
+        </w:tc>
+        <w:tc>
+          <w:tcPr>
+            <w:tcW w:type="dxa" w:w="1200"/>
             <w:shd w:fill="F2F5FB" w:color="auto" w:val="clear"/>
             <w:tcMar>
               <w:top w:type="dxa" w:w="40"/>
@@ -3226,16 +3227,17 @@
           <w:p>
             <w:pPr>
               <w:spacing w:after="0" w:line="240"/>
-            </w:pPr>
-            <w:r>
-              <w:rPr>
-                <w:rFonts w:ascii="Calibri" w:cs="Calibri" w:eastAsia="Calibri" w:hAnsi="Calibri"/>
-                <w:b w:val="false"/>
-                <w:bCs w:val="false"/>
-                <w:sz w:val="18"/>
-                <w:szCs w:val="18"/>
-              </w:rPr>
-              <w:t xml:space="preserve">Confort, usage prolongé.</w:t>
+              <w:jc w:val="center"/>
+            </w:pPr>
+            <w:r>
+              <w:rPr>
+                <w:rFonts w:ascii="Calibri" w:cs="Calibri" w:eastAsia="Calibri" w:hAnsi="Calibri"/>
+                <w:b w:val="false"/>
+                <w:bCs w:val="false"/>
+                <w:sz w:val="18"/>
+                <w:szCs w:val="18"/>
+              </w:rPr>
+              <w:t xml:space="preserve">7</w:t>
             </w:r>
           </w:p>
         </w:tc>
@@ -3273,65 +3275,33 @@
         </w:tc>
         <w:tc>
           <w:tcPr>
-            <w:tcW w:type="dxa" w:w="4838"/>
-            <w:tcMar>
-              <w:top w:type="dxa" w:w="40"/>
-              <w:left w:type="dxa" w:w="80"/>
-              <w:bottom w:type="dxa" w:w="40"/>
-              <w:right w:type="dxa" w:w="80"/>
-            </w:tcMar>
-          </w:tcPr>
-          <w:p>
-            <w:pPr>
-              <w:spacing w:after="0" w:line="240"/>
-            </w:pPr>
-            <w:r>
-              <w:rPr>
-                <w:rFonts w:ascii="Calibri" w:cs="Calibri" w:eastAsia="Calibri" w:hAnsi="Calibri"/>
-                <w:b w:val="false"/>
-                <w:bCs w:val="false"/>
-                <w:sz w:val="18"/>
-                <w:szCs w:val="18"/>
-              </w:rPr>
-              <w:t xml:space="preserve">Tests de bout en bout (Playwright) à partir du banc de captures utilisé pour ce diagnostic.</w:t>
-            </w:r>
-          </w:p>
-        </w:tc>
-        <w:tc>
-          <w:tcPr>
-            <w:tcW w:type="dxa" w:w="3800"/>
-            <w:tcMar>
-              <w:top w:type="dxa" w:w="40"/>
-              <w:left w:type="dxa" w:w="80"/>
-              <w:bottom w:type="dxa" w:w="40"/>
-              <w:right w:type="dxa" w:w="80"/>
-            </w:tcMar>
-          </w:tcPr>
-          <w:p>
-            <w:pPr>
-              <w:spacing w:after="0" w:line="240"/>
-            </w:pPr>
-            <w:r>
-              <w:rPr>
-                <w:rFonts w:ascii="Calibri" w:cs="Calibri" w:eastAsia="Calibri" w:hAnsi="Calibri"/>
-                <w:b w:val="false"/>
-                <w:bCs w:val="false"/>
-                <w:sz w:val="18"/>
-                <w:szCs w:val="18"/>
-              </w:rPr>
-              <w:t xml:space="preserve">Non-régression visuelle et fonctionnelle.</w:t>
-            </w:r>
-          </w:p>
-        </w:tc>
-      </w:tr>
-      <w:tr>
-        <w:trPr>
-          <w:cantSplit/>
-        </w:trPr>
-        <w:tc>
-          <w:tcPr>
-            <w:tcW w:type="dxa" w:w="1000"/>
-            <w:shd w:fill="F2F5FB" w:color="auto" w:val="clear"/>
+            <w:tcW w:type="dxa" w:w="7438"/>
+            <w:tcMar>
+              <w:top w:type="dxa" w:w="40"/>
+              <w:left w:type="dxa" w:w="80"/>
+              <w:bottom w:type="dxa" w:w="40"/>
+              <w:right w:type="dxa" w:w="80"/>
+            </w:tcMar>
+          </w:tcPr>
+          <w:p>
+            <w:pPr>
+              <w:spacing w:after="0" w:line="240"/>
+            </w:pPr>
+            <w:r>
+              <w:rPr>
+                <w:rFonts w:ascii="Calibri" w:cs="Calibri" w:eastAsia="Calibri" w:hAnsi="Calibri"/>
+                <w:b w:val="false"/>
+                <w:bCs w:val="false"/>
+                <w:sz w:val="18"/>
+                <w:szCs w:val="18"/>
+              </w:rPr>
+              <w:t xml:space="preserve">Pagination et filtres côté base ; mode sombre ; résumé hebdomadaire des alertes par e-mail ; tests de bout en bout.</w:t>
+            </w:r>
+          </w:p>
+        </w:tc>
+        <w:tc>
+          <w:tcPr>
+            <w:tcW w:type="dxa" w:w="1200"/>
             <w:tcMar>
               <w:top w:type="dxa" w:w="40"/>
               <w:left w:type="dxa" w:w="80"/>
@@ -3347,71 +3317,30 @@
             <w:r>
               <w:rPr>
                 <w:rFonts w:ascii="Calibri" w:cs="Calibri" w:eastAsia="Calibri" w:hAnsi="Calibri"/>
-                <w:b/>
-                <w:bCs/>
-                <w:sz w:val="18"/>
-                <w:szCs w:val="18"/>
-              </w:rPr>
-              <w:t xml:space="preserve">3</w:t>
-            </w:r>
-          </w:p>
-        </w:tc>
-        <w:tc>
-          <w:tcPr>
-            <w:tcW w:type="dxa" w:w="4838"/>
-            <w:shd w:fill="F2F5FB" w:color="auto" w:val="clear"/>
-            <w:tcMar>
-              <w:top w:type="dxa" w:w="40"/>
-              <w:left w:type="dxa" w:w="80"/>
-              <w:bottom w:type="dxa" w:w="40"/>
-              <w:right w:type="dxa" w:w="80"/>
-            </w:tcMar>
-          </w:tcPr>
-          <w:p>
-            <w:pPr>
-              <w:spacing w:after="0" w:line="240"/>
-            </w:pPr>
-            <w:r>
-              <w:rPr>
-                <w:rFonts w:ascii="Calibri" w:cs="Calibri" w:eastAsia="Calibri" w:hAnsi="Calibri"/>
-                <w:b w:val="false"/>
-                <w:bCs w:val="false"/>
-                <w:sz w:val="18"/>
-                <w:szCs w:val="18"/>
-              </w:rPr>
-              <w:t xml:space="preserve">Envoi des alertes par e-mail (résumé hebdomadaire par chargé d'affaires).</w:t>
-            </w:r>
-          </w:p>
-        </w:tc>
-        <w:tc>
-          <w:tcPr>
-            <w:tcW w:type="dxa" w:w="3800"/>
-            <w:shd w:fill="F2F5FB" w:color="auto" w:val="clear"/>
-            <w:tcMar>
-              <w:top w:type="dxa" w:w="40"/>
-              <w:left w:type="dxa" w:w="80"/>
-              <w:bottom w:type="dxa" w:w="40"/>
-              <w:right w:type="dxa" w:w="80"/>
-            </w:tcMar>
-          </w:tcPr>
-          <w:p>
-            <w:pPr>
-              <w:spacing w:after="0" w:line="240"/>
-            </w:pPr>
-            <w:r>
-              <w:rPr>
-                <w:rFonts w:ascii="Calibri" w:cs="Calibri" w:eastAsia="Calibri" w:hAnsi="Calibri"/>
-                <w:b w:val="false"/>
-                <w:bCs w:val="false"/>
-                <w:sz w:val="18"/>
-                <w:szCs w:val="18"/>
-              </w:rPr>
-              <w:t xml:space="preserve">Les alertes sont aujourd'hui consultées dans l'application.</w:t>
+                <w:b w:val="false"/>
+                <w:bCs w:val="false"/>
+                <w:sz w:val="18"/>
+                <w:szCs w:val="18"/>
+              </w:rPr>
+              <w:t xml:space="preserve">8</w:t>
             </w:r>
           </w:p>
         </w:tc>
       </w:tr>
     </w:tbl>
+    <w:p>
+      <w:pPr>
+        <w:spacing w:after="120" w:before="120" w:line="276"/>
+      </w:pPr>
+      <w:r>
+        <w:rPr>
+          <w:rFonts w:ascii="Calibri" w:cs="Calibri" w:eastAsia="Calibri" w:hAnsi="Calibri"/>
+          <w:sz w:val="21"/>
+          <w:szCs w:val="21"/>
+        </w:rPr>
+        <w:t xml:space="preserve">Suites possibles, non engagées : préférence individuelle d'abonnement au résumé (nécessite une colonne en base), relais SMTP interne si la banque n'utilise pas de fournisseur d'e-mail externe, index composites (projet, date) sur les runs au-delà de quelques milliers de dossiers.</w:t>
+      </w:r>
+    </w:p>
     <w:p>
       <w:r>
         <w:br w:type="page"/>
@@ -3647,7 +3576,7 @@
           <wp:inline distT="0" distB="0" distL="0" distR="0">
             <wp:extent cx="4476750" cy="1619250"/>
             <wp:effectExtent t="0" r="0" b="0" l="0"/>
-            <wp:docPr id="1" name="p1_form_error.png" descr="p1_form_error.png" title="p1_form_error.png"/>
+            <wp:docPr id="9" name="p1_form_error.png" descr="p1_form_error.png" title="p1_form_error.png"/>
             <wp:cNvGraphicFramePr>
               <a:graphicFrameLocks xmlns:a="http://schemas.openxmlformats.org/drawingml/2006/main" noChangeAspect="1"/>
             </wp:cNvGraphicFramePr>
@@ -3711,7 +3640,7 @@
           <wp:inline distT="0" distB="0" distL="0" distR="0">
             <wp:extent cx="4476750" cy="1838325"/>
             <wp:effectExtent t="0" r="0" b="0" l="0"/>
-            <wp:docPr id="1" name="p1_wizard.png" descr="p1_wizard.png" title="p1_wizard.png"/>
+            <wp:docPr id="10" name="p1_wizard.png" descr="p1_wizard.png" title="p1_wizard.png"/>
             <wp:cNvGraphicFramePr>
               <a:graphicFrameLocks xmlns:a="http://schemas.openxmlformats.org/drawingml/2006/main" noChangeAspect="1"/>
             </wp:cNvGraphicFramePr>
@@ -3856,7 +3785,7 @@
           <wp:inline distT="0" distB="0" distL="0" distR="0">
             <wp:extent cx="4476750" cy="3248025"/>
             <wp:effectExtent t="0" r="0" b="0" l="0"/>
-            <wp:docPr id="1" name="p1_fiche.png" descr="p1_fiche.png" title="p1_fiche.png"/>
+            <wp:docPr id="11" name="p1_fiche.png" descr="p1_fiche.png" title="p1_fiche.png"/>
             <wp:cNvGraphicFramePr>
               <a:graphicFrameLocks xmlns:a="http://schemas.openxmlformats.org/drawingml/2006/main" noChangeAspect="1"/>
             </wp:cNvGraphicFramePr>
@@ -4041,7 +3970,7 @@
           <wp:inline distT="0" distB="0" distL="0" distR="0">
             <wp:extent cx="4476750" cy="1590675"/>
             <wp:effectExtent t="0" r="0" b="0" l="0"/>
-            <wp:docPr id="1" name="p2_export.png" descr="p2_export.png" title="p2_export.png"/>
+            <wp:docPr id="12" name="p2_export.png" descr="p2_export.png" title="p2_export.png"/>
             <wp:cNvGraphicFramePr>
               <a:graphicFrameLocks xmlns:a="http://schemas.openxmlformats.org/drawingml/2006/main" noChangeAspect="1"/>
             </wp:cNvGraphicFramePr>
@@ -4186,7 +4115,7 @@
           <wp:inline distT="0" distB="0" distL="0" distR="0">
             <wp:extent cx="4476750" cy="2266950"/>
             <wp:effectExtent t="0" r="0" b="0" l="0"/>
-            <wp:docPr id="1" name="p2_dashboard.png" descr="p2_dashboard.png" title="p2_dashboard.png"/>
+            <wp:docPr id="13" name="p2_dashboard.png" descr="p2_dashboard.png" title="p2_dashboard.png"/>
             <wp:cNvGraphicFramePr>
               <a:graphicFrameLocks xmlns:a="http://schemas.openxmlformats.org/drawingml/2006/main" noChangeAspect="1"/>
             </wp:cNvGraphicFramePr>
@@ -4250,7 +4179,7 @@
           <wp:inline distT="0" distB="0" distL="0" distR="0">
             <wp:extent cx="4476750" cy="2419350"/>
             <wp:effectExtent t="0" r="0" b="0" l="0"/>
-            <wp:docPr id="1" name="p2_alerts.png" descr="p2_alerts.png" title="p2_alerts.png"/>
+            <wp:docPr id="14" name="p2_alerts.png" descr="p2_alerts.png" title="p2_alerts.png"/>
             <wp:cNvGraphicFramePr>
               <a:graphicFrameLocks xmlns:a="http://schemas.openxmlformats.org/drawingml/2006/main" noChangeAspect="1"/>
             </wp:cNvGraphicFramePr>
@@ -4377,7 +4306,7 @@
           <wp:inline distT="0" distB="0" distL="0" distR="0">
             <wp:extent cx="4191000" cy="1266825"/>
             <wp:effectExtent t="0" r="0" b="0" l="0"/>
-            <wp:docPr id="1" name="p2_confirm.png" descr="p2_confirm.png" title="p2_confirm.png"/>
+            <wp:docPr id="15" name="p2_confirm.png" descr="p2_confirm.png" title="p2_confirm.png"/>
             <wp:cNvGraphicFramePr>
               <a:graphicFrameLocks xmlns:a="http://schemas.openxmlformats.org/drawingml/2006/main" noChangeAspect="1"/>
             </wp:cNvGraphicFramePr>
@@ -4503,6 +4432,1328 @@
         <w:pStyle w:val="Heading1"/>
       </w:pPr>
       <w:r>
+        <w:t xml:space="preserve">8. Priorité 3 réalisée</w:t>
+      </w:r>
+    </w:p>
+    <w:p>
+      <w:pPr>
+        <w:pStyle w:val="Heading2"/>
+        <w:keepNext/>
+      </w:pPr>
+      <w:r>
+        <w:t xml:space="preserve">8.1 Pagination et filtres exécutés par la base</w:t>
+      </w:r>
+    </w:p>
+    <w:p>
+      <w:pPr>
+        <w:pStyle w:val="ListParagraph"/>
+        <w:numPr>
+          <w:ilvl w:val="0"/>
+          <w:numId w:val="2"/>
+        </w:numPr>
+        <w:spacing w:after="60" w:line="276"/>
+      </w:pPr>
+      <w:r>
+        <w:rPr>
+          <w:rFonts w:ascii="Calibri" w:cs="Calibri" w:eastAsia="Calibri" w:hAnsi="Calibri"/>
+          <w:sz w:val="21"/>
+          <w:szCs w:val="21"/>
+        </w:rPr>
+        <w:t xml:space="preserve">La liste des projets n'est plus chargée entièrement puis filtrée en mémoire : recherche, filtres, tri et pagination sont exécutés par PostgreSQL, en une requête paramétrée (dernier score, dernière classe et étape du circuit obtenus par jointure latérale).</w:t>
+      </w:r>
+    </w:p>
+    <w:p>
+      <w:pPr>
+        <w:pStyle w:val="ListParagraph"/>
+        <w:numPr>
+          <w:ilvl w:val="0"/>
+          <w:numId w:val="2"/>
+        </w:numPr>
+        <w:spacing w:after="60" w:line="276"/>
+      </w:pPr>
+      <w:r>
+        <w:rPr>
+          <w:rFonts w:ascii="Calibri" w:cs="Calibri" w:eastAsia="Calibri" w:hAnsi="Calibri"/>
+          <w:sz w:val="21"/>
+          <w:szCs w:val="21"/>
+        </w:rPr>
+        <w:t xml:space="preserve">Recherche insensible aux accents et à la casse, sans extension de base (repli des accents par translate) ; caractères spéciaux de la recherche neutralisés.</w:t>
+      </w:r>
+    </w:p>
+    <w:p>
+      <w:pPr>
+        <w:pStyle w:val="ListParagraph"/>
+        <w:numPr>
+          <w:ilvl w:val="0"/>
+          <w:numId w:val="2"/>
+        </w:numPr>
+        <w:spacing w:after="60" w:line="276"/>
+      </w:pPr>
+      <w:r>
+        <w:rPr>
+          <w:rFonts w:ascii="Calibri" w:cs="Calibri" w:eastAsia="Calibri" w:hAnsi="Calibri"/>
+          <w:sz w:val="21"/>
+          <w:szCs w:val="21"/>
+        </w:rPr>
+        <w:t xml:space="preserve">Filtre « À rafraîchir » calculé en SQL avec les règles de la politique de revue : jamais scoré, périodicité de la classe atteinte (365 j sain, 90 j sensible, 30 j au-delà), ou événement matériel / imposant un comité postérieur au dernier score.</w:t>
+      </w:r>
+    </w:p>
+    <w:p>
+      <w:pPr>
+        <w:pStyle w:val="ListParagraph"/>
+        <w:numPr>
+          <w:ilvl w:val="0"/>
+          <w:numId w:val="2"/>
+        </w:numPr>
+        <w:spacing w:after="60" w:line="276"/>
+      </w:pPr>
+      <w:r>
+        <w:rPr>
+          <w:rFonts w:ascii="Calibri" w:cs="Calibri" w:eastAsia="Calibri" w:hAnsi="Calibri"/>
+          <w:sz w:val="21"/>
+          <w:szCs w:val="21"/>
+        </w:rPr>
+        <w:t xml:space="preserve">25, 50 ou 100 dossiers par page ; navigation précédente / suivante et numéros de page (liens : fonctionne sans JavaScript) ; une page au-delà de la dernière affiche la dernière. Le nombre de dossiers et l'exposition portent sur tout le filtre.</w:t>
+      </w:r>
+    </w:p>
+    <w:p>
+      <w:pPr>
+        <w:pStyle w:val="ListParagraph"/>
+        <w:numPr>
+          <w:ilvl w:val="0"/>
+          <w:numId w:val="2"/>
+        </w:numPr>
+        <w:spacing w:after="60" w:line="276"/>
+      </w:pPr>
+      <w:r>
+        <w:rPr>
+          <w:rFonts w:ascii="Calibri" w:cs="Calibri" w:eastAsia="Calibri" w:hAnsi="Calibri"/>
+          <w:sz w:val="21"/>
+          <w:szCs w:val="21"/>
+        </w:rPr>
+        <w:t xml:space="preserve">L'export Excel / CSV utilise la même requête, sans pagination : il contient toute la liste filtrée.</w:t>
+      </w:r>
+    </w:p>
+    <w:p>
+      <w:pPr>
+        <w:pStyle w:val="ListParagraph"/>
+        <w:numPr>
+          <w:ilvl w:val="0"/>
+          <w:numId w:val="2"/>
+        </w:numPr>
+        <w:spacing w:after="60" w:line="276"/>
+      </w:pPr>
+      <w:r>
+        <w:rPr>
+          <w:rFonts w:ascii="Calibri" w:cs="Calibri" w:eastAsia="Calibri" w:hAnsi="Calibri"/>
+          <w:sz w:val="21"/>
+          <w:szCs w:val="21"/>
+        </w:rPr>
+        <w:t xml:space="preserve">Contrôle : 4 tests d'intégration sur une base PostgreSQL réelle vérifient, sur 30 combinaisons de filtres et de tris, que la base renvoie exactement la liste de la définition de référence, que l'indicateur « à rafraîchir » coïncide avec la file de re-scoring, et que les pages enchaînées redonnent la liste complète, sans perte ni doublon. Ils passent sur la base de test (32 dossiers) et sur la base de démonstration.</w:t>
+      </w:r>
+    </w:p>
+    <w:p>
+      <w:pPr>
+        <w:keepNext/>
+        <w:spacing w:after="40" w:before="60"/>
+        <w:jc w:val="center"/>
+      </w:pPr>
+      <w:r>
+        <w:drawing>
+          <wp:inline distT="0" distB="0" distL="0" distR="0">
+            <wp:extent cx="4476750" cy="2800350"/>
+            <wp:effectExtent t="0" r="0" b="0" l="0"/>
+            <wp:docPr id="16" name="p3_pagination.png" descr="p3_pagination.png" title="p3_pagination.png"/>
+            <wp:cNvGraphicFramePr>
+              <a:graphicFrameLocks xmlns:a="http://schemas.openxmlformats.org/drawingml/2006/main" noChangeAspect="1"/>
+            </wp:cNvGraphicFramePr>
+            <a:graphic xmlns:a="http://schemas.openxmlformats.org/drawingml/2006/main">
+              <a:graphicData uri="http://schemas.openxmlformats.org/drawingml/2006/picture">
+                <pic:pic xmlns:pic="http://schemas.openxmlformats.org/drawingml/2006/picture">
+                  <pic:nvPicPr>
+                    <pic:cNvPr id="0" name="" descr=""/>
+                    <pic:cNvPicPr>
+                      <a:picLocks noChangeAspect="1" noChangeArrowheads="1"/>
+                    </pic:cNvPicPr>
+                  </pic:nvPicPr>
+                  <pic:blipFill>
+                    <a:blip r:embed="rId24" cstate="none"/>
+                    <a:srcRect/>
+                    <a:stretch>
+                      <a:fillRect/>
+                    </a:stretch>
+                  </pic:blipFill>
+                  <pic:spPr bwMode="auto">
+                    <a:xfrm>
+                      <a:off x="0" y="0"/>
+                      <a:ext cx="4476750" cy="2800350"/>
+                    </a:xfrm>
+                    <a:prstGeom prst="rect">
+                      <a:avLst/>
+                    </a:prstGeom>
+                  </pic:spPr>
+                </pic:pic>
+              </a:graphicData>
+            </a:graphic>
+          </wp:inline>
+        </w:drawing>
+      </w:r>
+    </w:p>
+    <w:p>
+      <w:pPr>
+        <w:spacing w:after="160" w:before="0" w:line="276"/>
+        <w:jc w:val="center"/>
+      </w:pPr>
+      <w:r>
+        <w:rPr>
+          <w:rFonts w:ascii="Calibri" w:cs="Calibri" w:eastAsia="Calibri" w:hAnsi="Calibri"/>
+          <w:i/>
+          <w:iCs/>
+          <w:color w:val="595959"/>
+          <w:sz w:val="18"/>
+          <w:szCs w:val="18"/>
+        </w:rPr>
+        <w:t xml:space="preserve">Liste des projets, page 2 sur 2 : pagination et choix du nombre de dossiers par page</w:t>
+      </w:r>
+    </w:p>
+    <w:p>
+      <w:pPr>
+        <w:pStyle w:val="Heading2"/>
+        <w:keepNext/>
+      </w:pPr>
+      <w:r>
+        <w:t xml:space="preserve">8.2 Mode sombre</w:t>
+      </w:r>
+    </w:p>
+    <w:p>
+      <w:pPr>
+        <w:pStyle w:val="ListParagraph"/>
+        <w:numPr>
+          <w:ilvl w:val="0"/>
+          <w:numId w:val="2"/>
+        </w:numPr>
+        <w:spacing w:after="60" w:line="276"/>
+      </w:pPr>
+      <w:r>
+        <w:rPr>
+          <w:rFonts w:ascii="Calibri" w:cs="Calibri" w:eastAsia="Calibri" w:hAnsi="Calibri"/>
+          <w:sz w:val="21"/>
+          <w:szCs w:val="21"/>
+        </w:rPr>
+        <w:t xml:space="preserve">Toutes les couleurs passent par des variables CSS : les jetons de l'interface (fond, texte, bordure, primaire, danger) et la palette des tons (badges, bandeaux, graphiques). En sombre, l'échelle de chaque teinte est inversée — les fonds clairs deviennent foncés, les textes foncés deviennent clairs — sans modifier les composants.</w:t>
+      </w:r>
+    </w:p>
+    <w:p>
+      <w:pPr>
+        <w:pStyle w:val="ListParagraph"/>
+        <w:numPr>
+          <w:ilvl w:val="0"/>
+          <w:numId w:val="2"/>
+        </w:numPr>
+        <w:spacing w:after="60" w:line="276"/>
+      </w:pPr>
+      <w:r>
+        <w:rPr>
+          <w:rFonts w:ascii="Calibri" w:cs="Calibri" w:eastAsia="Calibri" w:hAnsi="Calibri"/>
+          <w:sz w:val="21"/>
+          <w:szCs w:val="21"/>
+        </w:rPr>
+        <w:t xml:space="preserve">Choix « Système / Clair / Sombre » en bas de la barre latérale ; par défaut, l'application suit le réglage de l'appareil. Le choix est conservé (cookie) et rendu directement par le serveur : pas de flash clair au chargement.</w:t>
+      </w:r>
+    </w:p>
+    <w:p>
+      <w:pPr>
+        <w:pStyle w:val="ListParagraph"/>
+        <w:numPr>
+          <w:ilvl w:val="0"/>
+          <w:numId w:val="2"/>
+        </w:numPr>
+        <w:spacing w:after="60" w:line="276"/>
+      </w:pPr>
+      <w:r>
+        <w:rPr>
+          <w:rFonts w:ascii="Calibri" w:cs="Calibri" w:eastAsia="Calibri" w:hAnsi="Calibri"/>
+          <w:sz w:val="21"/>
+          <w:szCs w:val="21"/>
+        </w:rPr>
+        <w:t xml:space="preserve">Contrastes vérifiés par test, dans les deux thèmes : texte principal ≥ 7:1, texte secondaire, liens, boutons et tous les tons sémantiques ≥ 4,5:1 (norme WCAG AA). Le texte secondaire du thème clair a été légèrement foncé à cette occasion (4,3:1 → 5,9:1 sur fond gris).</w:t>
+      </w:r>
+    </w:p>
+    <w:p>
+      <w:pPr>
+        <w:pStyle w:val="ListParagraph"/>
+        <w:numPr>
+          <w:ilvl w:val="0"/>
+          <w:numId w:val="2"/>
+        </w:numPr>
+        <w:spacing w:after="60" w:line="276"/>
+      </w:pPr>
+      <w:r>
+        <w:rPr>
+          <w:rFonts w:ascii="Calibri" w:cs="Calibri" w:eastAsia="Calibri" w:hAnsi="Calibri"/>
+          <w:sz w:val="21"/>
+          <w:szCs w:val="21"/>
+        </w:rPr>
+        <w:t xml:space="preserve">Graphiques (graduations, axes, infobulles) et bouton « danger » adaptés ; le thème clair est inchangé par ailleurs.</w:t>
+      </w:r>
+    </w:p>
+    <w:p>
+      <w:pPr>
+        <w:keepNext/>
+        <w:spacing w:after="40" w:before="60"/>
+        <w:jc w:val="center"/>
+      </w:pPr>
+      <w:r>
+        <w:drawing>
+          <wp:inline distT="0" distB="0" distL="0" distR="0">
+            <wp:extent cx="4476750" cy="2800350"/>
+            <wp:effectExtent t="0" r="0" b="0" l="0"/>
+            <wp:docPr id="17" name="p3_dark_dashboard.png" descr="p3_dark_dashboard.png" title="p3_dark_dashboard.png"/>
+            <wp:cNvGraphicFramePr>
+              <a:graphicFrameLocks xmlns:a="http://schemas.openxmlformats.org/drawingml/2006/main" noChangeAspect="1"/>
+            </wp:cNvGraphicFramePr>
+            <a:graphic xmlns:a="http://schemas.openxmlformats.org/drawingml/2006/main">
+              <a:graphicData uri="http://schemas.openxmlformats.org/drawingml/2006/picture">
+                <pic:pic xmlns:pic="http://schemas.openxmlformats.org/drawingml/2006/picture">
+                  <pic:nvPicPr>
+                    <pic:cNvPr id="0" name="" descr=""/>
+                    <pic:cNvPicPr>
+                      <a:picLocks noChangeAspect="1" noChangeArrowheads="1"/>
+                    </pic:cNvPicPr>
+                  </pic:nvPicPr>
+                  <pic:blipFill>
+                    <a:blip r:embed="rId25" cstate="none"/>
+                    <a:srcRect/>
+                    <a:stretch>
+                      <a:fillRect/>
+                    </a:stretch>
+                  </pic:blipFill>
+                  <pic:spPr bwMode="auto">
+                    <a:xfrm>
+                      <a:off x="0" y="0"/>
+                      <a:ext cx="4476750" cy="2800350"/>
+                    </a:xfrm>
+                    <a:prstGeom prst="rect">
+                      <a:avLst/>
+                    </a:prstGeom>
+                  </pic:spPr>
+                </pic:pic>
+              </a:graphicData>
+            </a:graphic>
+          </wp:inline>
+        </w:drawing>
+      </w:r>
+    </w:p>
+    <w:p>
+      <w:pPr>
+        <w:spacing w:after="160" w:before="0" w:line="276"/>
+        <w:jc w:val="center"/>
+      </w:pPr>
+      <w:r>
+        <w:rPr>
+          <w:rFonts w:ascii="Calibri" w:cs="Calibri" w:eastAsia="Calibri" w:hAnsi="Calibri"/>
+          <w:i/>
+          <w:iCs/>
+          <w:color w:val="595959"/>
+          <w:sz w:val="18"/>
+          <w:szCs w:val="18"/>
+        </w:rPr>
+        <w:t xml:space="preserve">Tableau de bord en mode sombre</w:t>
+      </w:r>
+    </w:p>
+    <w:p>
+      <w:pPr>
+        <w:keepNext/>
+        <w:spacing w:after="40" w:before="60"/>
+        <w:jc w:val="center"/>
+      </w:pPr>
+      <w:r>
+        <w:drawing>
+          <wp:inline distT="0" distB="0" distL="0" distR="0">
+            <wp:extent cx="4476750" cy="2800350"/>
+            <wp:effectExtent t="0" r="0" b="0" l="0"/>
+            <wp:docPr id="18" name="p3_dark_fiche.png" descr="p3_dark_fiche.png" title="p3_dark_fiche.png"/>
+            <wp:cNvGraphicFramePr>
+              <a:graphicFrameLocks xmlns:a="http://schemas.openxmlformats.org/drawingml/2006/main" noChangeAspect="1"/>
+            </wp:cNvGraphicFramePr>
+            <a:graphic xmlns:a="http://schemas.openxmlformats.org/drawingml/2006/main">
+              <a:graphicData uri="http://schemas.openxmlformats.org/drawingml/2006/picture">
+                <pic:pic xmlns:pic="http://schemas.openxmlformats.org/drawingml/2006/picture">
+                  <pic:nvPicPr>
+                    <pic:cNvPr id="0" name="" descr=""/>
+                    <pic:cNvPicPr>
+                      <a:picLocks noChangeAspect="1" noChangeArrowheads="1"/>
+                    </pic:cNvPicPr>
+                  </pic:nvPicPr>
+                  <pic:blipFill>
+                    <a:blip r:embed="rId26" cstate="none"/>
+                    <a:srcRect/>
+                    <a:stretch>
+                      <a:fillRect/>
+                    </a:stretch>
+                  </pic:blipFill>
+                  <pic:spPr bwMode="auto">
+                    <a:xfrm>
+                      <a:off x="0" y="0"/>
+                      <a:ext cx="4476750" cy="2800350"/>
+                    </a:xfrm>
+                    <a:prstGeom prst="rect">
+                      <a:avLst/>
+                    </a:prstGeom>
+                  </pic:spPr>
+                </pic:pic>
+              </a:graphicData>
+            </a:graphic>
+          </wp:inline>
+        </w:drawing>
+      </w:r>
+    </w:p>
+    <w:p>
+      <w:pPr>
+        <w:spacing w:after="160" w:before="0" w:line="276"/>
+        <w:jc w:val="center"/>
+      </w:pPr>
+      <w:r>
+        <w:rPr>
+          <w:rFonts w:ascii="Calibri" w:cs="Calibri" w:eastAsia="Calibri" w:hAnsi="Calibri"/>
+          <w:i/>
+          <w:iCs/>
+          <w:color w:val="595959"/>
+          <w:sz w:val="18"/>
+          <w:szCs w:val="18"/>
+        </w:rPr>
+        <w:t xml:space="preserve">Fiche projet en mode sombre</w:t>
+      </w:r>
+    </w:p>
+    <w:p>
+      <w:pPr>
+        <w:keepNext/>
+        <w:spacing w:after="40" w:before="60"/>
+        <w:jc w:val="center"/>
+      </w:pPr>
+      <w:r>
+        <w:drawing>
+          <wp:inline distT="0" distB="0" distL="0" distR="0">
+            <wp:extent cx="1905000" cy="1266825"/>
+            <wp:effectExtent t="0" r="0" b="0" l="0"/>
+            <wp:docPr id="19" name="p3_theme_toggle.png" descr="p3_theme_toggle.png" title="p3_theme_toggle.png"/>
+            <wp:cNvGraphicFramePr>
+              <a:graphicFrameLocks xmlns:a="http://schemas.openxmlformats.org/drawingml/2006/main" noChangeAspect="1"/>
+            </wp:cNvGraphicFramePr>
+            <a:graphic xmlns:a="http://schemas.openxmlformats.org/drawingml/2006/main">
+              <a:graphicData uri="http://schemas.openxmlformats.org/drawingml/2006/picture">
+                <pic:pic xmlns:pic="http://schemas.openxmlformats.org/drawingml/2006/picture">
+                  <pic:nvPicPr>
+                    <pic:cNvPr id="0" name="" descr=""/>
+                    <pic:cNvPicPr>
+                      <a:picLocks noChangeAspect="1" noChangeArrowheads="1"/>
+                    </pic:cNvPicPr>
+                  </pic:nvPicPr>
+                  <pic:blipFill>
+                    <a:blip r:embed="rId27" cstate="none"/>
+                    <a:srcRect/>
+                    <a:stretch>
+                      <a:fillRect/>
+                    </a:stretch>
+                  </pic:blipFill>
+                  <pic:spPr bwMode="auto">
+                    <a:xfrm>
+                      <a:off x="0" y="0"/>
+                      <a:ext cx="1905000" cy="1266825"/>
+                    </a:xfrm>
+                    <a:prstGeom prst="rect">
+                      <a:avLst/>
+                    </a:prstGeom>
+                  </pic:spPr>
+                </pic:pic>
+              </a:graphicData>
+            </a:graphic>
+          </wp:inline>
+        </w:drawing>
+      </w:r>
+    </w:p>
+    <w:p>
+      <w:pPr>
+        <w:spacing w:after="160" w:before="0" w:line="276"/>
+        <w:jc w:val="center"/>
+      </w:pPr>
+      <w:r>
+        <w:rPr>
+          <w:rFonts w:ascii="Calibri" w:cs="Calibri" w:eastAsia="Calibri" w:hAnsi="Calibri"/>
+          <w:i/>
+          <w:iCs/>
+          <w:color w:val="595959"/>
+          <w:sz w:val="18"/>
+          <w:szCs w:val="18"/>
+        </w:rPr>
+        <w:t xml:space="preserve">Sélecteur de thème (barre latérale)</w:t>
+      </w:r>
+    </w:p>
+    <w:p>
+      <w:pPr>
+        <w:keepNext/>
+        <w:spacing w:after="40" w:before="60"/>
+        <w:jc w:val="center"/>
+      </w:pPr>
+      <w:r>
+        <w:drawing>
+          <wp:inline distT="0" distB="0" distL="0" distR="0">
+            <wp:extent cx="2095500" cy="4533900"/>
+            <wp:effectExtent t="0" r="0" b="0" l="0"/>
+            <wp:docPr id="20" name="p3_dark_mobile.png" descr="p3_dark_mobile.png" title="p3_dark_mobile.png"/>
+            <wp:cNvGraphicFramePr>
+              <a:graphicFrameLocks xmlns:a="http://schemas.openxmlformats.org/drawingml/2006/main" noChangeAspect="1"/>
+            </wp:cNvGraphicFramePr>
+            <a:graphic xmlns:a="http://schemas.openxmlformats.org/drawingml/2006/main">
+              <a:graphicData uri="http://schemas.openxmlformats.org/drawingml/2006/picture">
+                <pic:pic xmlns:pic="http://schemas.openxmlformats.org/drawingml/2006/picture">
+                  <pic:nvPicPr>
+                    <pic:cNvPr id="0" name="" descr=""/>
+                    <pic:cNvPicPr>
+                      <a:picLocks noChangeAspect="1" noChangeArrowheads="1"/>
+                    </pic:cNvPicPr>
+                  </pic:nvPicPr>
+                  <pic:blipFill>
+                    <a:blip r:embed="rId28" cstate="none"/>
+                    <a:srcRect/>
+                    <a:stretch>
+                      <a:fillRect/>
+                    </a:stretch>
+                  </pic:blipFill>
+                  <pic:spPr bwMode="auto">
+                    <a:xfrm>
+                      <a:off x="0" y="0"/>
+                      <a:ext cx="2095500" cy="4533900"/>
+                    </a:xfrm>
+                    <a:prstGeom prst="rect">
+                      <a:avLst/>
+                    </a:prstGeom>
+                  </pic:spPr>
+                </pic:pic>
+              </a:graphicData>
+            </a:graphic>
+          </wp:inline>
+        </w:drawing>
+      </w:r>
+    </w:p>
+    <w:p>
+      <w:pPr>
+        <w:spacing w:after="160" w:before="0" w:line="276"/>
+        <w:jc w:val="center"/>
+      </w:pPr>
+      <w:r>
+        <w:rPr>
+          <w:rFonts w:ascii="Calibri" w:cs="Calibri" w:eastAsia="Calibri" w:hAnsi="Calibri"/>
+          <w:i/>
+          <w:iCs/>
+          <w:color w:val="595959"/>
+          <w:sz w:val="18"/>
+          <w:szCs w:val="18"/>
+        </w:rPr>
+        <w:t xml:space="preserve">Liste des projets sur téléphone, en mode sombre</w:t>
+      </w:r>
+    </w:p>
+    <w:p>
+      <w:pPr>
+        <w:pStyle w:val="Heading2"/>
+        <w:keepNext/>
+      </w:pPr>
+      <w:r>
+        <w:t xml:space="preserve">8.3 Résumé hebdomadaire des alertes par e-mail</w:t>
+      </w:r>
+    </w:p>
+    <w:p>
+      <w:pPr>
+        <w:pStyle w:val="ListParagraph"/>
+        <w:numPr>
+          <w:ilvl w:val="0"/>
+          <w:numId w:val="2"/>
+        </w:numPr>
+        <w:spacing w:after="60" w:line="276"/>
+      </w:pPr>
+      <w:r>
+        <w:rPr>
+          <w:rFonts w:ascii="Calibri" w:cs="Calibri" w:eastAsia="Calibri" w:hAnsi="Calibri"/>
+          <w:sz w:val="21"/>
+          <w:szCs w:val="21"/>
+        </w:rPr>
+        <w:t xml:space="preserve">Chaque lundi à 8 h (heure de Casablanca), chaque chargé d'affaires actif ayant au moins une alerte sur ses dossiers reçoit un e-mail : alertes classées par gravité, avec pour chacune le dossier, le motif et un lien direct vers l'endroit où agir, puis un bouton vers la page des alertes. Aucun e-mail quand il n'y a rien à signaler ; 40 alertes détaillées au plus, le reste dans l'application.</w:t>
+      </w:r>
+    </w:p>
+    <w:p>
+      <w:pPr>
+        <w:pStyle w:val="ListParagraph"/>
+        <w:numPr>
+          <w:ilvl w:val="0"/>
+          <w:numId w:val="2"/>
+        </w:numPr>
+        <w:spacing w:after="60" w:line="276"/>
+      </w:pPr>
+      <w:r>
+        <w:rPr>
+          <w:rFonts w:ascii="Calibri" w:cs="Calibri" w:eastAsia="Calibri" w:hAnsi="Calibri"/>
+          <w:sz w:val="21"/>
+          <w:szCs w:val="21"/>
+        </w:rPr>
+        <w:t xml:space="preserve">Mêmes règles que la page « Alertes &amp; échéances » (une seule source). Contenu en texte brut et HTML, compatible avec les messageries ; tout le contenu saisi est échappé.</w:t>
+      </w:r>
+    </w:p>
+    <w:p>
+      <w:pPr>
+        <w:pStyle w:val="ListParagraph"/>
+        <w:numPr>
+          <w:ilvl w:val="0"/>
+          <w:numId w:val="2"/>
+        </w:numPr>
+        <w:spacing w:after="60" w:line="276"/>
+      </w:pPr>
+      <w:r>
+        <w:rPr>
+          <w:rFonts w:ascii="Calibri" w:cs="Calibri" w:eastAsia="Calibri" w:hAnsi="Calibri"/>
+          <w:sz w:val="21"/>
+          <w:szCs w:val="21"/>
+        </w:rPr>
+        <w:t xml:space="preserve">Tâche planifiée Vercel (vercel.json) protégée par un secret (CRON_SECRET, comparaison à temps constant ; sans secret, la tâche est refusée). Envoi par l'API Resend quand RESEND_API_KEY et MAIL_FROM sont renseignés ; sinon, la tâche calcule les résumés sans rien envoyer. Un appel « ?apercu=1 » renvoie le contenu sans envoi. Chaque exécution laisse une trace d'exploitation (nombre de destinataires, d'envois, d'erreurs).</w:t>
+      </w:r>
+    </w:p>
+    <w:p>
+      <w:pPr>
+        <w:pStyle w:val="ListParagraph"/>
+        <w:numPr>
+          <w:ilvl w:val="0"/>
+          <w:numId w:val="2"/>
+        </w:numPr>
+        <w:spacing w:after="60" w:line="276"/>
+      </w:pPr>
+      <w:r>
+        <w:rPr>
+          <w:rFonts w:ascii="Calibri" w:cs="Calibri" w:eastAsia="Calibri" w:hAnsi="Calibri"/>
+          <w:sz w:val="21"/>
+          <w:szCs w:val="21"/>
+        </w:rPr>
+        <w:t xml:space="preserve">Page « Résumé hebdomadaire par e-mail » (depuis Alertes) : aperçu exact de l'e-mail de l'utilisateur, et état de la configuration de l'envoi.</w:t>
+      </w:r>
+    </w:p>
+    <w:p>
+      <w:pPr>
+        <w:pStyle w:val="ListParagraph"/>
+        <w:numPr>
+          <w:ilvl w:val="0"/>
+          <w:numId w:val="2"/>
+        </w:numPr>
+        <w:spacing w:after="60" w:line="276"/>
+      </w:pPr>
+      <w:r>
+        <w:rPr>
+          <w:rFonts w:ascii="Calibri" w:cs="Calibri" w:eastAsia="Calibri" w:hAnsi="Calibri"/>
+          <w:sz w:val="21"/>
+          <w:szCs w:val="21"/>
+        </w:rPr>
+        <w:t xml:space="preserve">Sur la base de test : 1 chargé d'affaires, 14 alertes sur 10 dossiers. 8 tests couvrent le contenu, l'échappement, la limite, l'appel au fournisseur (succès, refus, panne réseau) et le contrôle du secret.</w:t>
+      </w:r>
+    </w:p>
+    <w:p>
+      <w:pPr>
+        <w:keepNext/>
+        <w:spacing w:after="40" w:before="60"/>
+        <w:jc w:val="center"/>
+      </w:pPr>
+      <w:r>
+        <w:drawing>
+          <wp:inline distT="0" distB="0" distL="0" distR="0">
+            <wp:extent cx="3619500" cy="2314575"/>
+            <wp:effectExtent t="0" r="0" b="0" l="0"/>
+            <wp:docPr id="21" name="p3_digest.png" descr="p3_digest.png" title="p3_digest.png"/>
+            <wp:cNvGraphicFramePr>
+              <a:graphicFrameLocks xmlns:a="http://schemas.openxmlformats.org/drawingml/2006/main" noChangeAspect="1"/>
+            </wp:cNvGraphicFramePr>
+            <a:graphic xmlns:a="http://schemas.openxmlformats.org/drawingml/2006/main">
+              <a:graphicData uri="http://schemas.openxmlformats.org/drawingml/2006/picture">
+                <pic:pic xmlns:pic="http://schemas.openxmlformats.org/drawingml/2006/picture">
+                  <pic:nvPicPr>
+                    <pic:cNvPr id="0" name="" descr=""/>
+                    <pic:cNvPicPr>
+                      <a:picLocks noChangeAspect="1" noChangeArrowheads="1"/>
+                    </pic:cNvPicPr>
+                  </pic:nvPicPr>
+                  <pic:blipFill>
+                    <a:blip r:embed="rId29" cstate="none"/>
+                    <a:srcRect/>
+                    <a:stretch>
+                      <a:fillRect/>
+                    </a:stretch>
+                  </pic:blipFill>
+                  <pic:spPr bwMode="auto">
+                    <a:xfrm>
+                      <a:off x="0" y="0"/>
+                      <a:ext cx="3619500" cy="2314575"/>
+                    </a:xfrm>
+                    <a:prstGeom prst="rect">
+                      <a:avLst/>
+                    </a:prstGeom>
+                  </pic:spPr>
+                </pic:pic>
+              </a:graphicData>
+            </a:graphic>
+          </wp:inline>
+        </w:drawing>
+      </w:r>
+    </w:p>
+    <w:p>
+      <w:pPr>
+        <w:spacing w:after="160" w:before="0" w:line="276"/>
+        <w:jc w:val="center"/>
+      </w:pPr>
+      <w:r>
+        <w:rPr>
+          <w:rFonts w:ascii="Calibri" w:cs="Calibri" w:eastAsia="Calibri" w:hAnsi="Calibri"/>
+          <w:i/>
+          <w:iCs/>
+          <w:color w:val="595959"/>
+          <w:sz w:val="18"/>
+          <w:szCs w:val="18"/>
+        </w:rPr>
+        <w:t xml:space="preserve">Aperçu du résumé hebdomadaire d'un chargé d'affaires</w:t>
+      </w:r>
+    </w:p>
+    <w:tbl>
+      <w:tblPr>
+        <w:tblW w:type="dxa" w:w="9638"/>
+        <w:tblBorders>
+          <w:top w:val="single" w:color="B45F06" w:sz="4"/>
+          <w:left w:val="single" w:color="B45F06" w:sz="4"/>
+          <w:bottom w:val="single" w:color="B45F06" w:sz="4"/>
+          <w:right w:val="single" w:color="B45F06" w:sz="4"/>
+          <w:insideH w:val="none"/>
+          <w:insideV w:val="none"/>
+        </w:tblBorders>
+      </w:tblPr>
+      <w:tblGrid>
+        <w:gridCol w:w="9638"/>
+      </w:tblGrid>
+      <w:tr>
+        <w:trPr>
+          <w:cantSplit/>
+        </w:trPr>
+        <w:tc>
+          <w:tcPr>
+            <w:tcW w:type="dxa" w:w="9638"/>
+            <w:shd w:fill="FFF4E5" w:color="auto" w:val="clear"/>
+            <w:tcMar>
+              <w:top w:type="dxa" w:w="100"/>
+              <w:left w:type="dxa" w:w="160"/>
+              <w:bottom w:type="dxa" w:w="100"/>
+              <w:right w:type="dxa" w:w="160"/>
+            </w:tcMar>
+          </w:tcPr>
+          <w:p>
+            <w:pPr>
+              <w:spacing w:after="40"/>
+            </w:pPr>
+            <w:r>
+              <w:rPr>
+                <w:rFonts w:ascii="Calibri" w:cs="Calibri" w:eastAsia="Calibri" w:hAnsi="Calibri"/>
+                <w:b/>
+                <w:bCs/>
+                <w:color w:val="B45F06"/>
+                <w:sz w:val="21"/>
+                <w:szCs w:val="21"/>
+              </w:rPr>
+              <w:t xml:space="preserve">À faire pour activer l'envoi en production</w:t>
+            </w:r>
+          </w:p>
+          <w:p>
+            <w:pPr>
+              <w:spacing w:after="40" w:line="276"/>
+            </w:pPr>
+            <w:r>
+              <w:rPr>
+                <w:rFonts w:ascii="Calibri" w:cs="Calibri" w:eastAsia="Calibri" w:hAnsi="Calibri"/>
+                <w:sz w:val="21"/>
+                <w:szCs w:val="21"/>
+              </w:rPr>
+              <w:t xml:space="preserve">Sur Vercel (Project Settings → Environment Variables) : CRON_SECRET (au moins 16 caractères), RESEND_API_KEY, MAIL_FROM (adresse d'un domaine vérifié chez le fournisseur) et, si le domaine diffère du domaine Vercel, APP_URL.</w:t>
+            </w:r>
+          </w:p>
+          <w:p>
+            <w:pPr>
+              <w:spacing w:after="40" w:line="276"/>
+            </w:pPr>
+            <w:r>
+              <w:rPr>
+                <w:rFonts w:ascii="Calibri" w:cs="Calibri" w:eastAsia="Calibri" w:hAnsi="Calibri"/>
+                <w:sz w:val="21"/>
+                <w:szCs w:val="21"/>
+              </w:rPr>
+              <w:t xml:space="preserve">Sans ces variables, rien n'est envoyé ; la tâche planifiée est refusée tant que CRON_SECRET manque.</w:t>
+            </w:r>
+          </w:p>
+        </w:tc>
+      </w:tr>
+    </w:tbl>
+    <w:p>
+      <w:pPr>
+        <w:pStyle w:val="Heading2"/>
+        <w:keepNext/>
+      </w:pPr>
+      <w:r>
+        <w:t xml:space="preserve">8.4 Tests de bout en bout</w:t>
+      </w:r>
+    </w:p>
+    <w:p>
+      <w:pPr>
+        <w:pStyle w:val="ListParagraph"/>
+        <w:numPr>
+          <w:ilvl w:val="0"/>
+          <w:numId w:val="2"/>
+        </w:numPr>
+        <w:spacing w:after="60" w:line="276"/>
+      </w:pPr>
+      <w:r>
+        <w:rPr>
+          <w:rFonts w:ascii="Calibri" w:cs="Calibri" w:eastAsia="Calibri" w:hAnsi="Calibri"/>
+          <w:sz w:val="21"/>
+          <w:szCs w:val="21"/>
+        </w:rPr>
+        <w:t xml:space="preserve">13 parcours Playwright dans un navigateur réel, sur grand écran et sur téléphone : pagination et taille de page ; recherche sans accents ; filtre « à rafraîchir » et tri par montant ; export CSV de la liste filtrée (toutes pages) ; création d'un projet avec erreurs sous les champs puis enregistrement ; onglets de la fiche par lien direct ; confirmation du rejet (focus sur « Annuler », Échap annule) ; alertes par gravité ; vue d'un chargé d'affaires et aperçu de son résumé ; tâche planifiée refusée sans secret ; bascule clair / sombre conservée ; menu en tiroir et cartes sur mobile.</w:t>
+      </w:r>
+    </w:p>
+    <w:p>
+      <w:pPr>
+        <w:pStyle w:val="ListParagraph"/>
+        <w:numPr>
+          <w:ilvl w:val="0"/>
+          <w:numId w:val="2"/>
+        </w:numPr>
+        <w:spacing w:after="60" w:line="276"/>
+      </w:pPr>
+      <w:r>
+        <w:rPr>
+          <w:rFonts w:ascii="Calibri" w:cs="Calibri" w:eastAsia="Calibri" w:hAnsi="Calibri"/>
+          <w:sz w:val="21"/>
+          <w:szCs w:val="21"/>
+        </w:rPr>
+        <w:t xml:space="preserve">Jeu de test reproductible (scripts/seed-e2e.ts) : 30 dossiers couvrant les segments, villes, décisions, classes, étapes, scores anciens et récents, événements, comités proches de l'expiration et équipements à échéance.</w:t>
+      </w:r>
+    </w:p>
+    <w:p>
+      <w:pPr>
+        <w:pStyle w:val="ListParagraph"/>
+        <w:numPr>
+          <w:ilvl w:val="0"/>
+          <w:numId w:val="2"/>
+        </w:numPr>
+        <w:spacing w:after="60" w:line="276"/>
+      </w:pPr>
+      <w:r>
+        <w:rPr>
+          <w:rFonts w:ascii="Calibri" w:cs="Calibri" w:eastAsia="Calibri" w:hAnsi="Calibri"/>
+          <w:sz w:val="21"/>
+          <w:szCs w:val="21"/>
+        </w:rPr>
+        <w:t xml:space="preserve">Connexion de test : identité fixée par E2E_AUTH_EMAIL, changeable par un cookie pour tester un autre profil. Elle n'existe qu'en mode développement : vérifié qu'un build de production lancé avec cette variable renvoie toujours vers la page de connexion.</w:t>
+      </w:r>
+    </w:p>
+    <w:p>
+      <w:pPr>
+        <w:pStyle w:val="ListParagraph"/>
+        <w:numPr>
+          <w:ilvl w:val="0"/>
+          <w:numId w:val="2"/>
+        </w:numPr>
+        <w:spacing w:after="60" w:line="276"/>
+      </w:pPr>
+      <w:r>
+        <w:rPr>
+          <w:rFonts w:ascii="Calibri" w:cs="Calibri" w:eastAsia="Calibri" w:hAnsi="Calibri"/>
+          <w:sz w:val="21"/>
+          <w:szCs w:val="21"/>
+        </w:rPr>
+        <w:t xml:space="preserve">Intégration continue : à chaque push, un job rejoue migrations, jeu de démonstration et jeu de test puis lance les tests d'intégration ; un second job lance les 13 parcours et conserve le rapport en cas d'échec.</w:t>
+      </w:r>
+    </w:p>
+    <w:p>
+      <w:pPr>
+        <w:pStyle w:val="ListParagraph"/>
+        <w:numPr>
+          <w:ilvl w:val="0"/>
+          <w:numId w:val="2"/>
+        </w:numPr>
+        <w:spacing w:after="60" w:line="276"/>
+      </w:pPr>
+      <w:r>
+        <w:rPr>
+          <w:rFonts w:ascii="Calibri" w:cs="Calibri" w:eastAsia="Calibri" w:hAnsi="Calibri"/>
+          <w:sz w:val="21"/>
+          <w:szCs w:val="21"/>
+        </w:rPr>
+        <w:t xml:space="preserve">Amélioration trouvée par ces tests : l'onglet choisi sur la fiche projet est désormais reporté dans l'adresse (?onglet=…) — le lien copié et le rechargement ouvrent le même onglet.</w:t>
+      </w:r>
+    </w:p>
+    <w:tbl>
+      <w:tblPr>
+        <w:tblW w:type="dxa" w:w="9638"/>
+        <w:tblBorders>
+          <w:top w:val="single" w:color="AEB6C6" w:sz="2"/>
+          <w:left w:val="single" w:color="AEB6C6" w:sz="2"/>
+          <w:bottom w:val="single" w:color="AEB6C6" w:sz="2"/>
+          <w:right w:val="single" w:color="AEB6C6" w:sz="2"/>
+          <w:insideH w:val="single" w:color="D0D6E2" w:sz="1"/>
+          <w:insideV w:val="single" w:color="D0D6E2" w:sz="1"/>
+        </w:tblBorders>
+      </w:tblPr>
+      <w:tblGrid>
+        <w:gridCol w:w="4638"/>
+        <w:gridCol w:w="2000"/>
+        <w:gridCol w:w="3000"/>
+      </w:tblGrid>
+      <w:tr>
+        <w:trPr>
+          <w:cantSplit/>
+          <w:tblHeader/>
+        </w:trPr>
+        <w:tc>
+          <w:tcPr>
+            <w:tcW w:type="dxa" w:w="4638"/>
+            <w:shd w:fill="2E5496" w:color="auto" w:val="clear"/>
+            <w:tcMar>
+              <w:top w:type="dxa" w:w="40"/>
+              <w:left w:type="dxa" w:w="80"/>
+              <w:bottom w:type="dxa" w:w="40"/>
+              <w:right w:type="dxa" w:w="80"/>
+            </w:tcMar>
+          </w:tcPr>
+          <w:p>
+            <w:pPr>
+              <w:spacing w:after="0" w:line="240"/>
+            </w:pPr>
+            <w:r>
+              <w:rPr>
+                <w:rFonts w:ascii="Calibri" w:cs="Calibri" w:eastAsia="Calibri" w:hAnsi="Calibri"/>
+                <w:b/>
+                <w:bCs/>
+                <w:color w:val="FFFFFF"/>
+                <w:sz w:val="18"/>
+                <w:szCs w:val="18"/>
+              </w:rPr>
+              <w:t xml:space="preserve">Suite</w:t>
+            </w:r>
+          </w:p>
+        </w:tc>
+        <w:tc>
+          <w:tcPr>
+            <w:tcW w:type="dxa" w:w="2000"/>
+            <w:shd w:fill="2E5496" w:color="auto" w:val="clear"/>
+            <w:tcMar>
+              <w:top w:type="dxa" w:w="40"/>
+              <w:left w:type="dxa" w:w="80"/>
+              <w:bottom w:type="dxa" w:w="40"/>
+              <w:right w:type="dxa" w:w="80"/>
+            </w:tcMar>
+          </w:tcPr>
+          <w:p>
+            <w:pPr>
+              <w:spacing w:after="0" w:line="240"/>
+            </w:pPr>
+            <w:r>
+              <w:rPr>
+                <w:rFonts w:ascii="Calibri" w:cs="Calibri" w:eastAsia="Calibri" w:hAnsi="Calibri"/>
+                <w:b/>
+                <w:bCs/>
+                <w:color w:val="FFFFFF"/>
+                <w:sz w:val="18"/>
+                <w:szCs w:val="18"/>
+              </w:rPr>
+              <w:t xml:space="preserve">Nombre</w:t>
+            </w:r>
+          </w:p>
+        </w:tc>
+        <w:tc>
+          <w:tcPr>
+            <w:tcW w:type="dxa" w:w="3000"/>
+            <w:shd w:fill="2E5496" w:color="auto" w:val="clear"/>
+            <w:tcMar>
+              <w:top w:type="dxa" w:w="40"/>
+              <w:left w:type="dxa" w:w="80"/>
+              <w:bottom w:type="dxa" w:w="40"/>
+              <w:right w:type="dxa" w:w="80"/>
+            </w:tcMar>
+          </w:tcPr>
+          <w:p>
+            <w:pPr>
+              <w:spacing w:after="0" w:line="240"/>
+            </w:pPr>
+            <w:r>
+              <w:rPr>
+                <w:rFonts w:ascii="Calibri" w:cs="Calibri" w:eastAsia="Calibri" w:hAnsi="Calibri"/>
+                <w:b/>
+                <w:bCs/>
+                <w:color w:val="FFFFFF"/>
+                <w:sz w:val="18"/>
+                <w:szCs w:val="18"/>
+              </w:rPr>
+              <w:t xml:space="preserve">Résultat</w:t>
+            </w:r>
+          </w:p>
+        </w:tc>
+      </w:tr>
+      <w:tr>
+        <w:trPr>
+          <w:cantSplit/>
+        </w:trPr>
+        <w:tc>
+          <w:tcPr>
+            <w:tcW w:type="dxa" w:w="4638"/>
+            <w:tcMar>
+              <w:top w:type="dxa" w:w="40"/>
+              <w:left w:type="dxa" w:w="80"/>
+              <w:bottom w:type="dxa" w:w="40"/>
+              <w:right w:type="dxa" w:w="80"/>
+            </w:tcMar>
+          </w:tcPr>
+          <w:p>
+            <w:pPr>
+              <w:spacing w:after="0" w:line="240"/>
+            </w:pPr>
+            <w:r>
+              <w:rPr>
+                <w:rFonts w:ascii="Calibri" w:cs="Calibri" w:eastAsia="Calibri" w:hAnsi="Calibri"/>
+                <w:b/>
+                <w:bCs/>
+                <w:sz w:val="18"/>
+                <w:szCs w:val="18"/>
+              </w:rPr>
+              <w:t xml:space="preserve">Tests unitaires (vitest)</w:t>
+            </w:r>
+          </w:p>
+        </w:tc>
+        <w:tc>
+          <w:tcPr>
+            <w:tcW w:type="dxa" w:w="2000"/>
+            <w:tcMar>
+              <w:top w:type="dxa" w:w="40"/>
+              <w:left w:type="dxa" w:w="80"/>
+              <w:bottom w:type="dxa" w:w="40"/>
+              <w:right w:type="dxa" w:w="80"/>
+            </w:tcMar>
+          </w:tcPr>
+          <w:p>
+            <w:pPr>
+              <w:spacing w:after="0" w:line="240"/>
+              <w:jc w:val="center"/>
+            </w:pPr>
+            <w:r>
+              <w:rPr>
+                <w:rFonts w:ascii="Calibri" w:cs="Calibri" w:eastAsia="Calibri" w:hAnsi="Calibri"/>
+                <w:b w:val="false"/>
+                <w:bCs w:val="false"/>
+                <w:sz w:val="18"/>
+                <w:szCs w:val="18"/>
+              </w:rPr>
+              <w:t xml:space="preserve">405 (+25)</w:t>
+            </w:r>
+          </w:p>
+        </w:tc>
+        <w:tc>
+          <w:tcPr>
+            <w:tcW w:type="dxa" w:w="3000"/>
+            <w:tcMar>
+              <w:top w:type="dxa" w:w="40"/>
+              <w:left w:type="dxa" w:w="80"/>
+              <w:bottom w:type="dxa" w:w="40"/>
+              <w:right w:type="dxa" w:w="80"/>
+            </w:tcMar>
+          </w:tcPr>
+          <w:p>
+            <w:pPr>
+              <w:spacing w:after="0" w:line="240"/>
+              <w:jc w:val="center"/>
+            </w:pPr>
+            <w:r>
+              <w:rPr>
+                <w:rFonts w:ascii="Calibri" w:cs="Calibri" w:eastAsia="Calibri" w:hAnsi="Calibri"/>
+                <w:b w:val="false"/>
+                <w:bCs w:val="false"/>
+                <w:sz w:val="18"/>
+                <w:szCs w:val="18"/>
+              </w:rPr>
+              <w:t xml:space="preserve">Tous réussis</w:t>
+            </w:r>
+          </w:p>
+        </w:tc>
+      </w:tr>
+      <w:tr>
+        <w:trPr>
+          <w:cantSplit/>
+        </w:trPr>
+        <w:tc>
+          <w:tcPr>
+            <w:tcW w:type="dxa" w:w="4638"/>
+            <w:shd w:fill="F2F5FB" w:color="auto" w:val="clear"/>
+            <w:tcMar>
+              <w:top w:type="dxa" w:w="40"/>
+              <w:left w:type="dxa" w:w="80"/>
+              <w:bottom w:type="dxa" w:w="40"/>
+              <w:right w:type="dxa" w:w="80"/>
+            </w:tcMar>
+          </w:tcPr>
+          <w:p>
+            <w:pPr>
+              <w:spacing w:after="0" w:line="240"/>
+            </w:pPr>
+            <w:r>
+              <w:rPr>
+                <w:rFonts w:ascii="Calibri" w:cs="Calibri" w:eastAsia="Calibri" w:hAnsi="Calibri"/>
+                <w:b/>
+                <w:bCs/>
+                <w:sz w:val="18"/>
+                <w:szCs w:val="18"/>
+              </w:rPr>
+              <w:t xml:space="preserve">Tests d'intégration (PostgreSQL réel)</w:t>
+            </w:r>
+          </w:p>
+        </w:tc>
+        <w:tc>
+          <w:tcPr>
+            <w:tcW w:type="dxa" w:w="2000"/>
+            <w:shd w:fill="F2F5FB" w:color="auto" w:val="clear"/>
+            <w:tcMar>
+              <w:top w:type="dxa" w:w="40"/>
+              <w:left w:type="dxa" w:w="80"/>
+              <w:bottom w:type="dxa" w:w="40"/>
+              <w:right w:type="dxa" w:w="80"/>
+            </w:tcMar>
+          </w:tcPr>
+          <w:p>
+            <w:pPr>
+              <w:spacing w:after="0" w:line="240"/>
+              <w:jc w:val="center"/>
+            </w:pPr>
+            <w:r>
+              <w:rPr>
+                <w:rFonts w:ascii="Calibri" w:cs="Calibri" w:eastAsia="Calibri" w:hAnsi="Calibri"/>
+                <w:b w:val="false"/>
+                <w:bCs w:val="false"/>
+                <w:sz w:val="18"/>
+                <w:szCs w:val="18"/>
+              </w:rPr>
+              <w:t xml:space="preserve">4</w:t>
+            </w:r>
+          </w:p>
+        </w:tc>
+        <w:tc>
+          <w:tcPr>
+            <w:tcW w:type="dxa" w:w="3000"/>
+            <w:shd w:fill="F2F5FB" w:color="auto" w:val="clear"/>
+            <w:tcMar>
+              <w:top w:type="dxa" w:w="40"/>
+              <w:left w:type="dxa" w:w="80"/>
+              <w:bottom w:type="dxa" w:w="40"/>
+              <w:right w:type="dxa" w:w="80"/>
+            </w:tcMar>
+          </w:tcPr>
+          <w:p>
+            <w:pPr>
+              <w:spacing w:after="0" w:line="240"/>
+              <w:jc w:val="center"/>
+            </w:pPr>
+            <w:r>
+              <w:rPr>
+                <w:rFonts w:ascii="Calibri" w:cs="Calibri" w:eastAsia="Calibri" w:hAnsi="Calibri"/>
+                <w:b w:val="false"/>
+                <w:bCs w:val="false"/>
+                <w:sz w:val="18"/>
+                <w:szCs w:val="18"/>
+              </w:rPr>
+              <w:t xml:space="preserve">Tous réussis</w:t>
+            </w:r>
+          </w:p>
+        </w:tc>
+      </w:tr>
+      <w:tr>
+        <w:trPr>
+          <w:cantSplit/>
+        </w:trPr>
+        <w:tc>
+          <w:tcPr>
+            <w:tcW w:type="dxa" w:w="4638"/>
+            <w:tcMar>
+              <w:top w:type="dxa" w:w="40"/>
+              <w:left w:type="dxa" w:w="80"/>
+              <w:bottom w:type="dxa" w:w="40"/>
+              <w:right w:type="dxa" w:w="80"/>
+            </w:tcMar>
+          </w:tcPr>
+          <w:p>
+            <w:pPr>
+              <w:spacing w:after="0" w:line="240"/>
+            </w:pPr>
+            <w:r>
+              <w:rPr>
+                <w:rFonts w:ascii="Calibri" w:cs="Calibri" w:eastAsia="Calibri" w:hAnsi="Calibri"/>
+                <w:b/>
+                <w:bCs/>
+                <w:sz w:val="18"/>
+                <w:szCs w:val="18"/>
+              </w:rPr>
+              <w:t xml:space="preserve">Tests de bout en bout (Playwright)</w:t>
+            </w:r>
+          </w:p>
+        </w:tc>
+        <w:tc>
+          <w:tcPr>
+            <w:tcW w:type="dxa" w:w="2000"/>
+            <w:tcMar>
+              <w:top w:type="dxa" w:w="40"/>
+              <w:left w:type="dxa" w:w="80"/>
+              <w:bottom w:type="dxa" w:w="40"/>
+              <w:right w:type="dxa" w:w="80"/>
+            </w:tcMar>
+          </w:tcPr>
+          <w:p>
+            <w:pPr>
+              <w:spacing w:after="0" w:line="240"/>
+              <w:jc w:val="center"/>
+            </w:pPr>
+            <w:r>
+              <w:rPr>
+                <w:rFonts w:ascii="Calibri" w:cs="Calibri" w:eastAsia="Calibri" w:hAnsi="Calibri"/>
+                <w:b w:val="false"/>
+                <w:bCs w:val="false"/>
+                <w:sz w:val="18"/>
+                <w:szCs w:val="18"/>
+              </w:rPr>
+              <w:t xml:space="preserve">13</w:t>
+            </w:r>
+          </w:p>
+        </w:tc>
+        <w:tc>
+          <w:tcPr>
+            <w:tcW w:type="dxa" w:w="3000"/>
+            <w:tcMar>
+              <w:top w:type="dxa" w:w="40"/>
+              <w:left w:type="dxa" w:w="80"/>
+              <w:bottom w:type="dxa" w:w="40"/>
+              <w:right w:type="dxa" w:w="80"/>
+            </w:tcMar>
+          </w:tcPr>
+          <w:p>
+            <w:pPr>
+              <w:spacing w:after="0" w:line="240"/>
+              <w:jc w:val="center"/>
+            </w:pPr>
+            <w:r>
+              <w:rPr>
+                <w:rFonts w:ascii="Calibri" w:cs="Calibri" w:eastAsia="Calibri" w:hAnsi="Calibri"/>
+                <w:b w:val="false"/>
+                <w:bCs w:val="false"/>
+                <w:sz w:val="18"/>
+                <w:szCs w:val="18"/>
+              </w:rPr>
+              <w:t xml:space="preserve">Tous réussis</w:t>
+            </w:r>
+          </w:p>
+        </w:tc>
+      </w:tr>
+      <w:tr>
+        <w:trPr>
+          <w:cantSplit/>
+        </w:trPr>
+        <w:tc>
+          <w:tcPr>
+            <w:tcW w:type="dxa" w:w="4638"/>
+            <w:shd w:fill="F2F5FB" w:color="auto" w:val="clear"/>
+            <w:tcMar>
+              <w:top w:type="dxa" w:w="40"/>
+              <w:left w:type="dxa" w:w="80"/>
+              <w:bottom w:type="dxa" w:w="40"/>
+              <w:right w:type="dxa" w:w="80"/>
+            </w:tcMar>
+          </w:tcPr>
+          <w:p>
+            <w:pPr>
+              <w:spacing w:after="0" w:line="240"/>
+            </w:pPr>
+            <w:r>
+              <w:rPr>
+                <w:rFonts w:ascii="Calibri" w:cs="Calibri" w:eastAsia="Calibri" w:hAnsi="Calibri"/>
+                <w:b/>
+                <w:bCs/>
+                <w:sz w:val="18"/>
+                <w:szCs w:val="18"/>
+              </w:rPr>
+              <w:t xml:space="preserve">Typage, lint, build de production</w:t>
+            </w:r>
+          </w:p>
+        </w:tc>
+        <w:tc>
+          <w:tcPr>
+            <w:tcW w:type="dxa" w:w="2000"/>
+            <w:shd w:fill="F2F5FB" w:color="auto" w:val="clear"/>
+            <w:tcMar>
+              <w:top w:type="dxa" w:w="40"/>
+              <w:left w:type="dxa" w:w="80"/>
+              <w:bottom w:type="dxa" w:w="40"/>
+              <w:right w:type="dxa" w:w="80"/>
+            </w:tcMar>
+          </w:tcPr>
+          <w:p>
+            <w:pPr>
+              <w:spacing w:after="0" w:line="240"/>
+              <w:jc w:val="center"/>
+            </w:pPr>
+            <w:r>
+              <w:rPr>
+                <w:rFonts w:ascii="Calibri" w:cs="Calibri" w:eastAsia="Calibri" w:hAnsi="Calibri"/>
+                <w:b w:val="false"/>
+                <w:bCs w:val="false"/>
+                <w:sz w:val="18"/>
+                <w:szCs w:val="18"/>
+              </w:rPr>
+              <w:t xml:space="preserve">—</w:t>
+            </w:r>
+          </w:p>
+        </w:tc>
+        <w:tc>
+          <w:tcPr>
+            <w:tcW w:type="dxa" w:w="3000"/>
+            <w:shd w:fill="F2F5FB" w:color="auto" w:val="clear"/>
+            <w:tcMar>
+              <w:top w:type="dxa" w:w="40"/>
+              <w:left w:type="dxa" w:w="80"/>
+              <w:bottom w:type="dxa" w:w="40"/>
+              <w:right w:type="dxa" w:w="80"/>
+            </w:tcMar>
+          </w:tcPr>
+          <w:p>
+            <w:pPr>
+              <w:spacing w:after="0" w:line="240"/>
+              <w:jc w:val="center"/>
+            </w:pPr>
+            <w:r>
+              <w:rPr>
+                <w:rFonts w:ascii="Calibri" w:cs="Calibri" w:eastAsia="Calibri" w:hAnsi="Calibri"/>
+                <w:b w:val="false"/>
+                <w:bCs w:val="false"/>
+                <w:sz w:val="18"/>
+                <w:szCs w:val="18"/>
+              </w:rPr>
+              <w:t xml:space="preserve">Sans erreur</w:t>
+            </w:r>
+          </w:p>
+        </w:tc>
+      </w:tr>
+    </w:tbl>
+    <w:p>
+      <w:r>
+        <w:br w:type="page"/>
+      </w:r>
+    </w:p>
+    <w:p>
+      <w:pPr>
+        <w:pStyle w:val="Heading1"/>
+      </w:pPr>
+      <w:r>
         <w:t xml:space="preserve">Annexe — Fichiers modifiés</w:t>
       </w:r>
     </w:p>
@@ -5744,10 +6995,358 @@
           </w:p>
         </w:tc>
       </w:tr>
+      <w:tr>
+        <w:trPr>
+          <w:cantSplit/>
+        </w:trPr>
+        <w:tc>
+          <w:tcPr>
+            <w:tcW w:type="dxa" w:w="3800"/>
+            <w:tcMar>
+              <w:top w:type="dxa" w:w="40"/>
+              <w:left w:type="dxa" w:w="80"/>
+              <w:bottom w:type="dxa" w:w="40"/>
+              <w:right w:type="dxa" w:w="80"/>
+            </w:tcMar>
+          </w:tcPr>
+          <w:p>
+            <w:pPr>
+              <w:spacing w:after="0" w:line="240"/>
+            </w:pPr>
+            <w:r>
+              <w:rPr>
+                <w:rFonts w:ascii="Calibri" w:cs="Calibri" w:eastAsia="Calibri" w:hAnsi="Calibri"/>
+                <w:b w:val="false"/>
+                <w:bCs w:val="false"/>
+                <w:sz w:val="18"/>
+                <w:szCs w:val="18"/>
+              </w:rPr>
+              <w:t xml:space="preserve">server/services/projectList.ts, lib/projectFilters.ts, app/projects/page.tsx, app/api/export/projects</w:t>
+            </w:r>
+          </w:p>
+        </w:tc>
+        <w:tc>
+          <w:tcPr>
+            <w:tcW w:type="dxa" w:w="5838"/>
+            <w:tcMar>
+              <w:top w:type="dxa" w:w="40"/>
+              <w:left w:type="dxa" w:w="80"/>
+              <w:bottom w:type="dxa" w:w="40"/>
+              <w:right w:type="dxa" w:w="80"/>
+            </w:tcMar>
+          </w:tcPr>
+          <w:p>
+            <w:pPr>
+              <w:spacing w:after="0" w:line="240"/>
+            </w:pPr>
+            <w:r>
+              <w:rPr>
+                <w:rFonts w:ascii="Calibri" w:cs="Calibri" w:eastAsia="Calibri" w:hAnsi="Calibri"/>
+                <w:b w:val="false"/>
+                <w:bCs w:val="false"/>
+                <w:sz w:val="18"/>
+                <w:szCs w:val="18"/>
+              </w:rPr>
+              <w:t xml:space="preserve">Liste filtrée, triée et paginée par la base ; export sur la même requête.</w:t>
+            </w:r>
+          </w:p>
+        </w:tc>
+      </w:tr>
+      <w:tr>
+        <w:trPr>
+          <w:cantSplit/>
+        </w:trPr>
+        <w:tc>
+          <w:tcPr>
+            <w:tcW w:type="dxa" w:w="3800"/>
+            <w:shd w:fill="F2F5FB" w:color="auto" w:val="clear"/>
+            <w:tcMar>
+              <w:top w:type="dxa" w:w="40"/>
+              <w:left w:type="dxa" w:w="80"/>
+              <w:bottom w:type="dxa" w:w="40"/>
+              <w:right w:type="dxa" w:w="80"/>
+            </w:tcMar>
+          </w:tcPr>
+          <w:p>
+            <w:pPr>
+              <w:spacing w:after="0" w:line="240"/>
+            </w:pPr>
+            <w:r>
+              <w:rPr>
+                <w:rFonts w:ascii="Calibri" w:cs="Calibri" w:eastAsia="Calibri" w:hAnsi="Calibri"/>
+                <w:b w:val="false"/>
+                <w:bCs w:val="false"/>
+                <w:sz w:val="18"/>
+                <w:szCs w:val="18"/>
+              </w:rPr>
+              <w:t xml:space="preserve">tests/integration, vitest.integration.config.ts, scripts/seed-e2e.ts</w:t>
+            </w:r>
+          </w:p>
+        </w:tc>
+        <w:tc>
+          <w:tcPr>
+            <w:tcW w:type="dxa" w:w="5838"/>
+            <w:shd w:fill="F2F5FB" w:color="auto" w:val="clear"/>
+            <w:tcMar>
+              <w:top w:type="dxa" w:w="40"/>
+              <w:left w:type="dxa" w:w="80"/>
+              <w:bottom w:type="dxa" w:w="40"/>
+              <w:right w:type="dxa" w:w="80"/>
+            </w:tcMar>
+          </w:tcPr>
+          <w:p>
+            <w:pPr>
+              <w:spacing w:after="0" w:line="240"/>
+            </w:pPr>
+            <w:r>
+              <w:rPr>
+                <w:rFonts w:ascii="Calibri" w:cs="Calibri" w:eastAsia="Calibri" w:hAnsi="Calibri"/>
+                <w:b w:val="false"/>
+                <w:bCs w:val="false"/>
+                <w:sz w:val="18"/>
+                <w:szCs w:val="18"/>
+              </w:rPr>
+              <w:t xml:space="preserve">Tests d'intégration sur base réelle ; jeu de test de 30 dossiers.</w:t>
+            </w:r>
+          </w:p>
+        </w:tc>
+      </w:tr>
+      <w:tr>
+        <w:trPr>
+          <w:cantSplit/>
+        </w:trPr>
+        <w:tc>
+          <w:tcPr>
+            <w:tcW w:type="dxa" w:w="3800"/>
+            <w:tcMar>
+              <w:top w:type="dxa" w:w="40"/>
+              <w:left w:type="dxa" w:w="80"/>
+              <w:bottom w:type="dxa" w:w="40"/>
+              <w:right w:type="dxa" w:w="80"/>
+            </w:tcMar>
+          </w:tcPr>
+          <w:p>
+            <w:pPr>
+              <w:spacing w:after="0" w:line="240"/>
+            </w:pPr>
+            <w:r>
+              <w:rPr>
+                <w:rFonts w:ascii="Calibri" w:cs="Calibri" w:eastAsia="Calibri" w:hAnsi="Calibri"/>
+                <w:b w:val="false"/>
+                <w:bCs w:val="false"/>
+                <w:sz w:val="18"/>
+                <w:szCs w:val="18"/>
+              </w:rPr>
+              <w:t xml:space="preserve">lib/themePalette.ts, lib/theme.ts, components/ThemeToggle.tsx, tailwind.config.ts, app/globals.css, app/layout.tsx, tests/theme.test.ts</w:t>
+            </w:r>
+          </w:p>
+        </w:tc>
+        <w:tc>
+          <w:tcPr>
+            <w:tcW w:type="dxa" w:w="5838"/>
+            <w:tcMar>
+              <w:top w:type="dxa" w:w="40"/>
+              <w:left w:type="dxa" w:w="80"/>
+              <w:bottom w:type="dxa" w:w="40"/>
+              <w:right w:type="dxa" w:w="80"/>
+            </w:tcMar>
+          </w:tcPr>
+          <w:p>
+            <w:pPr>
+              <w:spacing w:after="0" w:line="240"/>
+            </w:pPr>
+            <w:r>
+              <w:rPr>
+                <w:rFonts w:ascii="Calibri" w:cs="Calibri" w:eastAsia="Calibri" w:hAnsi="Calibri"/>
+                <w:b w:val="false"/>
+                <w:bCs w:val="false"/>
+                <w:sz w:val="18"/>
+                <w:szCs w:val="18"/>
+              </w:rPr>
+              <w:t xml:space="preserve">Mode sombre, choix du thème, contrôle des contrastes.</w:t>
+            </w:r>
+          </w:p>
+        </w:tc>
+      </w:tr>
+      <w:tr>
+        <w:trPr>
+          <w:cantSplit/>
+        </w:trPr>
+        <w:tc>
+          <w:tcPr>
+            <w:tcW w:type="dxa" w:w="3800"/>
+            <w:shd w:fill="F2F5FB" w:color="auto" w:val="clear"/>
+            <w:tcMar>
+              <w:top w:type="dxa" w:w="40"/>
+              <w:left w:type="dxa" w:w="80"/>
+              <w:bottom w:type="dxa" w:w="40"/>
+              <w:right w:type="dxa" w:w="80"/>
+            </w:tcMar>
+          </w:tcPr>
+          <w:p>
+            <w:pPr>
+              <w:spacing w:after="0" w:line="240"/>
+            </w:pPr>
+            <w:r>
+              <w:rPr>
+                <w:rFonts w:ascii="Calibri" w:cs="Calibri" w:eastAsia="Calibri" w:hAnsi="Calibri"/>
+                <w:b w:val="false"/>
+                <w:bCs w:val="false"/>
+                <w:sz w:val="18"/>
+                <w:szCs w:val="18"/>
+              </w:rPr>
+              <w:t xml:space="preserve">lib/domain/alertDigest.ts, server/services/alertDigest.ts, server/services/mailer.ts, lib/cronAuth.ts, app/api/cron/alert-digest, app/alerts/resume, vercel.json, tests/alertDigest.test.ts</w:t>
+            </w:r>
+          </w:p>
+        </w:tc>
+        <w:tc>
+          <w:tcPr>
+            <w:tcW w:type="dxa" w:w="5838"/>
+            <w:shd w:fill="F2F5FB" w:color="auto" w:val="clear"/>
+            <w:tcMar>
+              <w:top w:type="dxa" w:w="40"/>
+              <w:left w:type="dxa" w:w="80"/>
+              <w:bottom w:type="dxa" w:w="40"/>
+              <w:right w:type="dxa" w:w="80"/>
+            </w:tcMar>
+          </w:tcPr>
+          <w:p>
+            <w:pPr>
+              <w:spacing w:after="0" w:line="240"/>
+            </w:pPr>
+            <w:r>
+              <w:rPr>
+                <w:rFonts w:ascii="Calibri" w:cs="Calibri" w:eastAsia="Calibri" w:hAnsi="Calibri"/>
+                <w:b w:val="false"/>
+                <w:bCs w:val="false"/>
+                <w:sz w:val="18"/>
+                <w:szCs w:val="18"/>
+              </w:rPr>
+              <w:t xml:space="preserve">Résumé hebdomadaire des alertes par e-mail.</w:t>
+            </w:r>
+          </w:p>
+        </w:tc>
+      </w:tr>
+      <w:tr>
+        <w:trPr>
+          <w:cantSplit/>
+        </w:trPr>
+        <w:tc>
+          <w:tcPr>
+            <w:tcW w:type="dxa" w:w="3800"/>
+            <w:tcMar>
+              <w:top w:type="dxa" w:w="40"/>
+              <w:left w:type="dxa" w:w="80"/>
+              <w:bottom w:type="dxa" w:w="40"/>
+              <w:right w:type="dxa" w:w="80"/>
+            </w:tcMar>
+          </w:tcPr>
+          <w:p>
+            <w:pPr>
+              <w:spacing w:after="0" w:line="240"/>
+            </w:pPr>
+            <w:r>
+              <w:rPr>
+                <w:rFonts w:ascii="Calibri" w:cs="Calibri" w:eastAsia="Calibri" w:hAnsi="Calibri"/>
+                <w:b w:val="false"/>
+                <w:bCs w:val="false"/>
+                <w:sz w:val="18"/>
+                <w:szCs w:val="18"/>
+              </w:rPr>
+              <w:t xml:space="preserve">playwright.config.ts, tests/e2e, lib/testAuth.ts, middleware.ts, .github/workflows/ci.yml</w:t>
+            </w:r>
+          </w:p>
+        </w:tc>
+        <w:tc>
+          <w:tcPr>
+            <w:tcW w:type="dxa" w:w="5838"/>
+            <w:tcMar>
+              <w:top w:type="dxa" w:w="40"/>
+              <w:left w:type="dxa" w:w="80"/>
+              <w:bottom w:type="dxa" w:w="40"/>
+              <w:right w:type="dxa" w:w="80"/>
+            </w:tcMar>
+          </w:tcPr>
+          <w:p>
+            <w:pPr>
+              <w:spacing w:after="0" w:line="240"/>
+            </w:pPr>
+            <w:r>
+              <w:rPr>
+                <w:rFonts w:ascii="Calibri" w:cs="Calibri" w:eastAsia="Calibri" w:hAnsi="Calibri"/>
+                <w:b w:val="false"/>
+                <w:bCs w:val="false"/>
+                <w:sz w:val="18"/>
+                <w:szCs w:val="18"/>
+              </w:rPr>
+              <w:t xml:space="preserve">Tests de bout en bout, identité de test hors production, jobs CI.</w:t>
+            </w:r>
+          </w:p>
+        </w:tc>
+      </w:tr>
+      <w:tr>
+        <w:trPr>
+          <w:cantSplit/>
+        </w:trPr>
+        <w:tc>
+          <w:tcPr>
+            <w:tcW w:type="dxa" w:w="3800"/>
+            <w:shd w:fill="F2F5FB" w:color="auto" w:val="clear"/>
+            <w:tcMar>
+              <w:top w:type="dxa" w:w="40"/>
+              <w:left w:type="dxa" w:w="80"/>
+              <w:bottom w:type="dxa" w:w="40"/>
+              <w:right w:type="dxa" w:w="80"/>
+            </w:tcMar>
+          </w:tcPr>
+          <w:p>
+            <w:pPr>
+              <w:spacing w:after="0" w:line="240"/>
+            </w:pPr>
+            <w:r>
+              <w:rPr>
+                <w:rFonts w:ascii="Calibri" w:cs="Calibri" w:eastAsia="Calibri" w:hAnsi="Calibri"/>
+                <w:b w:val="false"/>
+                <w:bCs w:val="false"/>
+                <w:sz w:val="18"/>
+                <w:szCs w:val="18"/>
+              </w:rPr>
+              <w:t xml:space="preserve">components/Tabs.tsx (UrlTabs)</w:t>
+            </w:r>
+          </w:p>
+        </w:tc>
+        <w:tc>
+          <w:tcPr>
+            <w:tcW w:type="dxa" w:w="5838"/>
+            <w:shd w:fill="F2F5FB" w:color="auto" w:val="clear"/>
+            <w:tcMar>
+              <w:top w:type="dxa" w:w="40"/>
+              <w:left w:type="dxa" w:w="80"/>
+              <w:bottom w:type="dxa" w:w="40"/>
+              <w:right w:type="dxa" w:w="80"/>
+            </w:tcMar>
+          </w:tcPr>
+          <w:p>
+            <w:pPr>
+              <w:spacing w:after="0" w:line="240"/>
+            </w:pPr>
+            <w:r>
+              <w:rPr>
+                <w:rFonts w:ascii="Calibri" w:cs="Calibri" w:eastAsia="Calibri" w:hAnsi="Calibri"/>
+                <w:b w:val="false"/>
+                <w:bCs w:val="false"/>
+                <w:sz w:val="18"/>
+                <w:szCs w:val="18"/>
+              </w:rPr>
+              <w:t xml:space="preserve">Onglet de la fiche reporté dans l'adresse.</w:t>
+            </w:r>
+          </w:p>
+        </w:tc>
+      </w:tr>
     </w:tbl>
     <w:sectPr>
-      <w:headerReference w:type="default" r:id="rId7"/>
-      <w:footerReference w:type="default" r:id="rId8"/>
+      <w:headerReference w:type="default" r:id="rId6"/>
+      <w:footerReference w:type="default" r:id="rId7"/>
       <w:pgSz w:w="11906" w:h="16838" w:orient="portrait"/>
       <w:pgMar w:top="1134" w:right="1134" w:bottom="1134" w:left="1134" w:header="708" w:footer="708" w:gutter="0"/>
       <w:pgNumType/>
@@ -5755,10 +7354,6 @@
     </w:sectPr>
   </w:body>
 </w:document>
-</file>
-
-<file path=word/comments.xml><?xml version="1.0" encoding="utf-8"?>
-<w:comments xmlns:cx="http://schemas.microsoft.com/office/drawing/2014/chartex" xmlns:cx1="http://schemas.microsoft.com/office/drawing/2015/9/8/chartex" xmlns:cx2="http://schemas.microsoft.com/office/drawing/2015/10/21/chartex" xmlns:cx3="http://schemas.microsoft.com/office/drawing/2016/5/9/chartex" xmlns:cx4="http://schemas.microsoft.com/office/drawing/2016/5/10/chartex" xmlns:cx5="http://schemas.microsoft.com/office/drawing/2016/5/11/chartex" xmlns:cx6="http://schemas.microsoft.com/office/drawing/2016/5/12/chartex" xmlns:cx7="http://schemas.microsoft.com/office/drawing/2016/5/13/chartex" xmlns:cx8="http://schemas.microsoft.com/office/drawing/2016/5/14/chartex" xmlns:mc="http://schemas.openxmlformats.org/markup-compatibility/2006" xmlns:aink="http://schemas.microsoft.com/office/drawing/2016/ink" xmlns:am3d="http://schemas.microsoft.com/office/drawing/2017/model3d" xmlns:o="urn:schemas-microsoft-com:office:office" xmlns:r="http://schemas.openxmlformats.org/officeDocument/2006/relationships" xmlns:m="http://schemas.openxmlformats.org/officeDocument/2006/math" xmlns:v="urn:schemas-microsoft-com:vml" xmlns:wp14="http://schemas.microsoft.com/office/word/2010/wordprocessingDrawing" xmlns:wp="http://schemas.openxmlformats.org/drawingml/2006/wordprocessingDrawing" xmlns:w10="urn:schemas-microsoft-com:office:word" xmlns:w="http://schemas.openxmlformats.org/wordprocessingml/2006/main" xmlns:w14="http://schemas.microsoft.com/office/word/2010/wordml" xmlns:w15="http://schemas.microsoft.com/office/word/2012/wordml" xmlns:w16cex="http://schemas.microsoft.com/office/word/2018/wordml/cex" xmlns:w16cid="http://schemas.microsoft.com/office/word/2016/wordml/cid" xmlns:w16="http://schemas.microsoft.com/office/word/2018/wordml" xmlns:w16sdtdh="http://schemas.microsoft.com/office/word/2020/wordml/sdtdatahash" xmlns:w16se="http://schemas.microsoft.com/office/word/2015/wordml/symex" xmlns:wpg="http://schemas.microsoft.com/office/word/2010/wordprocessingGroup" xmlns:wpi="http://schemas.microsoft.com/office/word/2010/wordprocessingInk" xmlns:wne="http://schemas.microsoft.com/office/word/2006/wordml" xmlns:wps="http://schemas.microsoft.com/office/word/2010/wordprocessingShape"/>
 </file>
 
 <file path=word/endnotes.xml><?xml version="1.0" encoding="utf-8"?>
@@ -5914,7 +7509,7 @@
 <w:numbering xmlns:wpc="http://schemas.microsoft.com/office/word/2010/wordprocessingCanvas" xmlns:mc="http://schemas.openxmlformats.org/markup-compatibility/2006" xmlns:o="urn:schemas-microsoft-com:office:office" xmlns:r="http://schemas.openxmlformats.org/officeDocument/2006/relationships" xmlns:m="http://schemas.openxmlformats.org/officeDocument/2006/math" xmlns:v="urn:schemas-microsoft-com:vml" xmlns:wp14="http://schemas.microsoft.com/office/word/2010/wordprocessingDrawing" xmlns:wp="http://schemas.openxmlformats.org/drawingml/2006/wordprocessingDrawing" xmlns:w10="urn:schemas-microsoft-com:office:word" xmlns:w="http://schemas.openxmlformats.org/wordprocessingml/2006/main" xmlns:w14="http://schemas.microsoft.com/office/word/2010/wordml" xmlns:w15="http://schemas.microsoft.com/office/word/2012/wordml" xmlns:wpg="http://schemas.microsoft.com/office/word/2010/wordprocessingGroup" xmlns:wpi="http://schemas.microsoft.com/office/word/2010/wordprocessingInk" xmlns:wne="http://schemas.microsoft.com/office/word/2006/wordml" xmlns:wps="http://schemas.microsoft.com/office/word/2010/wordprocessingShape" mc:Ignorable="w14 w15 wp14">
   <w:abstractNum w:abstractNumId="1" w15:restartNumberingAfterBreak="0">
     <w:multiLevelType w:val="hybridMultilevel"/>
-    <w:lvl w:ilvl="0" w15:tentative="1">
+    <w:lvl w:ilvl="0" w:tentative="1">
       <w:start w:val="1"/>
       <w:numFmt w:val="bullet"/>
       <w:lvlText w:val="●"/>
@@ -5923,7 +7518,7 @@
         <w:ind w:left="720" w:hanging="360"/>
       </w:pPr>
     </w:lvl>
-    <w:lvl w:ilvl="1" w15:tentative="1">
+    <w:lvl w:ilvl="1" w:tentative="1">
       <w:start w:val="1"/>
       <w:numFmt w:val="bullet"/>
       <w:lvlText w:val="○"/>
@@ -5932,7 +7527,7 @@
         <w:ind w:left="1440" w:hanging="360"/>
       </w:pPr>
     </w:lvl>
-    <w:lvl w:ilvl="2" w15:tentative="1">
+    <w:lvl w:ilvl="2" w:tentative="1">
       <w:start w:val="1"/>
       <w:numFmt w:val="bullet"/>
       <w:lvlText w:val="■"/>
@@ -5941,7 +7536,7 @@
         <w:ind w:left="2160" w:hanging="360"/>
       </w:pPr>
     </w:lvl>
-    <w:lvl w:ilvl="3" w15:tentative="1">
+    <w:lvl w:ilvl="3" w:tentative="1">
       <w:start w:val="1"/>
       <w:numFmt w:val="bullet"/>
       <w:lvlText w:val="●"/>
@@ -5950,7 +7545,7 @@
         <w:ind w:left="2880" w:hanging="360"/>
       </w:pPr>
     </w:lvl>
-    <w:lvl w:ilvl="4" w15:tentative="1">
+    <w:lvl w:ilvl="4" w:tentative="1">
       <w:start w:val="1"/>
       <w:numFmt w:val="bullet"/>
       <w:lvlText w:val="○"/>
@@ -5959,7 +7554,7 @@
         <w:ind w:left="3600" w:hanging="360"/>
       </w:pPr>
     </w:lvl>
-    <w:lvl w:ilvl="5" w15:tentative="1">
+    <w:lvl w:ilvl="5" w:tentative="1">
       <w:start w:val="1"/>
       <w:numFmt w:val="bullet"/>
       <w:lvlText w:val="■"/>
@@ -5968,7 +7563,7 @@
         <w:ind w:left="4320" w:hanging="360"/>
       </w:pPr>
     </w:lvl>
-    <w:lvl w:ilvl="6" w15:tentative="1">
+    <w:lvl w:ilvl="6" w:tentative="1">
       <w:start w:val="1"/>
       <w:numFmt w:val="bullet"/>
       <w:lvlText w:val="●"/>
@@ -5977,7 +7572,7 @@
         <w:ind w:left="5040" w:hanging="360"/>
       </w:pPr>
     </w:lvl>
-    <w:lvl w:ilvl="7" w15:tentative="1">
+    <w:lvl w:ilvl="7" w:tentative="1">
       <w:start w:val="1"/>
       <w:numFmt w:val="bullet"/>
       <w:lvlText w:val="●"/>
@@ -5986,7 +7581,7 @@
         <w:ind w:left="5760" w:hanging="360"/>
       </w:pPr>
     </w:lvl>
-    <w:lvl w:ilvl="8" w15:tentative="1">
+    <w:lvl w:ilvl="8" w:tentative="1">
       <w:start w:val="1"/>
       <w:numFmt w:val="bullet"/>
       <w:lvlText w:val="●"/>
@@ -5998,7 +7593,7 @@
   </w:abstractNum>
   <w:abstractNum w:abstractNumId="2" w15:restartNumberingAfterBreak="0">
     <w:multiLevelType w:val="hybridMultilevel"/>
-    <w:lvl w:ilvl="0" w15:tentative="1">
+    <w:lvl w:ilvl="0" w:tentative="1">
       <w:start w:val="1"/>
       <w:numFmt w:val="bullet"/>
       <w:lvlText w:val="•"/>
@@ -6036,6 +7631,10 @@
     </w:rPrDefault>
     <w:pPrDefault/>
   </w:docDefaults>
+  <w:style w:type="paragraph" w:styleId="Normal" w:default="1">
+    <w:name w:val="Normal"/>
+    <w:qFormat/>
+  </w:style>
   <w:style w:type="paragraph" w:styleId="Title">
     <w:name w:val="Title"/>
     <w:basedOn w:val="Normal"/>
@@ -6044,28 +7643,6 @@
     <w:rPr>
       <w:sz w:val="56"/>
       <w:szCs w:val="56"/>
-    </w:rPr>
-  </w:style>
-  <w:style w:type="paragraph" w:styleId="Heading1">
-    <w:name w:val="Heading 1"/>
-    <w:basedOn w:val="Normal"/>
-    <w:next w:val="Normal"/>
-    <w:qFormat/>
-    <w:rPr>
-      <w:color w:val="2E74B5"/>
-      <w:sz w:val="32"/>
-      <w:szCs w:val="32"/>
-    </w:rPr>
-  </w:style>
-  <w:style w:type="paragraph" w:styleId="Heading2">
-    <w:name w:val="Heading 2"/>
-    <w:basedOn w:val="Normal"/>
-    <w:next w:val="Normal"/>
-    <w:qFormat/>
-    <w:rPr>
-      <w:color w:val="2E74B5"/>
-      <w:sz w:val="26"/>
-      <w:szCs w:val="26"/>
     </w:rPr>
   </w:style>
   <w:style w:type="paragraph" w:styleId="Heading3">
@@ -6247,4 +7824,294 @@
     </w:rPr>
   </w:style>
 </w:styles>
+</file>
+
+<file path=word/theme/theme1.xml><?xml version="1.0" encoding="utf-8"?>
+<a:theme xmlns:a="http://schemas.openxmlformats.org/drawingml/2006/main" name="Office Theme">
+  <a:themeElements>
+    <a:clrScheme name="Office">
+      <a:dk1>
+        <a:sysClr val="windowText" lastClr="000000"/>
+      </a:dk1>
+      <a:lt1>
+        <a:sysClr val="window" lastClr="FFFFFF"/>
+      </a:lt1>
+      <a:dk2>
+        <a:srgbClr val="44546A"/>
+      </a:dk2>
+      <a:lt2>
+        <a:srgbClr val="E7E6E6"/>
+      </a:lt2>
+      <a:accent1>
+        <a:srgbClr val="4472C4"/>
+      </a:accent1>
+      <a:accent2>
+        <a:srgbClr val="ED7D31"/>
+      </a:accent2>
+      <a:accent3>
+        <a:srgbClr val="A5A5A5"/>
+      </a:accent3>
+      <a:accent4>
+        <a:srgbClr val="FFC000"/>
+      </a:accent4>
+      <a:accent5>
+        <a:srgbClr val="5B9BD5"/>
+      </a:accent5>
+      <a:accent6>
+        <a:srgbClr val="70AD47"/>
+      </a:accent6>
+      <a:hlink>
+        <a:srgbClr val="0563C1"/>
+      </a:hlink>
+      <a:folHlink>
+        <a:srgbClr val="954F72"/>
+      </a:folHlink>
+    </a:clrScheme>
+    <a:fontScheme name="Office">
+      <a:majorFont>
+        <a:latin typeface="Calibri Light" panose="020F0302020204030204"/>
+        <a:ea typeface=""/>
+        <a:cs typeface=""/>
+        <a:font script="Jpan" typeface="游ゴシック Light"/>
+        <a:font script="Hang" typeface="맑은 고딕"/>
+        <a:font script="Hans" typeface="等线 Light"/>
+        <a:font script="Hant" typeface="新細明體"/>
+        <a:font script="Arab" typeface="Times New Roman"/>
+        <a:font script="Hebr" typeface="Times New Roman"/>
+        <a:font script="Thai" typeface="Angsana New"/>
+        <a:font script="Ethi" typeface="Nyala"/>
+        <a:font script="Beng" typeface="Vrinda"/>
+        <a:font script="Gujr" typeface="Shruti"/>
+        <a:font script="Khmr" typeface="MoolBoran"/>
+        <a:font script="Knda" typeface="Tunga"/>
+        <a:font script="Guru" typeface="Raavi"/>
+        <a:font script="Cans" typeface="Euphemia"/>
+        <a:font script="Cher" typeface="Plantagenet Cherokee"/>
+        <a:font script="Yiii" typeface="Microsoft Yi Baiti"/>
+        <a:font script="Tibt" typeface="Microsoft Himalaya"/>
+        <a:font script="Thaa" typeface="MV Boli"/>
+        <a:font script="Deva" typeface="Mangal"/>
+        <a:font script="Telu" typeface="Gautami"/>
+        <a:font script="Taml" typeface="Latha"/>
+        <a:font script="Syrc" typeface="Estrangelo Edessa"/>
+        <a:font script="Orya" typeface="Kalinga"/>
+        <a:font script="Mlym" typeface="Kartika"/>
+        <a:font script="Laoo" typeface="DokChampa"/>
+        <a:font script="Sinh" typeface="Iskoola Pota"/>
+        <a:font script="Mong" typeface="Mongolian Baiti"/>
+        <a:font script="Viet" typeface="Times New Roman"/>
+        <a:font script="Uigh" typeface="Microsoft Uighur"/>
+        <a:font script="Geor" typeface="Sylfaen"/>
+        <a:font script="Armn" typeface="Arial"/>
+        <a:font script="Bugi" typeface="Leelawadee UI"/>
+        <a:font script="Bopo" typeface="Microsoft JhengHei"/>
+        <a:font script="Java" typeface="Javanese Text"/>
+        <a:font script="Lisu" typeface="Segoe UI"/>
+        <a:font script="Mymr" typeface="Myanmar Text"/>
+        <a:font script="Nkoo" typeface="Ebrima"/>
+        <a:font script="Olck" typeface="Nirmala UI"/>
+        <a:font script="Osma" typeface="Ebrima"/>
+        <a:font script="Phag" typeface="Phagspa"/>
+        <a:font script="Syrn" typeface="Estrangelo Edessa"/>
+        <a:font script="Syrj" typeface="Estrangelo Edessa"/>
+        <a:font script="Syre" typeface="Estrangelo Edessa"/>
+        <a:font script="Sora" typeface="Nirmala UI"/>
+        <a:font script="Tale" typeface="Microsoft Tai Le"/>
+        <a:font script="Talu" typeface="Microsoft New Tai Lue"/>
+        <a:font script="Tfng" typeface="Ebrima"/>
+      </a:majorFont>
+      <a:minorFont>
+        <a:latin typeface="Calibri" panose="020F0502020204030204"/>
+        <a:ea typeface=""/>
+        <a:cs typeface=""/>
+        <a:font script="Jpan" typeface="游明朝"/>
+        <a:font script="Hang" typeface="맑은 고딕"/>
+        <a:font script="Hans" typeface="等线"/>
+        <a:font script="Hant" typeface="新細明體"/>
+        <a:font script="Arab" typeface="Arial"/>
+        <a:font script="Hebr" typeface="Arial"/>
+        <a:font script="Thai" typeface="Cordia New"/>
+        <a:font script="Ethi" typeface="Nyala"/>
+        <a:font script="Beng" typeface="Vrinda"/>
+        <a:font script="Gujr" typeface="Shruti"/>
+        <a:font script="Khmr" typeface="DaunPenh"/>
+        <a:font script="Knda" typeface="Tunga"/>
+        <a:font script="Guru" typeface="Raavi"/>
+        <a:font script="Cans" typeface="Euphemia"/>
+        <a:font script="Cher" typeface="Plantagenet Cherokee"/>
+        <a:font script="Yiii" typeface="Microsoft Yi Baiti"/>
+        <a:font script="Tibt" typeface="Microsoft Himalaya"/>
+        <a:font script="Thaa" typeface="MV Boli"/>
+        <a:font script="Deva" typeface="Mangal"/>
+        <a:font script="Telu" typeface="Gautami"/>
+        <a:font script="Taml" typeface="Latha"/>
+        <a:font script="Syrc" typeface="Estrangelo Edessa"/>
+        <a:font script="Orya" typeface="Kalinga"/>
+        <a:font script="Mlym" typeface="Kartika"/>
+        <a:font script="Laoo" typeface="DokChampa"/>
+        <a:font script="Sinh" typeface="Iskoola Pota"/>
+        <a:font script="Mong" typeface="Mongolian Baiti"/>
+        <a:font script="Viet" typeface="Arial"/>
+        <a:font script="Uigh" typeface="Microsoft Uighur"/>
+        <a:font script="Geor" typeface="Sylfaen"/>
+        <a:font script="Armn" typeface="Arial"/>
+        <a:font script="Bugi" typeface="Leelawadee UI"/>
+        <a:font script="Bopo" typeface="Microsoft JhengHei"/>
+        <a:font script="Java" typeface="Javanese Text"/>
+        <a:font script="Lisu" typeface="Segoe UI"/>
+        <a:font script="Mymr" typeface="Myanmar Text"/>
+        <a:font script="Nkoo" typeface="Ebrima"/>
+        <a:font script="Olck" typeface="Nirmala UI"/>
+        <a:font script="Osma" typeface="Ebrima"/>
+        <a:font script="Phag" typeface="Phagspa"/>
+        <a:font script="Syrn" typeface="Estrangelo Edessa"/>
+        <a:font script="Syrj" typeface="Estrangelo Edessa"/>
+        <a:font script="Syre" typeface="Estrangelo Edessa"/>
+        <a:font script="Sora" typeface="Nirmala UI"/>
+        <a:font script="Tale" typeface="Microsoft Tai Le"/>
+        <a:font script="Talu" typeface="Microsoft New Tai Lue"/>
+        <a:font script="Tfng" typeface="Ebrima"/>
+      </a:minorFont>
+    </a:fontScheme>
+    <a:fmtScheme name="Office">
+      <a:fillStyleLst>
+        <a:solidFill>
+          <a:schemeClr val="phClr"/>
+        </a:solidFill>
+        <a:gradFill rotWithShape="true">
+          <a:gsLst>
+            <a:gs pos="0">
+              <a:schemeClr val="phClr">
+                <a:lumMod val="110000"/>
+                <a:satMod val="105000"/>
+                <a:tint val="67000"/>
+              </a:schemeClr>
+            </a:gs>
+            <a:gs pos="50000">
+              <a:schemeClr val="phClr">
+                <a:lumMod val="105000"/>
+                <a:satMod val="103000"/>
+                <a:tint val="73000"/>
+              </a:schemeClr>
+            </a:gs>
+            <a:gs pos="100000">
+              <a:schemeClr val="phClr">
+                <a:lumMod val="105000"/>
+                <a:satMod val="109000"/>
+                <a:tint val="81000"/>
+              </a:schemeClr>
+            </a:gs>
+          </a:gsLst>
+          <a:lin ang="5400000" scaled="false"/>
+        </a:gradFill>
+        <a:gradFill rotWithShape="true">
+          <a:gsLst>
+            <a:gs pos="0">
+              <a:schemeClr val="phClr">
+                <a:satMod val="103000"/>
+                <a:lumMod val="102000"/>
+                <a:tint val="94000"/>
+              </a:schemeClr>
+            </a:gs>
+            <a:gs pos="50000">
+              <a:schemeClr val="phClr">
+                <a:satMod val="110000"/>
+                <a:lumMod val="100000"/>
+                <a:shade val="100000"/>
+              </a:schemeClr>
+            </a:gs>
+            <a:gs pos="100000">
+              <a:schemeClr val="phClr">
+                <a:lumMod val="99000"/>
+                <a:satMod val="120000"/>
+                <a:shade val="78000"/>
+              </a:schemeClr>
+            </a:gs>
+          </a:gsLst>
+          <a:lin ang="5400000" scaled="false"/>
+        </a:gradFill>
+      </a:fillStyleLst>
+      <a:lnStyleLst>
+        <a:ln w="6350" cap="flat" cmpd="sng" algn="ctr">
+          <a:solidFill>
+            <a:schemeClr val="phClr"/>
+          </a:solidFill>
+          <a:prstDash val="solid"/>
+          <a:miter lim="800000"/>
+        </a:ln>
+        <a:ln w="12700" cap="flat" cmpd="sng" algn="ctr">
+          <a:solidFill>
+            <a:schemeClr val="phClr"/>
+          </a:solidFill>
+          <a:prstDash val="solid"/>
+          <a:miter lim="800000"/>
+        </a:ln>
+        <a:ln w="19050" cap="flat" cmpd="sng" algn="ctr">
+          <a:solidFill>
+            <a:schemeClr val="phClr"/>
+          </a:solidFill>
+          <a:prstDash val="solid"/>
+          <a:miter lim="800000"/>
+        </a:ln>
+      </a:lnStyleLst>
+      <a:effectStyleLst>
+        <a:effectStyle>
+          <a:effectLst/>
+        </a:effectStyle>
+        <a:effectStyle>
+          <a:effectLst/>
+        </a:effectStyle>
+        <a:effectStyle>
+          <a:effectLst>
+            <a:outerShdw blurRad="57150" dist="19050" dir="5400000" algn="ctr" rotWithShape="false">
+              <a:srgbClr val="000000">
+                <a:alpha val="63000"/>
+              </a:srgbClr>
+            </a:outerShdw>
+          </a:effectLst>
+        </a:effectStyle>
+      </a:effectStyleLst>
+      <a:bgFillStyleLst>
+        <a:solidFill>
+          <a:schemeClr val="phClr"/>
+        </a:solidFill>
+        <a:solidFill>
+          <a:schemeClr val="phClr">
+            <a:tint val="95000"/>
+            <a:satMod val="170000"/>
+          </a:schemeClr>
+        </a:solidFill>
+        <a:gradFill rotWithShape="true">
+          <a:gsLst>
+            <a:gs pos="0">
+              <a:schemeClr val="phClr">
+                <a:tint val="93000"/>
+                <a:satMod val="150000"/>
+                <a:shade val="98000"/>
+                <a:lumMod val="102000"/>
+              </a:schemeClr>
+            </a:gs>
+            <a:gs pos="50000">
+              <a:schemeClr val="phClr">
+                <a:tint val="98000"/>
+                <a:satMod val="130000"/>
+                <a:shade val="90000"/>
+                <a:lumMod val="103000"/>
+              </a:schemeClr>
+            </a:gs>
+            <a:gs pos="100000">
+              <a:schemeClr val="phClr">
+                <a:shade val="63000"/>
+                <a:satMod val="120000"/>
+              </a:schemeClr>
+            </a:gs>
+          </a:gsLst>
+          <a:lin ang="5400000" scaled="false"/>
+        </a:gradFill>
+      </a:bgFillStyleLst>
+    </a:fmtScheme>
+  </a:themeElements>
+  <a:objectDefaults/>
+  <a:extraClrSchemeLst/>
+</a:theme>
 </file>